--- a/deliverables/sanctions-module/Sanctions_Module_Epics_Tickets_Draft.docx
+++ b/deliverables/sanctions-module/Sanctions_Module_Epics_Tickets_Draft.docx
@@ -1281,6 +1281,70 @@
         <w:rPr>
           <w:b/>
         </w:rPr>
+        <w:t>Definition of Done:</w:t>
+      </w:r>
+    </w:p>
+    <w:p>
+      <w:pPr>
+        <w:pStyle w:val="ListBullet"/>
+      </w:pPr>
+      <w:r>
+        <w:t>Acceptance criteria above are met and verified</w:t>
+      </w:r>
+    </w:p>
+    <w:p>
+      <w:pPr>
+        <w:pStyle w:val="ListBullet"/>
+      </w:pPr>
+      <w:r>
+        <w:t>Code reviewed and approved</w:t>
+      </w:r>
+    </w:p>
+    <w:p>
+      <w:pPr>
+        <w:pStyle w:val="ListBullet"/>
+      </w:pPr>
+      <w:r>
+        <w:t>Automated tests (unit/integration) written and passing</w:t>
+      </w:r>
+    </w:p>
+    <w:p>
+      <w:pPr>
+        <w:pStyle w:val="ListBullet"/>
+      </w:pPr>
+      <w:r>
+        <w:t>No regression introduced in existing functionality</w:t>
+      </w:r>
+    </w:p>
+    <w:p>
+      <w:pPr>
+        <w:pStyle w:val="ListBullet"/>
+      </w:pPr>
+      <w:r>
+        <w:t>Relevant documentation updated</w:t>
+      </w:r>
+    </w:p>
+    <w:p>
+      <w:pPr>
+        <w:pStyle w:val="ListBullet"/>
+      </w:pPr>
+      <w:r>
+        <w:t>Deployed to staging/UAT and verified</w:t>
+      </w:r>
+    </w:p>
+    <w:p>
+      <w:pPr>
+        <w:pStyle w:val="ListBullet"/>
+      </w:pPr>
+      <w:r>
+        <w:t>Product Owner sign-off obtained</w:t>
+      </w:r>
+    </w:p>
+    <w:p>
+      <w:r>
+        <w:rPr>
+          <w:b/>
+        </w:rPr>
         <w:t xml:space="preserve">Notes: </w:t>
       </w:r>
       <w:r>
@@ -1360,6 +1424,70 @@
         <w:rPr>
           <w:b/>
         </w:rPr>
+        <w:t>Definition of Done:</w:t>
+      </w:r>
+    </w:p>
+    <w:p>
+      <w:pPr>
+        <w:pStyle w:val="ListBullet"/>
+      </w:pPr>
+      <w:r>
+        <w:t>Acceptance criteria above are met and verified</w:t>
+      </w:r>
+    </w:p>
+    <w:p>
+      <w:pPr>
+        <w:pStyle w:val="ListBullet"/>
+      </w:pPr>
+      <w:r>
+        <w:t>Code reviewed and approved</w:t>
+      </w:r>
+    </w:p>
+    <w:p>
+      <w:pPr>
+        <w:pStyle w:val="ListBullet"/>
+      </w:pPr>
+      <w:r>
+        <w:t>Automated tests (unit/integration) written and passing</w:t>
+      </w:r>
+    </w:p>
+    <w:p>
+      <w:pPr>
+        <w:pStyle w:val="ListBullet"/>
+      </w:pPr>
+      <w:r>
+        <w:t>No regression introduced in existing functionality</w:t>
+      </w:r>
+    </w:p>
+    <w:p>
+      <w:pPr>
+        <w:pStyle w:val="ListBullet"/>
+      </w:pPr>
+      <w:r>
+        <w:t>Relevant documentation updated</w:t>
+      </w:r>
+    </w:p>
+    <w:p>
+      <w:pPr>
+        <w:pStyle w:val="ListBullet"/>
+      </w:pPr>
+      <w:r>
+        <w:t>Deployed to staging/UAT and verified</w:t>
+      </w:r>
+    </w:p>
+    <w:p>
+      <w:pPr>
+        <w:pStyle w:val="ListBullet"/>
+      </w:pPr>
+      <w:r>
+        <w:t>Product Owner sign-off obtained</w:t>
+      </w:r>
+    </w:p>
+    <w:p>
+      <w:r>
+        <w:rPr>
+          <w:b/>
+        </w:rPr>
         <w:t xml:space="preserve">Notes: </w:t>
       </w:r>
       <w:r>
@@ -1431,6 +1559,70 @@
         <w:rPr>
           <w:b/>
         </w:rPr>
+        <w:t>Definition of Done:</w:t>
+      </w:r>
+    </w:p>
+    <w:p>
+      <w:pPr>
+        <w:pStyle w:val="ListBullet"/>
+      </w:pPr>
+      <w:r>
+        <w:t>Acceptance criteria above are met and verified</w:t>
+      </w:r>
+    </w:p>
+    <w:p>
+      <w:pPr>
+        <w:pStyle w:val="ListBullet"/>
+      </w:pPr>
+      <w:r>
+        <w:t>Code reviewed and approved</w:t>
+      </w:r>
+    </w:p>
+    <w:p>
+      <w:pPr>
+        <w:pStyle w:val="ListBullet"/>
+      </w:pPr>
+      <w:r>
+        <w:t>Automated tests (unit/integration) written and passing</w:t>
+      </w:r>
+    </w:p>
+    <w:p>
+      <w:pPr>
+        <w:pStyle w:val="ListBullet"/>
+      </w:pPr>
+      <w:r>
+        <w:t>No regression introduced in existing functionality</w:t>
+      </w:r>
+    </w:p>
+    <w:p>
+      <w:pPr>
+        <w:pStyle w:val="ListBullet"/>
+      </w:pPr>
+      <w:r>
+        <w:t>Relevant documentation updated</w:t>
+      </w:r>
+    </w:p>
+    <w:p>
+      <w:pPr>
+        <w:pStyle w:val="ListBullet"/>
+      </w:pPr>
+      <w:r>
+        <w:t>Deployed to staging/UAT and verified</w:t>
+      </w:r>
+    </w:p>
+    <w:p>
+      <w:pPr>
+        <w:pStyle w:val="ListBullet"/>
+      </w:pPr>
+      <w:r>
+        <w:t>Product Owner sign-off obtained</w:t>
+      </w:r>
+    </w:p>
+    <w:p>
+      <w:r>
+        <w:rPr>
+          <w:b/>
+        </w:rPr>
         <w:t xml:space="preserve">Notes: </w:t>
       </w:r>
       <w:r>
@@ -1510,6 +1702,70 @@
         <w:rPr>
           <w:b/>
         </w:rPr>
+        <w:t>Definition of Done:</w:t>
+      </w:r>
+    </w:p>
+    <w:p>
+      <w:pPr>
+        <w:pStyle w:val="ListBullet"/>
+      </w:pPr>
+      <w:r>
+        <w:t>Acceptance criteria above are met and verified</w:t>
+      </w:r>
+    </w:p>
+    <w:p>
+      <w:pPr>
+        <w:pStyle w:val="ListBullet"/>
+      </w:pPr>
+      <w:r>
+        <w:t>Code reviewed and approved</w:t>
+      </w:r>
+    </w:p>
+    <w:p>
+      <w:pPr>
+        <w:pStyle w:val="ListBullet"/>
+      </w:pPr>
+      <w:r>
+        <w:t>Automated tests (unit/integration) written and passing</w:t>
+      </w:r>
+    </w:p>
+    <w:p>
+      <w:pPr>
+        <w:pStyle w:val="ListBullet"/>
+      </w:pPr>
+      <w:r>
+        <w:t>No regression introduced in existing functionality</w:t>
+      </w:r>
+    </w:p>
+    <w:p>
+      <w:pPr>
+        <w:pStyle w:val="ListBullet"/>
+      </w:pPr>
+      <w:r>
+        <w:t>Relevant documentation updated</w:t>
+      </w:r>
+    </w:p>
+    <w:p>
+      <w:pPr>
+        <w:pStyle w:val="ListBullet"/>
+      </w:pPr>
+      <w:r>
+        <w:t>Deployed to staging/UAT and verified</w:t>
+      </w:r>
+    </w:p>
+    <w:p>
+      <w:pPr>
+        <w:pStyle w:val="ListBullet"/>
+      </w:pPr>
+      <w:r>
+        <w:t>Product Owner sign-off obtained</w:t>
+      </w:r>
+    </w:p>
+    <w:p>
+      <w:r>
+        <w:rPr>
+          <w:b/>
+        </w:rPr>
         <w:t xml:space="preserve">Notes: </w:t>
       </w:r>
       <w:r>
@@ -1610,6 +1866,70 @@
         <w:rPr>
           <w:b/>
         </w:rPr>
+        <w:t>Definition of Done:</w:t>
+      </w:r>
+    </w:p>
+    <w:p>
+      <w:pPr>
+        <w:pStyle w:val="ListBullet"/>
+      </w:pPr>
+      <w:r>
+        <w:t>Acceptance criteria above are met and verified</w:t>
+      </w:r>
+    </w:p>
+    <w:p>
+      <w:pPr>
+        <w:pStyle w:val="ListBullet"/>
+      </w:pPr>
+      <w:r>
+        <w:t>Code reviewed and approved</w:t>
+      </w:r>
+    </w:p>
+    <w:p>
+      <w:pPr>
+        <w:pStyle w:val="ListBullet"/>
+      </w:pPr>
+      <w:r>
+        <w:t>Automated tests (unit/integration) written and passing</w:t>
+      </w:r>
+    </w:p>
+    <w:p>
+      <w:pPr>
+        <w:pStyle w:val="ListBullet"/>
+      </w:pPr>
+      <w:r>
+        <w:t>No regression introduced in existing functionality</w:t>
+      </w:r>
+    </w:p>
+    <w:p>
+      <w:pPr>
+        <w:pStyle w:val="ListBullet"/>
+      </w:pPr>
+      <w:r>
+        <w:t>Relevant documentation updated</w:t>
+      </w:r>
+    </w:p>
+    <w:p>
+      <w:pPr>
+        <w:pStyle w:val="ListBullet"/>
+      </w:pPr>
+      <w:r>
+        <w:t>Deployed to staging/UAT and verified</w:t>
+      </w:r>
+    </w:p>
+    <w:p>
+      <w:pPr>
+        <w:pStyle w:val="ListBullet"/>
+      </w:pPr>
+      <w:r>
+        <w:t>Product Owner sign-off obtained</w:t>
+      </w:r>
+    </w:p>
+    <w:p>
+      <w:r>
+        <w:rPr>
+          <w:b/>
+        </w:rPr>
         <w:t xml:space="preserve">Notes: </w:t>
       </w:r>
       <w:r>
@@ -1689,6 +2009,70 @@
         <w:rPr>
           <w:b/>
         </w:rPr>
+        <w:t>Definition of Done:</w:t>
+      </w:r>
+    </w:p>
+    <w:p>
+      <w:pPr>
+        <w:pStyle w:val="ListBullet"/>
+      </w:pPr>
+      <w:r>
+        <w:t>Acceptance criteria above are met and verified</w:t>
+      </w:r>
+    </w:p>
+    <w:p>
+      <w:pPr>
+        <w:pStyle w:val="ListBullet"/>
+      </w:pPr>
+      <w:r>
+        <w:t>Code reviewed and approved</w:t>
+      </w:r>
+    </w:p>
+    <w:p>
+      <w:pPr>
+        <w:pStyle w:val="ListBullet"/>
+      </w:pPr>
+      <w:r>
+        <w:t>Automated tests (unit/integration) written and passing</w:t>
+      </w:r>
+    </w:p>
+    <w:p>
+      <w:pPr>
+        <w:pStyle w:val="ListBullet"/>
+      </w:pPr>
+      <w:r>
+        <w:t>No regression introduced in existing functionality</w:t>
+      </w:r>
+    </w:p>
+    <w:p>
+      <w:pPr>
+        <w:pStyle w:val="ListBullet"/>
+      </w:pPr>
+      <w:r>
+        <w:t>Relevant documentation updated</w:t>
+      </w:r>
+    </w:p>
+    <w:p>
+      <w:pPr>
+        <w:pStyle w:val="ListBullet"/>
+      </w:pPr>
+      <w:r>
+        <w:t>Deployed to staging/UAT and verified</w:t>
+      </w:r>
+    </w:p>
+    <w:p>
+      <w:pPr>
+        <w:pStyle w:val="ListBullet"/>
+      </w:pPr>
+      <w:r>
+        <w:t>Product Owner sign-off obtained</w:t>
+      </w:r>
+    </w:p>
+    <w:p>
+      <w:r>
+        <w:rPr>
+          <w:b/>
+        </w:rPr>
         <w:t xml:space="preserve">Notes: </w:t>
       </w:r>
       <w:r>
@@ -1760,6 +2144,70 @@
         <w:rPr>
           <w:b/>
         </w:rPr>
+        <w:t>Definition of Done:</w:t>
+      </w:r>
+    </w:p>
+    <w:p>
+      <w:pPr>
+        <w:pStyle w:val="ListBullet"/>
+      </w:pPr>
+      <w:r>
+        <w:t>Acceptance criteria above are met and verified</w:t>
+      </w:r>
+    </w:p>
+    <w:p>
+      <w:pPr>
+        <w:pStyle w:val="ListBullet"/>
+      </w:pPr>
+      <w:r>
+        <w:t>Code reviewed and approved</w:t>
+      </w:r>
+    </w:p>
+    <w:p>
+      <w:pPr>
+        <w:pStyle w:val="ListBullet"/>
+      </w:pPr>
+      <w:r>
+        <w:t>Automated tests (unit/integration) written and passing</w:t>
+      </w:r>
+    </w:p>
+    <w:p>
+      <w:pPr>
+        <w:pStyle w:val="ListBullet"/>
+      </w:pPr>
+      <w:r>
+        <w:t>No regression introduced in existing functionality</w:t>
+      </w:r>
+    </w:p>
+    <w:p>
+      <w:pPr>
+        <w:pStyle w:val="ListBullet"/>
+      </w:pPr>
+      <w:r>
+        <w:t>Relevant documentation updated</w:t>
+      </w:r>
+    </w:p>
+    <w:p>
+      <w:pPr>
+        <w:pStyle w:val="ListBullet"/>
+      </w:pPr>
+      <w:r>
+        <w:t>Deployed to staging/UAT and verified</w:t>
+      </w:r>
+    </w:p>
+    <w:p>
+      <w:pPr>
+        <w:pStyle w:val="ListBullet"/>
+      </w:pPr>
+      <w:r>
+        <w:t>Product Owner sign-off obtained</w:t>
+      </w:r>
+    </w:p>
+    <w:p>
+      <w:r>
+        <w:rPr>
+          <w:b/>
+        </w:rPr>
         <w:t xml:space="preserve">Notes: </w:t>
       </w:r>
       <w:r>
@@ -1839,6 +2287,70 @@
         <w:rPr>
           <w:b/>
         </w:rPr>
+        <w:t>Definition of Done:</w:t>
+      </w:r>
+    </w:p>
+    <w:p>
+      <w:pPr>
+        <w:pStyle w:val="ListBullet"/>
+      </w:pPr>
+      <w:r>
+        <w:t>Acceptance criteria above are met and verified</w:t>
+      </w:r>
+    </w:p>
+    <w:p>
+      <w:pPr>
+        <w:pStyle w:val="ListBullet"/>
+      </w:pPr>
+      <w:r>
+        <w:t>Code reviewed and approved</w:t>
+      </w:r>
+    </w:p>
+    <w:p>
+      <w:pPr>
+        <w:pStyle w:val="ListBullet"/>
+      </w:pPr>
+      <w:r>
+        <w:t>Automated tests (unit/integration) written and passing</w:t>
+      </w:r>
+    </w:p>
+    <w:p>
+      <w:pPr>
+        <w:pStyle w:val="ListBullet"/>
+      </w:pPr>
+      <w:r>
+        <w:t>No regression introduced in existing functionality</w:t>
+      </w:r>
+    </w:p>
+    <w:p>
+      <w:pPr>
+        <w:pStyle w:val="ListBullet"/>
+      </w:pPr>
+      <w:r>
+        <w:t>Relevant documentation updated</w:t>
+      </w:r>
+    </w:p>
+    <w:p>
+      <w:pPr>
+        <w:pStyle w:val="ListBullet"/>
+      </w:pPr>
+      <w:r>
+        <w:t>Deployed to staging/UAT and verified</w:t>
+      </w:r>
+    </w:p>
+    <w:p>
+      <w:pPr>
+        <w:pStyle w:val="ListBullet"/>
+      </w:pPr>
+      <w:r>
+        <w:t>Product Owner sign-off obtained</w:t>
+      </w:r>
+    </w:p>
+    <w:p>
+      <w:r>
+        <w:rPr>
+          <w:b/>
+        </w:rPr>
         <w:t xml:space="preserve">Notes: </w:t>
       </w:r>
       <w:r>
@@ -1947,6 +2459,70 @@
         <w:rPr>
           <w:b/>
         </w:rPr>
+        <w:t>Definition of Done:</w:t>
+      </w:r>
+    </w:p>
+    <w:p>
+      <w:pPr>
+        <w:pStyle w:val="ListBullet"/>
+      </w:pPr>
+      <w:r>
+        <w:t>Acceptance criteria above are met and verified</w:t>
+      </w:r>
+    </w:p>
+    <w:p>
+      <w:pPr>
+        <w:pStyle w:val="ListBullet"/>
+      </w:pPr>
+      <w:r>
+        <w:t>Code reviewed and approved</w:t>
+      </w:r>
+    </w:p>
+    <w:p>
+      <w:pPr>
+        <w:pStyle w:val="ListBullet"/>
+      </w:pPr>
+      <w:r>
+        <w:t>Automated tests (unit/integration) written and passing</w:t>
+      </w:r>
+    </w:p>
+    <w:p>
+      <w:pPr>
+        <w:pStyle w:val="ListBullet"/>
+      </w:pPr>
+      <w:r>
+        <w:t>No regression introduced in existing functionality</w:t>
+      </w:r>
+    </w:p>
+    <w:p>
+      <w:pPr>
+        <w:pStyle w:val="ListBullet"/>
+      </w:pPr>
+      <w:r>
+        <w:t>Relevant documentation updated</w:t>
+      </w:r>
+    </w:p>
+    <w:p>
+      <w:pPr>
+        <w:pStyle w:val="ListBullet"/>
+      </w:pPr>
+      <w:r>
+        <w:t>Deployed to staging/UAT and verified</w:t>
+      </w:r>
+    </w:p>
+    <w:p>
+      <w:pPr>
+        <w:pStyle w:val="ListBullet"/>
+      </w:pPr>
+      <w:r>
+        <w:t>Product Owner sign-off obtained</w:t>
+      </w:r>
+    </w:p>
+    <w:p>
+      <w:r>
+        <w:rPr>
+          <w:b/>
+        </w:rPr>
         <w:t xml:space="preserve">Notes: </w:t>
       </w:r>
       <w:r>
@@ -2018,6 +2594,70 @@
         <w:rPr>
           <w:b/>
         </w:rPr>
+        <w:t>Definition of Done:</w:t>
+      </w:r>
+    </w:p>
+    <w:p>
+      <w:pPr>
+        <w:pStyle w:val="ListBullet"/>
+      </w:pPr>
+      <w:r>
+        <w:t>Acceptance criteria above are met and verified</w:t>
+      </w:r>
+    </w:p>
+    <w:p>
+      <w:pPr>
+        <w:pStyle w:val="ListBullet"/>
+      </w:pPr>
+      <w:r>
+        <w:t>Code reviewed and approved</w:t>
+      </w:r>
+    </w:p>
+    <w:p>
+      <w:pPr>
+        <w:pStyle w:val="ListBullet"/>
+      </w:pPr>
+      <w:r>
+        <w:t>Automated tests (unit/integration) written and passing</w:t>
+      </w:r>
+    </w:p>
+    <w:p>
+      <w:pPr>
+        <w:pStyle w:val="ListBullet"/>
+      </w:pPr>
+      <w:r>
+        <w:t>No regression introduced in existing functionality</w:t>
+      </w:r>
+    </w:p>
+    <w:p>
+      <w:pPr>
+        <w:pStyle w:val="ListBullet"/>
+      </w:pPr>
+      <w:r>
+        <w:t>Relevant documentation updated</w:t>
+      </w:r>
+    </w:p>
+    <w:p>
+      <w:pPr>
+        <w:pStyle w:val="ListBullet"/>
+      </w:pPr>
+      <w:r>
+        <w:t>Deployed to staging/UAT and verified</w:t>
+      </w:r>
+    </w:p>
+    <w:p>
+      <w:pPr>
+        <w:pStyle w:val="ListBullet"/>
+      </w:pPr>
+      <w:r>
+        <w:t>Product Owner sign-off obtained</w:t>
+      </w:r>
+    </w:p>
+    <w:p>
+      <w:r>
+        <w:rPr>
+          <w:b/>
+        </w:rPr>
         <w:t xml:space="preserve">Notes: </w:t>
       </w:r>
       <w:r>
@@ -2105,6 +2745,70 @@
         <w:rPr>
           <w:b/>
         </w:rPr>
+        <w:t>Definition of Done:</w:t>
+      </w:r>
+    </w:p>
+    <w:p>
+      <w:pPr>
+        <w:pStyle w:val="ListBullet"/>
+      </w:pPr>
+      <w:r>
+        <w:t>Acceptance criteria above are met and verified</w:t>
+      </w:r>
+    </w:p>
+    <w:p>
+      <w:pPr>
+        <w:pStyle w:val="ListBullet"/>
+      </w:pPr>
+      <w:r>
+        <w:t>Code reviewed and approved</w:t>
+      </w:r>
+    </w:p>
+    <w:p>
+      <w:pPr>
+        <w:pStyle w:val="ListBullet"/>
+      </w:pPr>
+      <w:r>
+        <w:t>Automated tests (unit/integration) written and passing</w:t>
+      </w:r>
+    </w:p>
+    <w:p>
+      <w:pPr>
+        <w:pStyle w:val="ListBullet"/>
+      </w:pPr>
+      <w:r>
+        <w:t>No regression introduced in existing functionality</w:t>
+      </w:r>
+    </w:p>
+    <w:p>
+      <w:pPr>
+        <w:pStyle w:val="ListBullet"/>
+      </w:pPr>
+      <w:r>
+        <w:t>Relevant documentation updated</w:t>
+      </w:r>
+    </w:p>
+    <w:p>
+      <w:pPr>
+        <w:pStyle w:val="ListBullet"/>
+      </w:pPr>
+      <w:r>
+        <w:t>Deployed to staging/UAT and verified</w:t>
+      </w:r>
+    </w:p>
+    <w:p>
+      <w:pPr>
+        <w:pStyle w:val="ListBullet"/>
+      </w:pPr>
+      <w:r>
+        <w:t>Product Owner sign-off obtained</w:t>
+      </w:r>
+    </w:p>
+    <w:p>
+      <w:r>
+        <w:rPr>
+          <w:b/>
+        </w:rPr>
         <w:t xml:space="preserve">Notes: </w:t>
       </w:r>
       <w:r>
@@ -2184,6 +2888,70 @@
         <w:rPr>
           <w:b/>
         </w:rPr>
+        <w:t>Definition of Done:</w:t>
+      </w:r>
+    </w:p>
+    <w:p>
+      <w:pPr>
+        <w:pStyle w:val="ListBullet"/>
+      </w:pPr>
+      <w:r>
+        <w:t>Acceptance criteria above are met and verified</w:t>
+      </w:r>
+    </w:p>
+    <w:p>
+      <w:pPr>
+        <w:pStyle w:val="ListBullet"/>
+      </w:pPr>
+      <w:r>
+        <w:t>Code reviewed and approved</w:t>
+      </w:r>
+    </w:p>
+    <w:p>
+      <w:pPr>
+        <w:pStyle w:val="ListBullet"/>
+      </w:pPr>
+      <w:r>
+        <w:t>Automated tests (unit/integration) written and passing</w:t>
+      </w:r>
+    </w:p>
+    <w:p>
+      <w:pPr>
+        <w:pStyle w:val="ListBullet"/>
+      </w:pPr>
+      <w:r>
+        <w:t>No regression introduced in existing functionality</w:t>
+      </w:r>
+    </w:p>
+    <w:p>
+      <w:pPr>
+        <w:pStyle w:val="ListBullet"/>
+      </w:pPr>
+      <w:r>
+        <w:t>Relevant documentation updated</w:t>
+      </w:r>
+    </w:p>
+    <w:p>
+      <w:pPr>
+        <w:pStyle w:val="ListBullet"/>
+      </w:pPr>
+      <w:r>
+        <w:t>Deployed to staging/UAT and verified</w:t>
+      </w:r>
+    </w:p>
+    <w:p>
+      <w:pPr>
+        <w:pStyle w:val="ListBullet"/>
+      </w:pPr>
+      <w:r>
+        <w:t>Product Owner sign-off obtained</w:t>
+      </w:r>
+    </w:p>
+    <w:p>
+      <w:r>
+        <w:rPr>
+          <w:b/>
+        </w:rPr>
         <w:t xml:space="preserve">Notes: </w:t>
       </w:r>
       <w:r>
@@ -2292,6 +3060,70 @@
         <w:rPr>
           <w:b/>
         </w:rPr>
+        <w:t>Definition of Done:</w:t>
+      </w:r>
+    </w:p>
+    <w:p>
+      <w:pPr>
+        <w:pStyle w:val="ListBullet"/>
+      </w:pPr>
+      <w:r>
+        <w:t>Acceptance criteria above are met and verified</w:t>
+      </w:r>
+    </w:p>
+    <w:p>
+      <w:pPr>
+        <w:pStyle w:val="ListBullet"/>
+      </w:pPr>
+      <w:r>
+        <w:t>Code reviewed and approved</w:t>
+      </w:r>
+    </w:p>
+    <w:p>
+      <w:pPr>
+        <w:pStyle w:val="ListBullet"/>
+      </w:pPr>
+      <w:r>
+        <w:t>Automated tests (unit/integration) written and passing</w:t>
+      </w:r>
+    </w:p>
+    <w:p>
+      <w:pPr>
+        <w:pStyle w:val="ListBullet"/>
+      </w:pPr>
+      <w:r>
+        <w:t>No regression introduced in existing functionality</w:t>
+      </w:r>
+    </w:p>
+    <w:p>
+      <w:pPr>
+        <w:pStyle w:val="ListBullet"/>
+      </w:pPr>
+      <w:r>
+        <w:t>Relevant documentation updated</w:t>
+      </w:r>
+    </w:p>
+    <w:p>
+      <w:pPr>
+        <w:pStyle w:val="ListBullet"/>
+      </w:pPr>
+      <w:r>
+        <w:t>Deployed to staging/UAT and verified</w:t>
+      </w:r>
+    </w:p>
+    <w:p>
+      <w:pPr>
+        <w:pStyle w:val="ListBullet"/>
+      </w:pPr>
+      <w:r>
+        <w:t>Product Owner sign-off obtained</w:t>
+      </w:r>
+    </w:p>
+    <w:p>
+      <w:r>
+        <w:rPr>
+          <w:b/>
+        </w:rPr>
         <w:t xml:space="preserve">Notes: </w:t>
       </w:r>
       <w:r>
@@ -2371,6 +3203,70 @@
         <w:rPr>
           <w:b/>
         </w:rPr>
+        <w:t>Definition of Done:</w:t>
+      </w:r>
+    </w:p>
+    <w:p>
+      <w:pPr>
+        <w:pStyle w:val="ListBullet"/>
+      </w:pPr>
+      <w:r>
+        <w:t>Acceptance criteria above are met and verified</w:t>
+      </w:r>
+    </w:p>
+    <w:p>
+      <w:pPr>
+        <w:pStyle w:val="ListBullet"/>
+      </w:pPr>
+      <w:r>
+        <w:t>Code reviewed and approved</w:t>
+      </w:r>
+    </w:p>
+    <w:p>
+      <w:pPr>
+        <w:pStyle w:val="ListBullet"/>
+      </w:pPr>
+      <w:r>
+        <w:t>Automated tests (unit/integration) written and passing</w:t>
+      </w:r>
+    </w:p>
+    <w:p>
+      <w:pPr>
+        <w:pStyle w:val="ListBullet"/>
+      </w:pPr>
+      <w:r>
+        <w:t>No regression introduced in existing functionality</w:t>
+      </w:r>
+    </w:p>
+    <w:p>
+      <w:pPr>
+        <w:pStyle w:val="ListBullet"/>
+      </w:pPr>
+      <w:r>
+        <w:t>Relevant documentation updated</w:t>
+      </w:r>
+    </w:p>
+    <w:p>
+      <w:pPr>
+        <w:pStyle w:val="ListBullet"/>
+      </w:pPr>
+      <w:r>
+        <w:t>Deployed to staging/UAT and verified</w:t>
+      </w:r>
+    </w:p>
+    <w:p>
+      <w:pPr>
+        <w:pStyle w:val="ListBullet"/>
+      </w:pPr>
+      <w:r>
+        <w:t>Product Owner sign-off obtained</w:t>
+      </w:r>
+    </w:p>
+    <w:p>
+      <w:r>
+        <w:rPr>
+          <w:b/>
+        </w:rPr>
         <w:t xml:space="preserve">Notes: </w:t>
       </w:r>
       <w:r>
@@ -2442,6 +3338,70 @@
         <w:rPr>
           <w:b/>
         </w:rPr>
+        <w:t>Definition of Done:</w:t>
+      </w:r>
+    </w:p>
+    <w:p>
+      <w:pPr>
+        <w:pStyle w:val="ListBullet"/>
+      </w:pPr>
+      <w:r>
+        <w:t>Acceptance criteria above are met and verified</w:t>
+      </w:r>
+    </w:p>
+    <w:p>
+      <w:pPr>
+        <w:pStyle w:val="ListBullet"/>
+      </w:pPr>
+      <w:r>
+        <w:t>Code reviewed and approved</w:t>
+      </w:r>
+    </w:p>
+    <w:p>
+      <w:pPr>
+        <w:pStyle w:val="ListBullet"/>
+      </w:pPr>
+      <w:r>
+        <w:t>Automated tests (unit/integration) written and passing</w:t>
+      </w:r>
+    </w:p>
+    <w:p>
+      <w:pPr>
+        <w:pStyle w:val="ListBullet"/>
+      </w:pPr>
+      <w:r>
+        <w:t>No regression introduced in existing functionality</w:t>
+      </w:r>
+    </w:p>
+    <w:p>
+      <w:pPr>
+        <w:pStyle w:val="ListBullet"/>
+      </w:pPr>
+      <w:r>
+        <w:t>Relevant documentation updated</w:t>
+      </w:r>
+    </w:p>
+    <w:p>
+      <w:pPr>
+        <w:pStyle w:val="ListBullet"/>
+      </w:pPr>
+      <w:r>
+        <w:t>Deployed to staging/UAT and verified</w:t>
+      </w:r>
+    </w:p>
+    <w:p>
+      <w:pPr>
+        <w:pStyle w:val="ListBullet"/>
+      </w:pPr>
+      <w:r>
+        <w:t>Product Owner sign-off obtained</w:t>
+      </w:r>
+    </w:p>
+    <w:p>
+      <w:r>
+        <w:rPr>
+          <w:b/>
+        </w:rPr>
         <w:t xml:space="preserve">Notes: </w:t>
       </w:r>
       <w:r>
@@ -2513,6 +3473,70 @@
         <w:rPr>
           <w:b/>
         </w:rPr>
+        <w:t>Definition of Done:</w:t>
+      </w:r>
+    </w:p>
+    <w:p>
+      <w:pPr>
+        <w:pStyle w:val="ListBullet"/>
+      </w:pPr>
+      <w:r>
+        <w:t>Acceptance criteria above are met and verified</w:t>
+      </w:r>
+    </w:p>
+    <w:p>
+      <w:pPr>
+        <w:pStyle w:val="ListBullet"/>
+      </w:pPr>
+      <w:r>
+        <w:t>Code reviewed and approved</w:t>
+      </w:r>
+    </w:p>
+    <w:p>
+      <w:pPr>
+        <w:pStyle w:val="ListBullet"/>
+      </w:pPr>
+      <w:r>
+        <w:t>Automated tests (unit/integration) written and passing</w:t>
+      </w:r>
+    </w:p>
+    <w:p>
+      <w:pPr>
+        <w:pStyle w:val="ListBullet"/>
+      </w:pPr>
+      <w:r>
+        <w:t>No regression introduced in existing functionality</w:t>
+      </w:r>
+    </w:p>
+    <w:p>
+      <w:pPr>
+        <w:pStyle w:val="ListBullet"/>
+      </w:pPr>
+      <w:r>
+        <w:t>Relevant documentation updated</w:t>
+      </w:r>
+    </w:p>
+    <w:p>
+      <w:pPr>
+        <w:pStyle w:val="ListBullet"/>
+      </w:pPr>
+      <w:r>
+        <w:t>Deployed to staging/UAT and verified</w:t>
+      </w:r>
+    </w:p>
+    <w:p>
+      <w:pPr>
+        <w:pStyle w:val="ListBullet"/>
+      </w:pPr>
+      <w:r>
+        <w:t>Product Owner sign-off obtained</w:t>
+      </w:r>
+    </w:p>
+    <w:p>
+      <w:r>
+        <w:rPr>
+          <w:b/>
+        </w:rPr>
         <w:t xml:space="preserve">Notes: </w:t>
       </w:r>
       <w:r>
@@ -2600,6 +3624,70 @@
         <w:rPr>
           <w:b/>
         </w:rPr>
+        <w:t>Definition of Done:</w:t>
+      </w:r>
+    </w:p>
+    <w:p>
+      <w:pPr>
+        <w:pStyle w:val="ListBullet"/>
+      </w:pPr>
+      <w:r>
+        <w:t>Acceptance criteria above are met and verified</w:t>
+      </w:r>
+    </w:p>
+    <w:p>
+      <w:pPr>
+        <w:pStyle w:val="ListBullet"/>
+      </w:pPr>
+      <w:r>
+        <w:t>Code reviewed and approved</w:t>
+      </w:r>
+    </w:p>
+    <w:p>
+      <w:pPr>
+        <w:pStyle w:val="ListBullet"/>
+      </w:pPr>
+      <w:r>
+        <w:t>Automated tests (unit/integration) written and passing</w:t>
+      </w:r>
+    </w:p>
+    <w:p>
+      <w:pPr>
+        <w:pStyle w:val="ListBullet"/>
+      </w:pPr>
+      <w:r>
+        <w:t>No regression introduced in existing functionality</w:t>
+      </w:r>
+    </w:p>
+    <w:p>
+      <w:pPr>
+        <w:pStyle w:val="ListBullet"/>
+      </w:pPr>
+      <w:r>
+        <w:t>Relevant documentation updated</w:t>
+      </w:r>
+    </w:p>
+    <w:p>
+      <w:pPr>
+        <w:pStyle w:val="ListBullet"/>
+      </w:pPr>
+      <w:r>
+        <w:t>Deployed to staging/UAT and verified</w:t>
+      </w:r>
+    </w:p>
+    <w:p>
+      <w:pPr>
+        <w:pStyle w:val="ListBullet"/>
+      </w:pPr>
+      <w:r>
+        <w:t>Product Owner sign-off obtained</w:t>
+      </w:r>
+    </w:p>
+    <w:p>
+      <w:r>
+        <w:rPr>
+          <w:b/>
+        </w:rPr>
         <w:t xml:space="preserve">Notes: </w:t>
       </w:r>
       <w:r>
@@ -2700,6 +3788,70 @@
         <w:rPr>
           <w:b/>
         </w:rPr>
+        <w:t>Definition of Done:</w:t>
+      </w:r>
+    </w:p>
+    <w:p>
+      <w:pPr>
+        <w:pStyle w:val="ListBullet"/>
+      </w:pPr>
+      <w:r>
+        <w:t>Acceptance criteria above are met and verified</w:t>
+      </w:r>
+    </w:p>
+    <w:p>
+      <w:pPr>
+        <w:pStyle w:val="ListBullet"/>
+      </w:pPr>
+      <w:r>
+        <w:t>Code reviewed and approved</w:t>
+      </w:r>
+    </w:p>
+    <w:p>
+      <w:pPr>
+        <w:pStyle w:val="ListBullet"/>
+      </w:pPr>
+      <w:r>
+        <w:t>Automated tests (unit/integration) written and passing</w:t>
+      </w:r>
+    </w:p>
+    <w:p>
+      <w:pPr>
+        <w:pStyle w:val="ListBullet"/>
+      </w:pPr>
+      <w:r>
+        <w:t>No regression introduced in existing functionality</w:t>
+      </w:r>
+    </w:p>
+    <w:p>
+      <w:pPr>
+        <w:pStyle w:val="ListBullet"/>
+      </w:pPr>
+      <w:r>
+        <w:t>Relevant documentation updated</w:t>
+      </w:r>
+    </w:p>
+    <w:p>
+      <w:pPr>
+        <w:pStyle w:val="ListBullet"/>
+      </w:pPr>
+      <w:r>
+        <w:t>Deployed to staging/UAT and verified</w:t>
+      </w:r>
+    </w:p>
+    <w:p>
+      <w:pPr>
+        <w:pStyle w:val="ListBullet"/>
+      </w:pPr>
+      <w:r>
+        <w:t>Product Owner sign-off obtained</w:t>
+      </w:r>
+    </w:p>
+    <w:p>
+      <w:r>
+        <w:rPr>
+          <w:b/>
+        </w:rPr>
         <w:t xml:space="preserve">Notes: </w:t>
       </w:r>
       <w:r>
@@ -2771,6 +3923,70 @@
         <w:rPr>
           <w:b/>
         </w:rPr>
+        <w:t>Definition of Done:</w:t>
+      </w:r>
+    </w:p>
+    <w:p>
+      <w:pPr>
+        <w:pStyle w:val="ListBullet"/>
+      </w:pPr>
+      <w:r>
+        <w:t>Acceptance criteria above are met and verified</w:t>
+      </w:r>
+    </w:p>
+    <w:p>
+      <w:pPr>
+        <w:pStyle w:val="ListBullet"/>
+      </w:pPr>
+      <w:r>
+        <w:t>Code reviewed and approved</w:t>
+      </w:r>
+    </w:p>
+    <w:p>
+      <w:pPr>
+        <w:pStyle w:val="ListBullet"/>
+      </w:pPr>
+      <w:r>
+        <w:t>Automated tests (unit/integration) written and passing</w:t>
+      </w:r>
+    </w:p>
+    <w:p>
+      <w:pPr>
+        <w:pStyle w:val="ListBullet"/>
+      </w:pPr>
+      <w:r>
+        <w:t>No regression introduced in existing functionality</w:t>
+      </w:r>
+    </w:p>
+    <w:p>
+      <w:pPr>
+        <w:pStyle w:val="ListBullet"/>
+      </w:pPr>
+      <w:r>
+        <w:t>Relevant documentation updated</w:t>
+      </w:r>
+    </w:p>
+    <w:p>
+      <w:pPr>
+        <w:pStyle w:val="ListBullet"/>
+      </w:pPr>
+      <w:r>
+        <w:t>Deployed to staging/UAT and verified</w:t>
+      </w:r>
+    </w:p>
+    <w:p>
+      <w:pPr>
+        <w:pStyle w:val="ListBullet"/>
+      </w:pPr>
+      <w:r>
+        <w:t>Product Owner sign-off obtained</w:t>
+      </w:r>
+    </w:p>
+    <w:p>
+      <w:r>
+        <w:rPr>
+          <w:b/>
+        </w:rPr>
         <w:t xml:space="preserve">Notes: </w:t>
       </w:r>
       <w:r>
@@ -2834,6 +4050,70 @@
         <w:rPr>
           <w:b/>
         </w:rPr>
+        <w:t>Definition of Done:</w:t>
+      </w:r>
+    </w:p>
+    <w:p>
+      <w:pPr>
+        <w:pStyle w:val="ListBullet"/>
+      </w:pPr>
+      <w:r>
+        <w:t>Acceptance criteria above are met and verified</w:t>
+      </w:r>
+    </w:p>
+    <w:p>
+      <w:pPr>
+        <w:pStyle w:val="ListBullet"/>
+      </w:pPr>
+      <w:r>
+        <w:t>Code reviewed and approved</w:t>
+      </w:r>
+    </w:p>
+    <w:p>
+      <w:pPr>
+        <w:pStyle w:val="ListBullet"/>
+      </w:pPr>
+      <w:r>
+        <w:t>Automated tests (unit/integration) written and passing</w:t>
+      </w:r>
+    </w:p>
+    <w:p>
+      <w:pPr>
+        <w:pStyle w:val="ListBullet"/>
+      </w:pPr>
+      <w:r>
+        <w:t>No regression introduced in existing functionality</w:t>
+      </w:r>
+    </w:p>
+    <w:p>
+      <w:pPr>
+        <w:pStyle w:val="ListBullet"/>
+      </w:pPr>
+      <w:r>
+        <w:t>Relevant documentation updated</w:t>
+      </w:r>
+    </w:p>
+    <w:p>
+      <w:pPr>
+        <w:pStyle w:val="ListBullet"/>
+      </w:pPr>
+      <w:r>
+        <w:t>Deployed to staging/UAT and verified</w:t>
+      </w:r>
+    </w:p>
+    <w:p>
+      <w:pPr>
+        <w:pStyle w:val="ListBullet"/>
+      </w:pPr>
+      <w:r>
+        <w:t>Product Owner sign-off obtained</w:t>
+      </w:r>
+    </w:p>
+    <w:p>
+      <w:r>
+        <w:rPr>
+          <w:b/>
+        </w:rPr>
         <w:t xml:space="preserve">Notes: </w:t>
       </w:r>
       <w:r>
@@ -2942,6 +4222,70 @@
         <w:rPr>
           <w:b/>
         </w:rPr>
+        <w:t>Definition of Done:</w:t>
+      </w:r>
+    </w:p>
+    <w:p>
+      <w:pPr>
+        <w:pStyle w:val="ListBullet"/>
+      </w:pPr>
+      <w:r>
+        <w:t>Acceptance criteria above are met and verified</w:t>
+      </w:r>
+    </w:p>
+    <w:p>
+      <w:pPr>
+        <w:pStyle w:val="ListBullet"/>
+      </w:pPr>
+      <w:r>
+        <w:t>Code reviewed and approved</w:t>
+      </w:r>
+    </w:p>
+    <w:p>
+      <w:pPr>
+        <w:pStyle w:val="ListBullet"/>
+      </w:pPr>
+      <w:r>
+        <w:t>Automated tests (unit/integration) written and passing</w:t>
+      </w:r>
+    </w:p>
+    <w:p>
+      <w:pPr>
+        <w:pStyle w:val="ListBullet"/>
+      </w:pPr>
+      <w:r>
+        <w:t>No regression introduced in existing functionality</w:t>
+      </w:r>
+    </w:p>
+    <w:p>
+      <w:pPr>
+        <w:pStyle w:val="ListBullet"/>
+      </w:pPr>
+      <w:r>
+        <w:t>Relevant documentation updated</w:t>
+      </w:r>
+    </w:p>
+    <w:p>
+      <w:pPr>
+        <w:pStyle w:val="ListBullet"/>
+      </w:pPr>
+      <w:r>
+        <w:t>Deployed to staging/UAT and verified</w:t>
+      </w:r>
+    </w:p>
+    <w:p>
+      <w:pPr>
+        <w:pStyle w:val="ListBullet"/>
+      </w:pPr>
+      <w:r>
+        <w:t>Product Owner sign-off obtained</w:t>
+      </w:r>
+    </w:p>
+    <w:p>
+      <w:r>
+        <w:rPr>
+          <w:b/>
+        </w:rPr>
         <w:t xml:space="preserve">Notes: </w:t>
       </w:r>
       <w:r>
@@ -3013,6 +4357,70 @@
         <w:rPr>
           <w:b/>
         </w:rPr>
+        <w:t>Definition of Done:</w:t>
+      </w:r>
+    </w:p>
+    <w:p>
+      <w:pPr>
+        <w:pStyle w:val="ListBullet"/>
+      </w:pPr>
+      <w:r>
+        <w:t>Acceptance criteria above are met and verified</w:t>
+      </w:r>
+    </w:p>
+    <w:p>
+      <w:pPr>
+        <w:pStyle w:val="ListBullet"/>
+      </w:pPr>
+      <w:r>
+        <w:t>Code reviewed and approved</w:t>
+      </w:r>
+    </w:p>
+    <w:p>
+      <w:pPr>
+        <w:pStyle w:val="ListBullet"/>
+      </w:pPr>
+      <w:r>
+        <w:t>Automated tests (unit/integration) written and passing</w:t>
+      </w:r>
+    </w:p>
+    <w:p>
+      <w:pPr>
+        <w:pStyle w:val="ListBullet"/>
+      </w:pPr>
+      <w:r>
+        <w:t>No regression introduced in existing functionality</w:t>
+      </w:r>
+    </w:p>
+    <w:p>
+      <w:pPr>
+        <w:pStyle w:val="ListBullet"/>
+      </w:pPr>
+      <w:r>
+        <w:t>Relevant documentation updated</w:t>
+      </w:r>
+    </w:p>
+    <w:p>
+      <w:pPr>
+        <w:pStyle w:val="ListBullet"/>
+      </w:pPr>
+      <w:r>
+        <w:t>Deployed to staging/UAT and verified</w:t>
+      </w:r>
+    </w:p>
+    <w:p>
+      <w:pPr>
+        <w:pStyle w:val="ListBullet"/>
+      </w:pPr>
+      <w:r>
+        <w:t>Product Owner sign-off obtained</w:t>
+      </w:r>
+    </w:p>
+    <w:p>
+      <w:r>
+        <w:rPr>
+          <w:b/>
+        </w:rPr>
         <w:t xml:space="preserve">Notes: </w:t>
       </w:r>
       <w:r>
@@ -3100,6 +4508,70 @@
         <w:rPr>
           <w:b/>
         </w:rPr>
+        <w:t>Definition of Done:</w:t>
+      </w:r>
+    </w:p>
+    <w:p>
+      <w:pPr>
+        <w:pStyle w:val="ListBullet"/>
+      </w:pPr>
+      <w:r>
+        <w:t>Acceptance criteria above are met and verified</w:t>
+      </w:r>
+    </w:p>
+    <w:p>
+      <w:pPr>
+        <w:pStyle w:val="ListBullet"/>
+      </w:pPr>
+      <w:r>
+        <w:t>Code reviewed and approved</w:t>
+      </w:r>
+    </w:p>
+    <w:p>
+      <w:pPr>
+        <w:pStyle w:val="ListBullet"/>
+      </w:pPr>
+      <w:r>
+        <w:t>Automated tests (unit/integration) written and passing</w:t>
+      </w:r>
+    </w:p>
+    <w:p>
+      <w:pPr>
+        <w:pStyle w:val="ListBullet"/>
+      </w:pPr>
+      <w:r>
+        <w:t>No regression introduced in existing functionality</w:t>
+      </w:r>
+    </w:p>
+    <w:p>
+      <w:pPr>
+        <w:pStyle w:val="ListBullet"/>
+      </w:pPr>
+      <w:r>
+        <w:t>Relevant documentation updated</w:t>
+      </w:r>
+    </w:p>
+    <w:p>
+      <w:pPr>
+        <w:pStyle w:val="ListBullet"/>
+      </w:pPr>
+      <w:r>
+        <w:t>Deployed to staging/UAT and verified</w:t>
+      </w:r>
+    </w:p>
+    <w:p>
+      <w:pPr>
+        <w:pStyle w:val="ListBullet"/>
+      </w:pPr>
+      <w:r>
+        <w:t>Product Owner sign-off obtained</w:t>
+      </w:r>
+    </w:p>
+    <w:p>
+      <w:r>
+        <w:rPr>
+          <w:b/>
+        </w:rPr>
         <w:t xml:space="preserve">Notes: </w:t>
       </w:r>
       <w:r>
@@ -3171,6 +4643,70 @@
         <w:rPr>
           <w:b/>
         </w:rPr>
+        <w:t>Definition of Done:</w:t>
+      </w:r>
+    </w:p>
+    <w:p>
+      <w:pPr>
+        <w:pStyle w:val="ListBullet"/>
+      </w:pPr>
+      <w:r>
+        <w:t>Acceptance criteria above are met and verified</w:t>
+      </w:r>
+    </w:p>
+    <w:p>
+      <w:pPr>
+        <w:pStyle w:val="ListBullet"/>
+      </w:pPr>
+      <w:r>
+        <w:t>Code reviewed and approved</w:t>
+      </w:r>
+    </w:p>
+    <w:p>
+      <w:pPr>
+        <w:pStyle w:val="ListBullet"/>
+      </w:pPr>
+      <w:r>
+        <w:t>Automated tests (unit/integration) written and passing</w:t>
+      </w:r>
+    </w:p>
+    <w:p>
+      <w:pPr>
+        <w:pStyle w:val="ListBullet"/>
+      </w:pPr>
+      <w:r>
+        <w:t>No regression introduced in existing functionality</w:t>
+      </w:r>
+    </w:p>
+    <w:p>
+      <w:pPr>
+        <w:pStyle w:val="ListBullet"/>
+      </w:pPr>
+      <w:r>
+        <w:t>Relevant documentation updated</w:t>
+      </w:r>
+    </w:p>
+    <w:p>
+      <w:pPr>
+        <w:pStyle w:val="ListBullet"/>
+      </w:pPr>
+      <w:r>
+        <w:t>Deployed to staging/UAT and verified</w:t>
+      </w:r>
+    </w:p>
+    <w:p>
+      <w:pPr>
+        <w:pStyle w:val="ListBullet"/>
+      </w:pPr>
+      <w:r>
+        <w:t>Product Owner sign-off obtained</w:t>
+      </w:r>
+    </w:p>
+    <w:p>
+      <w:r>
+        <w:rPr>
+          <w:b/>
+        </w:rPr>
         <w:t xml:space="preserve">Notes: </w:t>
       </w:r>
       <w:r>
@@ -3287,6 +4823,70 @@
         <w:rPr>
           <w:b/>
         </w:rPr>
+        <w:t>Definition of Done:</w:t>
+      </w:r>
+    </w:p>
+    <w:p>
+      <w:pPr>
+        <w:pStyle w:val="ListBullet"/>
+      </w:pPr>
+      <w:r>
+        <w:t>Acceptance criteria above are met and verified</w:t>
+      </w:r>
+    </w:p>
+    <w:p>
+      <w:pPr>
+        <w:pStyle w:val="ListBullet"/>
+      </w:pPr>
+      <w:r>
+        <w:t>Code reviewed and approved</w:t>
+      </w:r>
+    </w:p>
+    <w:p>
+      <w:pPr>
+        <w:pStyle w:val="ListBullet"/>
+      </w:pPr>
+      <w:r>
+        <w:t>Automated tests (unit/integration) written and passing</w:t>
+      </w:r>
+    </w:p>
+    <w:p>
+      <w:pPr>
+        <w:pStyle w:val="ListBullet"/>
+      </w:pPr>
+      <w:r>
+        <w:t>No regression introduced in existing functionality</w:t>
+      </w:r>
+    </w:p>
+    <w:p>
+      <w:pPr>
+        <w:pStyle w:val="ListBullet"/>
+      </w:pPr>
+      <w:r>
+        <w:t>Relevant documentation updated</w:t>
+      </w:r>
+    </w:p>
+    <w:p>
+      <w:pPr>
+        <w:pStyle w:val="ListBullet"/>
+      </w:pPr>
+      <w:r>
+        <w:t>Deployed to staging/UAT and verified</w:t>
+      </w:r>
+    </w:p>
+    <w:p>
+      <w:pPr>
+        <w:pStyle w:val="ListBullet"/>
+      </w:pPr>
+      <w:r>
+        <w:t>Product Owner sign-off obtained</w:t>
+      </w:r>
+    </w:p>
+    <w:p>
+      <w:r>
+        <w:rPr>
+          <w:b/>
+        </w:rPr>
         <w:t xml:space="preserve">Notes: </w:t>
       </w:r>
       <w:r>
@@ -3358,6 +4958,70 @@
         <w:rPr>
           <w:b/>
         </w:rPr>
+        <w:t>Definition of Done:</w:t>
+      </w:r>
+    </w:p>
+    <w:p>
+      <w:pPr>
+        <w:pStyle w:val="ListBullet"/>
+      </w:pPr>
+      <w:r>
+        <w:t>Acceptance criteria above are met and verified</w:t>
+      </w:r>
+    </w:p>
+    <w:p>
+      <w:pPr>
+        <w:pStyle w:val="ListBullet"/>
+      </w:pPr>
+      <w:r>
+        <w:t>Code reviewed and approved</w:t>
+      </w:r>
+    </w:p>
+    <w:p>
+      <w:pPr>
+        <w:pStyle w:val="ListBullet"/>
+      </w:pPr>
+      <w:r>
+        <w:t>Automated tests (unit/integration) written and passing</w:t>
+      </w:r>
+    </w:p>
+    <w:p>
+      <w:pPr>
+        <w:pStyle w:val="ListBullet"/>
+      </w:pPr>
+      <w:r>
+        <w:t>No regression introduced in existing functionality</w:t>
+      </w:r>
+    </w:p>
+    <w:p>
+      <w:pPr>
+        <w:pStyle w:val="ListBullet"/>
+      </w:pPr>
+      <w:r>
+        <w:t>Relevant documentation updated</w:t>
+      </w:r>
+    </w:p>
+    <w:p>
+      <w:pPr>
+        <w:pStyle w:val="ListBullet"/>
+      </w:pPr>
+      <w:r>
+        <w:t>Deployed to staging/UAT and verified</w:t>
+      </w:r>
+    </w:p>
+    <w:p>
+      <w:pPr>
+        <w:pStyle w:val="ListBullet"/>
+      </w:pPr>
+      <w:r>
+        <w:t>Product Owner sign-off obtained</w:t>
+      </w:r>
+    </w:p>
+    <w:p>
+      <w:r>
+        <w:rPr>
+          <w:b/>
+        </w:rPr>
         <w:t xml:space="preserve">Notes: </w:t>
       </w:r>
       <w:r>
@@ -3421,6 +5085,70 @@
         <w:rPr>
           <w:b/>
         </w:rPr>
+        <w:t>Definition of Done:</w:t>
+      </w:r>
+    </w:p>
+    <w:p>
+      <w:pPr>
+        <w:pStyle w:val="ListBullet"/>
+      </w:pPr>
+      <w:r>
+        <w:t>Acceptance criteria above are met and verified</w:t>
+      </w:r>
+    </w:p>
+    <w:p>
+      <w:pPr>
+        <w:pStyle w:val="ListBullet"/>
+      </w:pPr>
+      <w:r>
+        <w:t>Code reviewed and approved</w:t>
+      </w:r>
+    </w:p>
+    <w:p>
+      <w:pPr>
+        <w:pStyle w:val="ListBullet"/>
+      </w:pPr>
+      <w:r>
+        <w:t>Automated tests (unit/integration) written and passing</w:t>
+      </w:r>
+    </w:p>
+    <w:p>
+      <w:pPr>
+        <w:pStyle w:val="ListBullet"/>
+      </w:pPr>
+      <w:r>
+        <w:t>No regression introduced in existing functionality</w:t>
+      </w:r>
+    </w:p>
+    <w:p>
+      <w:pPr>
+        <w:pStyle w:val="ListBullet"/>
+      </w:pPr>
+      <w:r>
+        <w:t>Relevant documentation updated</w:t>
+      </w:r>
+    </w:p>
+    <w:p>
+      <w:pPr>
+        <w:pStyle w:val="ListBullet"/>
+      </w:pPr>
+      <w:r>
+        <w:t>Deployed to staging/UAT and verified</w:t>
+      </w:r>
+    </w:p>
+    <w:p>
+      <w:pPr>
+        <w:pStyle w:val="ListBullet"/>
+      </w:pPr>
+      <w:r>
+        <w:t>Product Owner sign-off obtained</w:t>
+      </w:r>
+    </w:p>
+    <w:p>
+      <w:r>
+        <w:rPr>
+          <w:b/>
+        </w:rPr>
         <w:t xml:space="preserve">Notes: </w:t>
       </w:r>
       <w:r>
@@ -3529,6 +5257,70 @@
         <w:rPr>
           <w:b/>
         </w:rPr>
+        <w:t>Definition of Done:</w:t>
+      </w:r>
+    </w:p>
+    <w:p>
+      <w:pPr>
+        <w:pStyle w:val="ListBullet"/>
+      </w:pPr>
+      <w:r>
+        <w:t>Acceptance criteria above are met and verified</w:t>
+      </w:r>
+    </w:p>
+    <w:p>
+      <w:pPr>
+        <w:pStyle w:val="ListBullet"/>
+      </w:pPr>
+      <w:r>
+        <w:t>Code reviewed and approved</w:t>
+      </w:r>
+    </w:p>
+    <w:p>
+      <w:pPr>
+        <w:pStyle w:val="ListBullet"/>
+      </w:pPr>
+      <w:r>
+        <w:t>Automated tests (unit/integration) written and passing</w:t>
+      </w:r>
+    </w:p>
+    <w:p>
+      <w:pPr>
+        <w:pStyle w:val="ListBullet"/>
+      </w:pPr>
+      <w:r>
+        <w:t>No regression introduced in existing functionality</w:t>
+      </w:r>
+    </w:p>
+    <w:p>
+      <w:pPr>
+        <w:pStyle w:val="ListBullet"/>
+      </w:pPr>
+      <w:r>
+        <w:t>Relevant documentation updated</w:t>
+      </w:r>
+    </w:p>
+    <w:p>
+      <w:pPr>
+        <w:pStyle w:val="ListBullet"/>
+      </w:pPr>
+      <w:r>
+        <w:t>Deployed to staging/UAT and verified</w:t>
+      </w:r>
+    </w:p>
+    <w:p>
+      <w:pPr>
+        <w:pStyle w:val="ListBullet"/>
+      </w:pPr>
+      <w:r>
+        <w:t>Product Owner sign-off obtained</w:t>
+      </w:r>
+    </w:p>
+    <w:p>
+      <w:r>
+        <w:rPr>
+          <w:b/>
+        </w:rPr>
         <w:t xml:space="preserve">Notes: </w:t>
       </w:r>
       <w:r>
@@ -3600,6 +5392,70 @@
         <w:rPr>
           <w:b/>
         </w:rPr>
+        <w:t>Definition of Done:</w:t>
+      </w:r>
+    </w:p>
+    <w:p>
+      <w:pPr>
+        <w:pStyle w:val="ListBullet"/>
+      </w:pPr>
+      <w:r>
+        <w:t>Acceptance criteria above are met and verified</w:t>
+      </w:r>
+    </w:p>
+    <w:p>
+      <w:pPr>
+        <w:pStyle w:val="ListBullet"/>
+      </w:pPr>
+      <w:r>
+        <w:t>Code reviewed and approved</w:t>
+      </w:r>
+    </w:p>
+    <w:p>
+      <w:pPr>
+        <w:pStyle w:val="ListBullet"/>
+      </w:pPr>
+      <w:r>
+        <w:t>Automated tests (unit/integration) written and passing</w:t>
+      </w:r>
+    </w:p>
+    <w:p>
+      <w:pPr>
+        <w:pStyle w:val="ListBullet"/>
+      </w:pPr>
+      <w:r>
+        <w:t>No regression introduced in existing functionality</w:t>
+      </w:r>
+    </w:p>
+    <w:p>
+      <w:pPr>
+        <w:pStyle w:val="ListBullet"/>
+      </w:pPr>
+      <w:r>
+        <w:t>Relevant documentation updated</w:t>
+      </w:r>
+    </w:p>
+    <w:p>
+      <w:pPr>
+        <w:pStyle w:val="ListBullet"/>
+      </w:pPr>
+      <w:r>
+        <w:t>Deployed to staging/UAT and verified</w:t>
+      </w:r>
+    </w:p>
+    <w:p>
+      <w:pPr>
+        <w:pStyle w:val="ListBullet"/>
+      </w:pPr>
+      <w:r>
+        <w:t>Product Owner sign-off obtained</w:t>
+      </w:r>
+    </w:p>
+    <w:p>
+      <w:r>
+        <w:rPr>
+          <w:b/>
+        </w:rPr>
         <w:t xml:space="preserve">Notes: </w:t>
       </w:r>
       <w:r>
@@ -3700,6 +5556,70 @@
         <w:rPr>
           <w:b/>
         </w:rPr>
+        <w:t>Definition of Done:</w:t>
+      </w:r>
+    </w:p>
+    <w:p>
+      <w:pPr>
+        <w:pStyle w:val="ListBullet"/>
+      </w:pPr>
+      <w:r>
+        <w:t>Acceptance criteria above are met and verified</w:t>
+      </w:r>
+    </w:p>
+    <w:p>
+      <w:pPr>
+        <w:pStyle w:val="ListBullet"/>
+      </w:pPr>
+      <w:r>
+        <w:t>Code reviewed and approved</w:t>
+      </w:r>
+    </w:p>
+    <w:p>
+      <w:pPr>
+        <w:pStyle w:val="ListBullet"/>
+      </w:pPr>
+      <w:r>
+        <w:t>Automated tests (unit/integration) written and passing</w:t>
+      </w:r>
+    </w:p>
+    <w:p>
+      <w:pPr>
+        <w:pStyle w:val="ListBullet"/>
+      </w:pPr>
+      <w:r>
+        <w:t>No regression introduced in existing functionality</w:t>
+      </w:r>
+    </w:p>
+    <w:p>
+      <w:pPr>
+        <w:pStyle w:val="ListBullet"/>
+      </w:pPr>
+      <w:r>
+        <w:t>Relevant documentation updated</w:t>
+      </w:r>
+    </w:p>
+    <w:p>
+      <w:pPr>
+        <w:pStyle w:val="ListBullet"/>
+      </w:pPr>
+      <w:r>
+        <w:t>Deployed to staging/UAT and verified</w:t>
+      </w:r>
+    </w:p>
+    <w:p>
+      <w:pPr>
+        <w:pStyle w:val="ListBullet"/>
+      </w:pPr>
+      <w:r>
+        <w:t>Product Owner sign-off obtained</w:t>
+      </w:r>
+    </w:p>
+    <w:p>
+      <w:r>
+        <w:rPr>
+          <w:b/>
+        </w:rPr>
         <w:t xml:space="preserve">Notes: </w:t>
       </w:r>
       <w:r>
@@ -3771,6 +5691,70 @@
         <w:rPr>
           <w:b/>
         </w:rPr>
+        <w:t>Definition of Done:</w:t>
+      </w:r>
+    </w:p>
+    <w:p>
+      <w:pPr>
+        <w:pStyle w:val="ListBullet"/>
+      </w:pPr>
+      <w:r>
+        <w:t>Acceptance criteria above are met and verified</w:t>
+      </w:r>
+    </w:p>
+    <w:p>
+      <w:pPr>
+        <w:pStyle w:val="ListBullet"/>
+      </w:pPr>
+      <w:r>
+        <w:t>Code reviewed and approved</w:t>
+      </w:r>
+    </w:p>
+    <w:p>
+      <w:pPr>
+        <w:pStyle w:val="ListBullet"/>
+      </w:pPr>
+      <w:r>
+        <w:t>Automated tests (unit/integration) written and passing</w:t>
+      </w:r>
+    </w:p>
+    <w:p>
+      <w:pPr>
+        <w:pStyle w:val="ListBullet"/>
+      </w:pPr>
+      <w:r>
+        <w:t>No regression introduced in existing functionality</w:t>
+      </w:r>
+    </w:p>
+    <w:p>
+      <w:pPr>
+        <w:pStyle w:val="ListBullet"/>
+      </w:pPr>
+      <w:r>
+        <w:t>Relevant documentation updated</w:t>
+      </w:r>
+    </w:p>
+    <w:p>
+      <w:pPr>
+        <w:pStyle w:val="ListBullet"/>
+      </w:pPr>
+      <w:r>
+        <w:t>Deployed to staging/UAT and verified</w:t>
+      </w:r>
+    </w:p>
+    <w:p>
+      <w:pPr>
+        <w:pStyle w:val="ListBullet"/>
+      </w:pPr>
+      <w:r>
+        <w:t>Product Owner sign-off obtained</w:t>
+      </w:r>
+    </w:p>
+    <w:p>
+      <w:r>
+        <w:rPr>
+          <w:b/>
+        </w:rPr>
         <w:t xml:space="preserve">Notes: </w:t>
       </w:r>
       <w:r>
@@ -3871,6 +5855,70 @@
         <w:rPr>
           <w:b/>
         </w:rPr>
+        <w:t>Definition of Done:</w:t>
+      </w:r>
+    </w:p>
+    <w:p>
+      <w:pPr>
+        <w:pStyle w:val="ListBullet"/>
+      </w:pPr>
+      <w:r>
+        <w:t>Acceptance criteria above are met and verified</w:t>
+      </w:r>
+    </w:p>
+    <w:p>
+      <w:pPr>
+        <w:pStyle w:val="ListBullet"/>
+      </w:pPr>
+      <w:r>
+        <w:t>Code reviewed and approved</w:t>
+      </w:r>
+    </w:p>
+    <w:p>
+      <w:pPr>
+        <w:pStyle w:val="ListBullet"/>
+      </w:pPr>
+      <w:r>
+        <w:t>Automated tests (unit/integration) written and passing</w:t>
+      </w:r>
+    </w:p>
+    <w:p>
+      <w:pPr>
+        <w:pStyle w:val="ListBullet"/>
+      </w:pPr>
+      <w:r>
+        <w:t>No regression introduced in existing functionality</w:t>
+      </w:r>
+    </w:p>
+    <w:p>
+      <w:pPr>
+        <w:pStyle w:val="ListBullet"/>
+      </w:pPr>
+      <w:r>
+        <w:t>Relevant documentation updated</w:t>
+      </w:r>
+    </w:p>
+    <w:p>
+      <w:pPr>
+        <w:pStyle w:val="ListBullet"/>
+      </w:pPr>
+      <w:r>
+        <w:t>Deployed to staging/UAT and verified</w:t>
+      </w:r>
+    </w:p>
+    <w:p>
+      <w:pPr>
+        <w:pStyle w:val="ListBullet"/>
+      </w:pPr>
+      <w:r>
+        <w:t>Product Owner sign-off obtained</w:t>
+      </w:r>
+    </w:p>
+    <w:p>
+      <w:r>
+        <w:rPr>
+          <w:b/>
+        </w:rPr>
         <w:t xml:space="preserve">Notes: </w:t>
       </w:r>
       <w:r>
@@ -3950,6 +5998,70 @@
         <w:rPr>
           <w:b/>
         </w:rPr>
+        <w:t>Definition of Done:</w:t>
+      </w:r>
+    </w:p>
+    <w:p>
+      <w:pPr>
+        <w:pStyle w:val="ListBullet"/>
+      </w:pPr>
+      <w:r>
+        <w:t>Acceptance criteria above are met and verified</w:t>
+      </w:r>
+    </w:p>
+    <w:p>
+      <w:pPr>
+        <w:pStyle w:val="ListBullet"/>
+      </w:pPr>
+      <w:r>
+        <w:t>Code reviewed and approved</w:t>
+      </w:r>
+    </w:p>
+    <w:p>
+      <w:pPr>
+        <w:pStyle w:val="ListBullet"/>
+      </w:pPr>
+      <w:r>
+        <w:t>Automated tests (unit/integration) written and passing</w:t>
+      </w:r>
+    </w:p>
+    <w:p>
+      <w:pPr>
+        <w:pStyle w:val="ListBullet"/>
+      </w:pPr>
+      <w:r>
+        <w:t>No regression introduced in existing functionality</w:t>
+      </w:r>
+    </w:p>
+    <w:p>
+      <w:pPr>
+        <w:pStyle w:val="ListBullet"/>
+      </w:pPr>
+      <w:r>
+        <w:t>Relevant documentation updated</w:t>
+      </w:r>
+    </w:p>
+    <w:p>
+      <w:pPr>
+        <w:pStyle w:val="ListBullet"/>
+      </w:pPr>
+      <w:r>
+        <w:t>Deployed to staging/UAT and verified</w:t>
+      </w:r>
+    </w:p>
+    <w:p>
+      <w:pPr>
+        <w:pStyle w:val="ListBullet"/>
+      </w:pPr>
+      <w:r>
+        <w:t>Product Owner sign-off obtained</w:t>
+      </w:r>
+    </w:p>
+    <w:p>
+      <w:r>
+        <w:rPr>
+          <w:b/>
+        </w:rPr>
         <w:t xml:space="preserve">Notes: </w:t>
       </w:r>
       <w:r>
@@ -4021,6 +6133,70 @@
         <w:rPr>
           <w:b/>
         </w:rPr>
+        <w:t>Definition of Done:</w:t>
+      </w:r>
+    </w:p>
+    <w:p>
+      <w:pPr>
+        <w:pStyle w:val="ListBullet"/>
+      </w:pPr>
+      <w:r>
+        <w:t>Acceptance criteria above are met and verified</w:t>
+      </w:r>
+    </w:p>
+    <w:p>
+      <w:pPr>
+        <w:pStyle w:val="ListBullet"/>
+      </w:pPr>
+      <w:r>
+        <w:t>Code reviewed and approved</w:t>
+      </w:r>
+    </w:p>
+    <w:p>
+      <w:pPr>
+        <w:pStyle w:val="ListBullet"/>
+      </w:pPr>
+      <w:r>
+        <w:t>Automated tests (unit/integration) written and passing</w:t>
+      </w:r>
+    </w:p>
+    <w:p>
+      <w:pPr>
+        <w:pStyle w:val="ListBullet"/>
+      </w:pPr>
+      <w:r>
+        <w:t>No regression introduced in existing functionality</w:t>
+      </w:r>
+    </w:p>
+    <w:p>
+      <w:pPr>
+        <w:pStyle w:val="ListBullet"/>
+      </w:pPr>
+      <w:r>
+        <w:t>Relevant documentation updated</w:t>
+      </w:r>
+    </w:p>
+    <w:p>
+      <w:pPr>
+        <w:pStyle w:val="ListBullet"/>
+      </w:pPr>
+      <w:r>
+        <w:t>Deployed to staging/UAT and verified</w:t>
+      </w:r>
+    </w:p>
+    <w:p>
+      <w:pPr>
+        <w:pStyle w:val="ListBullet"/>
+      </w:pPr>
+      <w:r>
+        <w:t>Product Owner sign-off obtained</w:t>
+      </w:r>
+    </w:p>
+    <w:p>
+      <w:r>
+        <w:rPr>
+          <w:b/>
+        </w:rPr>
         <w:t xml:space="preserve">Notes: </w:t>
       </w:r>
       <w:r>
@@ -4129,6 +6305,70 @@
         <w:rPr>
           <w:b/>
         </w:rPr>
+        <w:t>Definition of Done:</w:t>
+      </w:r>
+    </w:p>
+    <w:p>
+      <w:pPr>
+        <w:pStyle w:val="ListBullet"/>
+      </w:pPr>
+      <w:r>
+        <w:t>Acceptance criteria above are met and verified</w:t>
+      </w:r>
+    </w:p>
+    <w:p>
+      <w:pPr>
+        <w:pStyle w:val="ListBullet"/>
+      </w:pPr>
+      <w:r>
+        <w:t>Code reviewed and approved</w:t>
+      </w:r>
+    </w:p>
+    <w:p>
+      <w:pPr>
+        <w:pStyle w:val="ListBullet"/>
+      </w:pPr>
+      <w:r>
+        <w:t>Automated tests (unit/integration) written and passing</w:t>
+      </w:r>
+    </w:p>
+    <w:p>
+      <w:pPr>
+        <w:pStyle w:val="ListBullet"/>
+      </w:pPr>
+      <w:r>
+        <w:t>No regression introduced in existing functionality</w:t>
+      </w:r>
+    </w:p>
+    <w:p>
+      <w:pPr>
+        <w:pStyle w:val="ListBullet"/>
+      </w:pPr>
+      <w:r>
+        <w:t>Relevant documentation updated</w:t>
+      </w:r>
+    </w:p>
+    <w:p>
+      <w:pPr>
+        <w:pStyle w:val="ListBullet"/>
+      </w:pPr>
+      <w:r>
+        <w:t>Deployed to staging/UAT and verified</w:t>
+      </w:r>
+    </w:p>
+    <w:p>
+      <w:pPr>
+        <w:pStyle w:val="ListBullet"/>
+      </w:pPr>
+      <w:r>
+        <w:t>Product Owner sign-off obtained</w:t>
+      </w:r>
+    </w:p>
+    <w:p>
+      <w:r>
+        <w:rPr>
+          <w:b/>
+        </w:rPr>
         <w:t xml:space="preserve">Notes: </w:t>
       </w:r>
       <w:r>
@@ -4200,6 +6440,70 @@
         <w:rPr>
           <w:b/>
         </w:rPr>
+        <w:t>Definition of Done:</w:t>
+      </w:r>
+    </w:p>
+    <w:p>
+      <w:pPr>
+        <w:pStyle w:val="ListBullet"/>
+      </w:pPr>
+      <w:r>
+        <w:t>Acceptance criteria above are met and verified</w:t>
+      </w:r>
+    </w:p>
+    <w:p>
+      <w:pPr>
+        <w:pStyle w:val="ListBullet"/>
+      </w:pPr>
+      <w:r>
+        <w:t>Code reviewed and approved</w:t>
+      </w:r>
+    </w:p>
+    <w:p>
+      <w:pPr>
+        <w:pStyle w:val="ListBullet"/>
+      </w:pPr>
+      <w:r>
+        <w:t>Automated tests (unit/integration) written and passing</w:t>
+      </w:r>
+    </w:p>
+    <w:p>
+      <w:pPr>
+        <w:pStyle w:val="ListBullet"/>
+      </w:pPr>
+      <w:r>
+        <w:t>No regression introduced in existing functionality</w:t>
+      </w:r>
+    </w:p>
+    <w:p>
+      <w:pPr>
+        <w:pStyle w:val="ListBullet"/>
+      </w:pPr>
+      <w:r>
+        <w:t>Relevant documentation updated</w:t>
+      </w:r>
+    </w:p>
+    <w:p>
+      <w:pPr>
+        <w:pStyle w:val="ListBullet"/>
+      </w:pPr>
+      <w:r>
+        <w:t>Deployed to staging/UAT and verified</w:t>
+      </w:r>
+    </w:p>
+    <w:p>
+      <w:pPr>
+        <w:pStyle w:val="ListBullet"/>
+      </w:pPr>
+      <w:r>
+        <w:t>Product Owner sign-off obtained</w:t>
+      </w:r>
+    </w:p>
+    <w:p>
+      <w:r>
+        <w:rPr>
+          <w:b/>
+        </w:rPr>
         <w:t xml:space="preserve">Notes: </w:t>
       </w:r>
       <w:r>
@@ -4308,6 +6612,70 @@
         <w:rPr>
           <w:b/>
         </w:rPr>
+        <w:t>Definition of Done:</w:t>
+      </w:r>
+    </w:p>
+    <w:p>
+      <w:pPr>
+        <w:pStyle w:val="ListBullet"/>
+      </w:pPr>
+      <w:r>
+        <w:t>Acceptance criteria above are met and verified</w:t>
+      </w:r>
+    </w:p>
+    <w:p>
+      <w:pPr>
+        <w:pStyle w:val="ListBullet"/>
+      </w:pPr>
+      <w:r>
+        <w:t>Code reviewed and approved</w:t>
+      </w:r>
+    </w:p>
+    <w:p>
+      <w:pPr>
+        <w:pStyle w:val="ListBullet"/>
+      </w:pPr>
+      <w:r>
+        <w:t>Automated tests (unit/integration) written and passing</w:t>
+      </w:r>
+    </w:p>
+    <w:p>
+      <w:pPr>
+        <w:pStyle w:val="ListBullet"/>
+      </w:pPr>
+      <w:r>
+        <w:t>No regression introduced in existing functionality</w:t>
+      </w:r>
+    </w:p>
+    <w:p>
+      <w:pPr>
+        <w:pStyle w:val="ListBullet"/>
+      </w:pPr>
+      <w:r>
+        <w:t>Relevant documentation updated</w:t>
+      </w:r>
+    </w:p>
+    <w:p>
+      <w:pPr>
+        <w:pStyle w:val="ListBullet"/>
+      </w:pPr>
+      <w:r>
+        <w:t>Deployed to staging/UAT and verified</w:t>
+      </w:r>
+    </w:p>
+    <w:p>
+      <w:pPr>
+        <w:pStyle w:val="ListBullet"/>
+      </w:pPr>
+      <w:r>
+        <w:t>Product Owner sign-off obtained</w:t>
+      </w:r>
+    </w:p>
+    <w:p>
+      <w:r>
+        <w:rPr>
+          <w:b/>
+        </w:rPr>
         <w:t xml:space="preserve">Notes: </w:t>
       </w:r>
       <w:r>
@@ -4371,6 +6739,70 @@
         <w:rPr>
           <w:b/>
         </w:rPr>
+        <w:t>Definition of Done:</w:t>
+      </w:r>
+    </w:p>
+    <w:p>
+      <w:pPr>
+        <w:pStyle w:val="ListBullet"/>
+      </w:pPr>
+      <w:r>
+        <w:t>Acceptance criteria above are met and verified</w:t>
+      </w:r>
+    </w:p>
+    <w:p>
+      <w:pPr>
+        <w:pStyle w:val="ListBullet"/>
+      </w:pPr>
+      <w:r>
+        <w:t>Code reviewed and approved</w:t>
+      </w:r>
+    </w:p>
+    <w:p>
+      <w:pPr>
+        <w:pStyle w:val="ListBullet"/>
+      </w:pPr>
+      <w:r>
+        <w:t>Automated tests (unit/integration) written and passing</w:t>
+      </w:r>
+    </w:p>
+    <w:p>
+      <w:pPr>
+        <w:pStyle w:val="ListBullet"/>
+      </w:pPr>
+      <w:r>
+        <w:t>No regression introduced in existing functionality</w:t>
+      </w:r>
+    </w:p>
+    <w:p>
+      <w:pPr>
+        <w:pStyle w:val="ListBullet"/>
+      </w:pPr>
+      <w:r>
+        <w:t>Relevant documentation updated</w:t>
+      </w:r>
+    </w:p>
+    <w:p>
+      <w:pPr>
+        <w:pStyle w:val="ListBullet"/>
+      </w:pPr>
+      <w:r>
+        <w:t>Deployed to staging/UAT and verified</w:t>
+      </w:r>
+    </w:p>
+    <w:p>
+      <w:pPr>
+        <w:pStyle w:val="ListBullet"/>
+      </w:pPr>
+      <w:r>
+        <w:t>Product Owner sign-off obtained</w:t>
+      </w:r>
+    </w:p>
+    <w:p>
+      <w:r>
+        <w:rPr>
+          <w:b/>
+        </w:rPr>
         <w:t xml:space="preserve">Notes: </w:t>
       </w:r>
       <w:r>
@@ -4471,6 +6903,70 @@
         <w:rPr>
           <w:b/>
         </w:rPr>
+        <w:t>Definition of Done:</w:t>
+      </w:r>
+    </w:p>
+    <w:p>
+      <w:pPr>
+        <w:pStyle w:val="ListBullet"/>
+      </w:pPr>
+      <w:r>
+        <w:t>Acceptance criteria above are met and verified</w:t>
+      </w:r>
+    </w:p>
+    <w:p>
+      <w:pPr>
+        <w:pStyle w:val="ListBullet"/>
+      </w:pPr>
+      <w:r>
+        <w:t>Code reviewed and approved</w:t>
+      </w:r>
+    </w:p>
+    <w:p>
+      <w:pPr>
+        <w:pStyle w:val="ListBullet"/>
+      </w:pPr>
+      <w:r>
+        <w:t>Automated tests (unit/integration) written and passing</w:t>
+      </w:r>
+    </w:p>
+    <w:p>
+      <w:pPr>
+        <w:pStyle w:val="ListBullet"/>
+      </w:pPr>
+      <w:r>
+        <w:t>No regression introduced in existing functionality</w:t>
+      </w:r>
+    </w:p>
+    <w:p>
+      <w:pPr>
+        <w:pStyle w:val="ListBullet"/>
+      </w:pPr>
+      <w:r>
+        <w:t>Relevant documentation updated</w:t>
+      </w:r>
+    </w:p>
+    <w:p>
+      <w:pPr>
+        <w:pStyle w:val="ListBullet"/>
+      </w:pPr>
+      <w:r>
+        <w:t>Deployed to staging/UAT and verified</w:t>
+      </w:r>
+    </w:p>
+    <w:p>
+      <w:pPr>
+        <w:pStyle w:val="ListBullet"/>
+      </w:pPr>
+      <w:r>
+        <w:t>Product Owner sign-off obtained</w:t>
+      </w:r>
+    </w:p>
+    <w:p>
+      <w:r>
+        <w:rPr>
+          <w:b/>
+        </w:rPr>
         <w:t xml:space="preserve">Notes: </w:t>
       </w:r>
       <w:r>
@@ -4563,6 +7059,70 @@
         <w:rPr>
           <w:b/>
         </w:rPr>
+        <w:t>Definition of Done:</w:t>
+      </w:r>
+    </w:p>
+    <w:p>
+      <w:pPr>
+        <w:pStyle w:val="ListBullet"/>
+      </w:pPr>
+      <w:r>
+        <w:t>Acceptance criteria above are met and verified</w:t>
+      </w:r>
+    </w:p>
+    <w:p>
+      <w:pPr>
+        <w:pStyle w:val="ListBullet"/>
+      </w:pPr>
+      <w:r>
+        <w:t>Code reviewed and approved</w:t>
+      </w:r>
+    </w:p>
+    <w:p>
+      <w:pPr>
+        <w:pStyle w:val="ListBullet"/>
+      </w:pPr>
+      <w:r>
+        <w:t>Automated tests (unit/integration) written and passing</w:t>
+      </w:r>
+    </w:p>
+    <w:p>
+      <w:pPr>
+        <w:pStyle w:val="ListBullet"/>
+      </w:pPr>
+      <w:r>
+        <w:t>No regression introduced in existing functionality</w:t>
+      </w:r>
+    </w:p>
+    <w:p>
+      <w:pPr>
+        <w:pStyle w:val="ListBullet"/>
+      </w:pPr>
+      <w:r>
+        <w:t>Relevant documentation updated</w:t>
+      </w:r>
+    </w:p>
+    <w:p>
+      <w:pPr>
+        <w:pStyle w:val="ListBullet"/>
+      </w:pPr>
+      <w:r>
+        <w:t>Deployed to staging/UAT and verified</w:t>
+      </w:r>
+    </w:p>
+    <w:p>
+      <w:pPr>
+        <w:pStyle w:val="ListBullet"/>
+      </w:pPr>
+      <w:r>
+        <w:t>Product Owner sign-off obtained</w:t>
+      </w:r>
+    </w:p>
+    <w:p>
+      <w:r>
+        <w:rPr>
+          <w:b/>
+        </w:rPr>
         <w:t xml:space="preserve">Notes: </w:t>
       </w:r>
       <w:r>
@@ -4658,6 +7218,70 @@
         <w:rPr>
           <w:b/>
         </w:rPr>
+        <w:t>Definition of Done:</w:t>
+      </w:r>
+    </w:p>
+    <w:p>
+      <w:pPr>
+        <w:pStyle w:val="ListBullet"/>
+      </w:pPr>
+      <w:r>
+        <w:t>Acceptance criteria above are met and verified</w:t>
+      </w:r>
+    </w:p>
+    <w:p>
+      <w:pPr>
+        <w:pStyle w:val="ListBullet"/>
+      </w:pPr>
+      <w:r>
+        <w:t>Code reviewed and approved</w:t>
+      </w:r>
+    </w:p>
+    <w:p>
+      <w:pPr>
+        <w:pStyle w:val="ListBullet"/>
+      </w:pPr>
+      <w:r>
+        <w:t>Automated tests (unit/integration) written and passing</w:t>
+      </w:r>
+    </w:p>
+    <w:p>
+      <w:pPr>
+        <w:pStyle w:val="ListBullet"/>
+      </w:pPr>
+      <w:r>
+        <w:t>No regression introduced in existing functionality</w:t>
+      </w:r>
+    </w:p>
+    <w:p>
+      <w:pPr>
+        <w:pStyle w:val="ListBullet"/>
+      </w:pPr>
+      <w:r>
+        <w:t>Relevant documentation updated</w:t>
+      </w:r>
+    </w:p>
+    <w:p>
+      <w:pPr>
+        <w:pStyle w:val="ListBullet"/>
+      </w:pPr>
+      <w:r>
+        <w:t>Deployed to staging/UAT and verified</w:t>
+      </w:r>
+    </w:p>
+    <w:p>
+      <w:pPr>
+        <w:pStyle w:val="ListBullet"/>
+      </w:pPr>
+      <w:r>
+        <w:t>Product Owner sign-off obtained</w:t>
+      </w:r>
+    </w:p>
+    <w:p>
+      <w:r>
+        <w:rPr>
+          <w:b/>
+        </w:rPr>
         <w:t xml:space="preserve">Notes: </w:t>
       </w:r>
       <w:r>
@@ -4721,6 +7345,70 @@
         <w:rPr>
           <w:b/>
         </w:rPr>
+        <w:t>Definition of Done:</w:t>
+      </w:r>
+    </w:p>
+    <w:p>
+      <w:pPr>
+        <w:pStyle w:val="ListBullet"/>
+      </w:pPr>
+      <w:r>
+        <w:t>Acceptance criteria above are met and verified</w:t>
+      </w:r>
+    </w:p>
+    <w:p>
+      <w:pPr>
+        <w:pStyle w:val="ListBullet"/>
+      </w:pPr>
+      <w:r>
+        <w:t>Code reviewed and approved</w:t>
+      </w:r>
+    </w:p>
+    <w:p>
+      <w:pPr>
+        <w:pStyle w:val="ListBullet"/>
+      </w:pPr>
+      <w:r>
+        <w:t>Automated tests (unit/integration) written and passing</w:t>
+      </w:r>
+    </w:p>
+    <w:p>
+      <w:pPr>
+        <w:pStyle w:val="ListBullet"/>
+      </w:pPr>
+      <w:r>
+        <w:t>No regression introduced in existing functionality</w:t>
+      </w:r>
+    </w:p>
+    <w:p>
+      <w:pPr>
+        <w:pStyle w:val="ListBullet"/>
+      </w:pPr>
+      <w:r>
+        <w:t>Relevant documentation updated</w:t>
+      </w:r>
+    </w:p>
+    <w:p>
+      <w:pPr>
+        <w:pStyle w:val="ListBullet"/>
+      </w:pPr>
+      <w:r>
+        <w:t>Deployed to staging/UAT and verified</w:t>
+      </w:r>
+    </w:p>
+    <w:p>
+      <w:pPr>
+        <w:pStyle w:val="ListBullet"/>
+      </w:pPr>
+      <w:r>
+        <w:t>Product Owner sign-off obtained</w:t>
+      </w:r>
+    </w:p>
+    <w:p>
+      <w:r>
+        <w:rPr>
+          <w:b/>
+        </w:rPr>
         <w:t xml:space="preserve">Notes: </w:t>
       </w:r>
       <w:r>
@@ -4821,6 +7509,70 @@
         <w:rPr>
           <w:b/>
         </w:rPr>
+        <w:t>Definition of Done:</w:t>
+      </w:r>
+    </w:p>
+    <w:p>
+      <w:pPr>
+        <w:pStyle w:val="ListBullet"/>
+      </w:pPr>
+      <w:r>
+        <w:t>Acceptance criteria above are met and verified</w:t>
+      </w:r>
+    </w:p>
+    <w:p>
+      <w:pPr>
+        <w:pStyle w:val="ListBullet"/>
+      </w:pPr>
+      <w:r>
+        <w:t>Code reviewed and approved</w:t>
+      </w:r>
+    </w:p>
+    <w:p>
+      <w:pPr>
+        <w:pStyle w:val="ListBullet"/>
+      </w:pPr>
+      <w:r>
+        <w:t>Automated tests (unit/integration) written and passing</w:t>
+      </w:r>
+    </w:p>
+    <w:p>
+      <w:pPr>
+        <w:pStyle w:val="ListBullet"/>
+      </w:pPr>
+      <w:r>
+        <w:t>No regression introduced in existing functionality</w:t>
+      </w:r>
+    </w:p>
+    <w:p>
+      <w:pPr>
+        <w:pStyle w:val="ListBullet"/>
+      </w:pPr>
+      <w:r>
+        <w:t>Relevant documentation updated</w:t>
+      </w:r>
+    </w:p>
+    <w:p>
+      <w:pPr>
+        <w:pStyle w:val="ListBullet"/>
+      </w:pPr>
+      <w:r>
+        <w:t>Deployed to staging/UAT and verified</w:t>
+      </w:r>
+    </w:p>
+    <w:p>
+      <w:pPr>
+        <w:pStyle w:val="ListBullet"/>
+      </w:pPr>
+      <w:r>
+        <w:t>Product Owner sign-off obtained</w:t>
+      </w:r>
+    </w:p>
+    <w:p>
+      <w:r>
+        <w:rPr>
+          <w:b/>
+        </w:rPr>
         <w:t xml:space="preserve">Notes: </w:t>
       </w:r>
       <w:r>
@@ -4900,6 +7652,70 @@
         <w:rPr>
           <w:b/>
         </w:rPr>
+        <w:t>Definition of Done:</w:t>
+      </w:r>
+    </w:p>
+    <w:p>
+      <w:pPr>
+        <w:pStyle w:val="ListBullet"/>
+      </w:pPr>
+      <w:r>
+        <w:t>Acceptance criteria above are met and verified</w:t>
+      </w:r>
+    </w:p>
+    <w:p>
+      <w:pPr>
+        <w:pStyle w:val="ListBullet"/>
+      </w:pPr>
+      <w:r>
+        <w:t>Code reviewed and approved</w:t>
+      </w:r>
+    </w:p>
+    <w:p>
+      <w:pPr>
+        <w:pStyle w:val="ListBullet"/>
+      </w:pPr>
+      <w:r>
+        <w:t>Automated tests (unit/integration) written and passing</w:t>
+      </w:r>
+    </w:p>
+    <w:p>
+      <w:pPr>
+        <w:pStyle w:val="ListBullet"/>
+      </w:pPr>
+      <w:r>
+        <w:t>No regression introduced in existing functionality</w:t>
+      </w:r>
+    </w:p>
+    <w:p>
+      <w:pPr>
+        <w:pStyle w:val="ListBullet"/>
+      </w:pPr>
+      <w:r>
+        <w:t>Relevant documentation updated</w:t>
+      </w:r>
+    </w:p>
+    <w:p>
+      <w:pPr>
+        <w:pStyle w:val="ListBullet"/>
+      </w:pPr>
+      <w:r>
+        <w:t>Deployed to staging/UAT and verified</w:t>
+      </w:r>
+    </w:p>
+    <w:p>
+      <w:pPr>
+        <w:pStyle w:val="ListBullet"/>
+      </w:pPr>
+      <w:r>
+        <w:t>Product Owner sign-off obtained</w:t>
+      </w:r>
+    </w:p>
+    <w:p>
+      <w:r>
+        <w:rPr>
+          <w:b/>
+        </w:rPr>
         <w:t xml:space="preserve">Notes: </w:t>
       </w:r>
       <w:r>
@@ -4992,6 +7808,70 @@
         <w:rPr>
           <w:b/>
         </w:rPr>
+        <w:t>Definition of Done:</w:t>
+      </w:r>
+    </w:p>
+    <w:p>
+      <w:pPr>
+        <w:pStyle w:val="ListBullet"/>
+      </w:pPr>
+      <w:r>
+        <w:t>Acceptance criteria above are met and verified</w:t>
+      </w:r>
+    </w:p>
+    <w:p>
+      <w:pPr>
+        <w:pStyle w:val="ListBullet"/>
+      </w:pPr>
+      <w:r>
+        <w:t>Code reviewed and approved</w:t>
+      </w:r>
+    </w:p>
+    <w:p>
+      <w:pPr>
+        <w:pStyle w:val="ListBullet"/>
+      </w:pPr>
+      <w:r>
+        <w:t>Automated tests (unit/integration) written and passing</w:t>
+      </w:r>
+    </w:p>
+    <w:p>
+      <w:pPr>
+        <w:pStyle w:val="ListBullet"/>
+      </w:pPr>
+      <w:r>
+        <w:t>No regression introduced in existing functionality</w:t>
+      </w:r>
+    </w:p>
+    <w:p>
+      <w:pPr>
+        <w:pStyle w:val="ListBullet"/>
+      </w:pPr>
+      <w:r>
+        <w:t>Relevant documentation updated</w:t>
+      </w:r>
+    </w:p>
+    <w:p>
+      <w:pPr>
+        <w:pStyle w:val="ListBullet"/>
+      </w:pPr>
+      <w:r>
+        <w:t>Deployed to staging/UAT and verified</w:t>
+      </w:r>
+    </w:p>
+    <w:p>
+      <w:pPr>
+        <w:pStyle w:val="ListBullet"/>
+      </w:pPr>
+      <w:r>
+        <w:t>Product Owner sign-off obtained</w:t>
+      </w:r>
+    </w:p>
+    <w:p>
+      <w:r>
+        <w:rPr>
+          <w:b/>
+        </w:rPr>
         <w:t xml:space="preserve">Notes: </w:t>
       </w:r>
       <w:r>
@@ -5063,6 +7943,70 @@
         <w:rPr>
           <w:b/>
         </w:rPr>
+        <w:t>Definition of Done:</w:t>
+      </w:r>
+    </w:p>
+    <w:p>
+      <w:pPr>
+        <w:pStyle w:val="ListBullet"/>
+      </w:pPr>
+      <w:r>
+        <w:t>Acceptance criteria above are met and verified</w:t>
+      </w:r>
+    </w:p>
+    <w:p>
+      <w:pPr>
+        <w:pStyle w:val="ListBullet"/>
+      </w:pPr>
+      <w:r>
+        <w:t>Code reviewed and approved</w:t>
+      </w:r>
+    </w:p>
+    <w:p>
+      <w:pPr>
+        <w:pStyle w:val="ListBullet"/>
+      </w:pPr>
+      <w:r>
+        <w:t>Automated tests (unit/integration) written and passing</w:t>
+      </w:r>
+    </w:p>
+    <w:p>
+      <w:pPr>
+        <w:pStyle w:val="ListBullet"/>
+      </w:pPr>
+      <w:r>
+        <w:t>No regression introduced in existing functionality</w:t>
+      </w:r>
+    </w:p>
+    <w:p>
+      <w:pPr>
+        <w:pStyle w:val="ListBullet"/>
+      </w:pPr>
+      <w:r>
+        <w:t>Relevant documentation updated</w:t>
+      </w:r>
+    </w:p>
+    <w:p>
+      <w:pPr>
+        <w:pStyle w:val="ListBullet"/>
+      </w:pPr>
+      <w:r>
+        <w:t>Deployed to staging/UAT and verified</w:t>
+      </w:r>
+    </w:p>
+    <w:p>
+      <w:pPr>
+        <w:pStyle w:val="ListBullet"/>
+      </w:pPr>
+      <w:r>
+        <w:t>Product Owner sign-off obtained</w:t>
+      </w:r>
+    </w:p>
+    <w:p>
+      <w:r>
+        <w:rPr>
+          <w:b/>
+        </w:rPr>
         <w:t xml:space="preserve">Notes: </w:t>
       </w:r>
       <w:r>
@@ -5155,6 +8099,70 @@
         <w:rPr>
           <w:b/>
         </w:rPr>
+        <w:t>Definition of Done:</w:t>
+      </w:r>
+    </w:p>
+    <w:p>
+      <w:pPr>
+        <w:pStyle w:val="ListBullet"/>
+      </w:pPr>
+      <w:r>
+        <w:t>Acceptance criteria above are met and verified</w:t>
+      </w:r>
+    </w:p>
+    <w:p>
+      <w:pPr>
+        <w:pStyle w:val="ListBullet"/>
+      </w:pPr>
+      <w:r>
+        <w:t>Code reviewed and approved</w:t>
+      </w:r>
+    </w:p>
+    <w:p>
+      <w:pPr>
+        <w:pStyle w:val="ListBullet"/>
+      </w:pPr>
+      <w:r>
+        <w:t>Automated tests (unit/integration) written and passing</w:t>
+      </w:r>
+    </w:p>
+    <w:p>
+      <w:pPr>
+        <w:pStyle w:val="ListBullet"/>
+      </w:pPr>
+      <w:r>
+        <w:t>No regression introduced in existing functionality</w:t>
+      </w:r>
+    </w:p>
+    <w:p>
+      <w:pPr>
+        <w:pStyle w:val="ListBullet"/>
+      </w:pPr>
+      <w:r>
+        <w:t>Relevant documentation updated</w:t>
+      </w:r>
+    </w:p>
+    <w:p>
+      <w:pPr>
+        <w:pStyle w:val="ListBullet"/>
+      </w:pPr>
+      <w:r>
+        <w:t>Deployed to staging/UAT and verified</w:t>
+      </w:r>
+    </w:p>
+    <w:p>
+      <w:pPr>
+        <w:pStyle w:val="ListBullet"/>
+      </w:pPr>
+      <w:r>
+        <w:t>Product Owner sign-off obtained</w:t>
+      </w:r>
+    </w:p>
+    <w:p>
+      <w:r>
+        <w:rPr>
+          <w:b/>
+        </w:rPr>
         <w:t xml:space="preserve">Notes: </w:t>
       </w:r>
       <w:r>
@@ -5218,6 +8226,70 @@
         <w:rPr>
           <w:b/>
         </w:rPr>
+        <w:t>Definition of Done:</w:t>
+      </w:r>
+    </w:p>
+    <w:p>
+      <w:pPr>
+        <w:pStyle w:val="ListBullet"/>
+      </w:pPr>
+      <w:r>
+        <w:t>Acceptance criteria above are met and verified</w:t>
+      </w:r>
+    </w:p>
+    <w:p>
+      <w:pPr>
+        <w:pStyle w:val="ListBullet"/>
+      </w:pPr>
+      <w:r>
+        <w:t>Code reviewed and approved</w:t>
+      </w:r>
+    </w:p>
+    <w:p>
+      <w:pPr>
+        <w:pStyle w:val="ListBullet"/>
+      </w:pPr>
+      <w:r>
+        <w:t>Automated tests (unit/integration) written and passing</w:t>
+      </w:r>
+    </w:p>
+    <w:p>
+      <w:pPr>
+        <w:pStyle w:val="ListBullet"/>
+      </w:pPr>
+      <w:r>
+        <w:t>No regression introduced in existing functionality</w:t>
+      </w:r>
+    </w:p>
+    <w:p>
+      <w:pPr>
+        <w:pStyle w:val="ListBullet"/>
+      </w:pPr>
+      <w:r>
+        <w:t>Relevant documentation updated</w:t>
+      </w:r>
+    </w:p>
+    <w:p>
+      <w:pPr>
+        <w:pStyle w:val="ListBullet"/>
+      </w:pPr>
+      <w:r>
+        <w:t>Deployed to staging/UAT and verified</w:t>
+      </w:r>
+    </w:p>
+    <w:p>
+      <w:pPr>
+        <w:pStyle w:val="ListBullet"/>
+      </w:pPr>
+      <w:r>
+        <w:t>Product Owner sign-off obtained</w:t>
+      </w:r>
+    </w:p>
+    <w:p>
+      <w:r>
+        <w:rPr>
+          <w:b/>
+        </w:rPr>
         <w:t xml:space="preserve">Notes: </w:t>
       </w:r>
       <w:r>
@@ -5318,6 +8390,70 @@
         <w:rPr>
           <w:b/>
         </w:rPr>
+        <w:t>Definition of Done:</w:t>
+      </w:r>
+    </w:p>
+    <w:p>
+      <w:pPr>
+        <w:pStyle w:val="ListBullet"/>
+      </w:pPr>
+      <w:r>
+        <w:t>Acceptance criteria above are met and verified</w:t>
+      </w:r>
+    </w:p>
+    <w:p>
+      <w:pPr>
+        <w:pStyle w:val="ListBullet"/>
+      </w:pPr>
+      <w:r>
+        <w:t>Code reviewed and approved</w:t>
+      </w:r>
+    </w:p>
+    <w:p>
+      <w:pPr>
+        <w:pStyle w:val="ListBullet"/>
+      </w:pPr>
+      <w:r>
+        <w:t>Automated tests (unit/integration) written and passing</w:t>
+      </w:r>
+    </w:p>
+    <w:p>
+      <w:pPr>
+        <w:pStyle w:val="ListBullet"/>
+      </w:pPr>
+      <w:r>
+        <w:t>No regression introduced in existing functionality</w:t>
+      </w:r>
+    </w:p>
+    <w:p>
+      <w:pPr>
+        <w:pStyle w:val="ListBullet"/>
+      </w:pPr>
+      <w:r>
+        <w:t>Relevant documentation updated</w:t>
+      </w:r>
+    </w:p>
+    <w:p>
+      <w:pPr>
+        <w:pStyle w:val="ListBullet"/>
+      </w:pPr>
+      <w:r>
+        <w:t>Deployed to staging/UAT and verified</w:t>
+      </w:r>
+    </w:p>
+    <w:p>
+      <w:pPr>
+        <w:pStyle w:val="ListBullet"/>
+      </w:pPr>
+      <w:r>
+        <w:t>Product Owner sign-off obtained</w:t>
+      </w:r>
+    </w:p>
+    <w:p>
+      <w:r>
+        <w:rPr>
+          <w:b/>
+        </w:rPr>
         <w:t xml:space="preserve">Notes: </w:t>
       </w:r>
       <w:r>
@@ -5426,6 +8562,70 @@
         <w:rPr>
           <w:b/>
         </w:rPr>
+        <w:t>Definition of Done:</w:t>
+      </w:r>
+    </w:p>
+    <w:p>
+      <w:pPr>
+        <w:pStyle w:val="ListBullet"/>
+      </w:pPr>
+      <w:r>
+        <w:t>Acceptance criteria above are met and verified</w:t>
+      </w:r>
+    </w:p>
+    <w:p>
+      <w:pPr>
+        <w:pStyle w:val="ListBullet"/>
+      </w:pPr>
+      <w:r>
+        <w:t>Code reviewed and approved</w:t>
+      </w:r>
+    </w:p>
+    <w:p>
+      <w:pPr>
+        <w:pStyle w:val="ListBullet"/>
+      </w:pPr>
+      <w:r>
+        <w:t>Automated tests (unit/integration) written and passing</w:t>
+      </w:r>
+    </w:p>
+    <w:p>
+      <w:pPr>
+        <w:pStyle w:val="ListBullet"/>
+      </w:pPr>
+      <w:r>
+        <w:t>No regression introduced in existing functionality</w:t>
+      </w:r>
+    </w:p>
+    <w:p>
+      <w:pPr>
+        <w:pStyle w:val="ListBullet"/>
+      </w:pPr>
+      <w:r>
+        <w:t>Relevant documentation updated</w:t>
+      </w:r>
+    </w:p>
+    <w:p>
+      <w:pPr>
+        <w:pStyle w:val="ListBullet"/>
+      </w:pPr>
+      <w:r>
+        <w:t>Deployed to staging/UAT and verified</w:t>
+      </w:r>
+    </w:p>
+    <w:p>
+      <w:pPr>
+        <w:pStyle w:val="ListBullet"/>
+      </w:pPr>
+      <w:r>
+        <w:t>Product Owner sign-off obtained</w:t>
+      </w:r>
+    </w:p>
+    <w:p>
+      <w:r>
+        <w:rPr>
+          <w:b/>
+        </w:rPr>
         <w:t xml:space="preserve">Notes: </w:t>
       </w:r>
       <w:r>
@@ -5497,6 +8697,70 @@
         <w:rPr>
           <w:b/>
         </w:rPr>
+        <w:t>Definition of Done:</w:t>
+      </w:r>
+    </w:p>
+    <w:p>
+      <w:pPr>
+        <w:pStyle w:val="ListBullet"/>
+      </w:pPr>
+      <w:r>
+        <w:t>Acceptance criteria above are met and verified</w:t>
+      </w:r>
+    </w:p>
+    <w:p>
+      <w:pPr>
+        <w:pStyle w:val="ListBullet"/>
+      </w:pPr>
+      <w:r>
+        <w:t>Code reviewed and approved</w:t>
+      </w:r>
+    </w:p>
+    <w:p>
+      <w:pPr>
+        <w:pStyle w:val="ListBullet"/>
+      </w:pPr>
+      <w:r>
+        <w:t>Automated tests (unit/integration) written and passing</w:t>
+      </w:r>
+    </w:p>
+    <w:p>
+      <w:pPr>
+        <w:pStyle w:val="ListBullet"/>
+      </w:pPr>
+      <w:r>
+        <w:t>No regression introduced in existing functionality</w:t>
+      </w:r>
+    </w:p>
+    <w:p>
+      <w:pPr>
+        <w:pStyle w:val="ListBullet"/>
+      </w:pPr>
+      <w:r>
+        <w:t>Relevant documentation updated</w:t>
+      </w:r>
+    </w:p>
+    <w:p>
+      <w:pPr>
+        <w:pStyle w:val="ListBullet"/>
+      </w:pPr>
+      <w:r>
+        <w:t>Deployed to staging/UAT and verified</w:t>
+      </w:r>
+    </w:p>
+    <w:p>
+      <w:pPr>
+        <w:pStyle w:val="ListBullet"/>
+      </w:pPr>
+      <w:r>
+        <w:t>Product Owner sign-off obtained</w:t>
+      </w:r>
+    </w:p>
+    <w:p>
+      <w:r>
+        <w:rPr>
+          <w:b/>
+        </w:rPr>
         <w:t xml:space="preserve">Notes: </w:t>
       </w:r>
       <w:r>
@@ -5605,6 +8869,70 @@
         <w:rPr>
           <w:b/>
         </w:rPr>
+        <w:t>Definition of Done:</w:t>
+      </w:r>
+    </w:p>
+    <w:p>
+      <w:pPr>
+        <w:pStyle w:val="ListBullet"/>
+      </w:pPr>
+      <w:r>
+        <w:t>Acceptance criteria above are met and verified</w:t>
+      </w:r>
+    </w:p>
+    <w:p>
+      <w:pPr>
+        <w:pStyle w:val="ListBullet"/>
+      </w:pPr>
+      <w:r>
+        <w:t>Code reviewed and approved</w:t>
+      </w:r>
+    </w:p>
+    <w:p>
+      <w:pPr>
+        <w:pStyle w:val="ListBullet"/>
+      </w:pPr>
+      <w:r>
+        <w:t>Automated tests (unit/integration) written and passing</w:t>
+      </w:r>
+    </w:p>
+    <w:p>
+      <w:pPr>
+        <w:pStyle w:val="ListBullet"/>
+      </w:pPr>
+      <w:r>
+        <w:t>No regression introduced in existing functionality</w:t>
+      </w:r>
+    </w:p>
+    <w:p>
+      <w:pPr>
+        <w:pStyle w:val="ListBullet"/>
+      </w:pPr>
+      <w:r>
+        <w:t>Relevant documentation updated</w:t>
+      </w:r>
+    </w:p>
+    <w:p>
+      <w:pPr>
+        <w:pStyle w:val="ListBullet"/>
+      </w:pPr>
+      <w:r>
+        <w:t>Deployed to staging/UAT and verified</w:t>
+      </w:r>
+    </w:p>
+    <w:p>
+      <w:pPr>
+        <w:pStyle w:val="ListBullet"/>
+      </w:pPr>
+      <w:r>
+        <w:t>Product Owner sign-off obtained</w:t>
+      </w:r>
+    </w:p>
+    <w:p>
+      <w:r>
+        <w:rPr>
+          <w:b/>
+        </w:rPr>
         <w:t xml:space="preserve">Notes: </w:t>
       </w:r>
       <w:r>
@@ -5698,6 +9026,70 @@
       </w:pPr>
       <w:r>
         <w:t>Given the data model, when reviewed, then customer, transaction, and screening data is logically separated in a way that supports future per-institution isolation without a schema redesign.</w:t>
+      </w:r>
+    </w:p>
+    <w:p>
+      <w:r>
+        <w:rPr>
+          <w:b/>
+        </w:rPr>
+        <w:t>Definition of Done:</w:t>
+      </w:r>
+    </w:p>
+    <w:p>
+      <w:pPr>
+        <w:pStyle w:val="ListBullet"/>
+      </w:pPr>
+      <w:r>
+        <w:t>Acceptance criteria above are met and verified</w:t>
+      </w:r>
+    </w:p>
+    <w:p>
+      <w:pPr>
+        <w:pStyle w:val="ListBullet"/>
+      </w:pPr>
+      <w:r>
+        <w:t>Code reviewed and approved</w:t>
+      </w:r>
+    </w:p>
+    <w:p>
+      <w:pPr>
+        <w:pStyle w:val="ListBullet"/>
+      </w:pPr>
+      <w:r>
+        <w:t>Automated tests (unit/integration) written and passing</w:t>
+      </w:r>
+    </w:p>
+    <w:p>
+      <w:pPr>
+        <w:pStyle w:val="ListBullet"/>
+      </w:pPr>
+      <w:r>
+        <w:t>No regression introduced in existing functionality</w:t>
+      </w:r>
+    </w:p>
+    <w:p>
+      <w:pPr>
+        <w:pStyle w:val="ListBullet"/>
+      </w:pPr>
+      <w:r>
+        <w:t>Relevant documentation updated</w:t>
+      </w:r>
+    </w:p>
+    <w:p>
+      <w:pPr>
+        <w:pStyle w:val="ListBullet"/>
+      </w:pPr>
+      <w:r>
+        <w:t>Deployed to staging/UAT and verified</w:t>
+      </w:r>
+    </w:p>
+    <w:p>
+      <w:pPr>
+        <w:pStyle w:val="ListBullet"/>
+      </w:pPr>
+      <w:r>
+        <w:t>Product Owner sign-off obtained</w:t>
       </w:r>
     </w:p>
     <w:p>

--- a/deliverables/sanctions-module/Sanctions_Module_Epics_Tickets_Draft.docx
+++ b/deliverables/sanctions-module/Sanctions_Module_Epics_Tickets_Draft.docx
@@ -1289,55 +1289,55 @@
         <w:pStyle w:val="ListBullet"/>
       </w:pPr>
       <w:r>
-        <w:t>Acceptance criteria above are met and verified</w:t>
-      </w:r>
-    </w:p>
-    <w:p>
-      <w:pPr>
-        <w:pStyle w:val="ListBullet"/>
-      </w:pPr>
-      <w:r>
-        <w:t>Code reviewed and approved</w:t>
-      </w:r>
-    </w:p>
-    <w:p>
-      <w:pPr>
-        <w:pStyle w:val="ListBullet"/>
-      </w:pPr>
-      <w:r>
-        <w:t>Automated tests (unit/integration) written and passing</w:t>
-      </w:r>
-    </w:p>
-    <w:p>
-      <w:pPr>
-        <w:pStyle w:val="ListBullet"/>
-      </w:pPr>
-      <w:r>
-        <w:t>No regression introduced in existing functionality</w:t>
-      </w:r>
-    </w:p>
-    <w:p>
-      <w:pPr>
-        <w:pStyle w:val="ListBullet"/>
-      </w:pPr>
-      <w:r>
-        <w:t>Relevant documentation updated</w:t>
-      </w:r>
-    </w:p>
-    <w:p>
-      <w:pPr>
-        <w:pStyle w:val="ListBullet"/>
-      </w:pPr>
-      <w:r>
-        <w:t>Deployed to staging/UAT and verified</w:t>
-      </w:r>
-    </w:p>
-    <w:p>
-      <w:pPr>
-        <w:pStyle w:val="ListBullet"/>
-      </w:pPr>
-      <w:r>
-        <w:t>Product Owner sign-off obtained</w:t>
+        <w:t>Acceptance criteria above are met and verified — Verified by: QA/Tester; When: before moving to review</w:t>
+      </w:r>
+    </w:p>
+    <w:p>
+      <w:pPr>
+        <w:pStyle w:val="ListBullet"/>
+      </w:pPr>
+      <w:r>
+        <w:t>Code reviewed and approved — Verified by: peer engineer (second, more senior reviewer for compliance-critical/Four-Eyes stories); When: before merge</w:t>
+      </w:r>
+    </w:p>
+    <w:p>
+      <w:pPr>
+        <w:pStyle w:val="ListBullet"/>
+      </w:pPr>
+      <w:r>
+        <w:t>Automated tests (unit/integration) written and passing — Verified by: implementing developer; When: CI gate, before merge</w:t>
+      </w:r>
+    </w:p>
+    <w:p>
+      <w:pPr>
+        <w:pStyle w:val="ListBullet"/>
+      </w:pPr>
+      <w:r>
+        <w:t>No regression introduced in existing functionality — Verified by: QA + CI regression suite; When: after merge, before staging/UAT deploy</w:t>
+      </w:r>
+    </w:p>
+    <w:p>
+      <w:pPr>
+        <w:pStyle w:val="ListBullet"/>
+      </w:pPr>
+      <w:r>
+        <w:t>Relevant documentation updated — Verified by: developer (technical docs) + BA/PO (user-facing docs); When: before ticket marked Done</w:t>
+      </w:r>
+    </w:p>
+    <w:p>
+      <w:pPr>
+        <w:pStyle w:val="ListBullet"/>
+      </w:pPr>
+      <w:r>
+        <w:t>Deployed to staging/UAT and verified — Verified by: DevOps/release engineer deploys, QA or PO verifies; When: after regression passes, before sign-off</w:t>
+      </w:r>
+    </w:p>
+    <w:p>
+      <w:pPr>
+        <w:pStyle w:val="ListBullet"/>
+      </w:pPr>
+      <w:r>
+        <w:t>Product Owner sign-off obtained — Verified by: Product Owner (+ Compliance/MLRO for regulated tickets); When: final step before release eligibility</w:t>
       </w:r>
     </w:p>
     <w:p>
@@ -1432,55 +1432,55 @@
         <w:pStyle w:val="ListBullet"/>
       </w:pPr>
       <w:r>
-        <w:t>Acceptance criteria above are met and verified</w:t>
-      </w:r>
-    </w:p>
-    <w:p>
-      <w:pPr>
-        <w:pStyle w:val="ListBullet"/>
-      </w:pPr>
-      <w:r>
-        <w:t>Code reviewed and approved</w:t>
-      </w:r>
-    </w:p>
-    <w:p>
-      <w:pPr>
-        <w:pStyle w:val="ListBullet"/>
-      </w:pPr>
-      <w:r>
-        <w:t>Automated tests (unit/integration) written and passing</w:t>
-      </w:r>
-    </w:p>
-    <w:p>
-      <w:pPr>
-        <w:pStyle w:val="ListBullet"/>
-      </w:pPr>
-      <w:r>
-        <w:t>No regression introduced in existing functionality</w:t>
-      </w:r>
-    </w:p>
-    <w:p>
-      <w:pPr>
-        <w:pStyle w:val="ListBullet"/>
-      </w:pPr>
-      <w:r>
-        <w:t>Relevant documentation updated</w:t>
-      </w:r>
-    </w:p>
-    <w:p>
-      <w:pPr>
-        <w:pStyle w:val="ListBullet"/>
-      </w:pPr>
-      <w:r>
-        <w:t>Deployed to staging/UAT and verified</w:t>
-      </w:r>
-    </w:p>
-    <w:p>
-      <w:pPr>
-        <w:pStyle w:val="ListBullet"/>
-      </w:pPr>
-      <w:r>
-        <w:t>Product Owner sign-off obtained</w:t>
+        <w:t>Acceptance criteria above are met and verified — Verified by: QA/Tester; When: before moving to review</w:t>
+      </w:r>
+    </w:p>
+    <w:p>
+      <w:pPr>
+        <w:pStyle w:val="ListBullet"/>
+      </w:pPr>
+      <w:r>
+        <w:t>Code reviewed and approved — Verified by: peer engineer (second, more senior reviewer for compliance-critical/Four-Eyes stories); When: before merge</w:t>
+      </w:r>
+    </w:p>
+    <w:p>
+      <w:pPr>
+        <w:pStyle w:val="ListBullet"/>
+      </w:pPr>
+      <w:r>
+        <w:t>Automated tests (unit/integration) written and passing — Verified by: implementing developer; When: CI gate, before merge</w:t>
+      </w:r>
+    </w:p>
+    <w:p>
+      <w:pPr>
+        <w:pStyle w:val="ListBullet"/>
+      </w:pPr>
+      <w:r>
+        <w:t>No regression introduced in existing functionality — Verified by: QA + CI regression suite; When: after merge, before staging/UAT deploy</w:t>
+      </w:r>
+    </w:p>
+    <w:p>
+      <w:pPr>
+        <w:pStyle w:val="ListBullet"/>
+      </w:pPr>
+      <w:r>
+        <w:t>Relevant documentation updated — Verified by: developer (technical docs) + BA/PO (user-facing docs); When: before ticket marked Done</w:t>
+      </w:r>
+    </w:p>
+    <w:p>
+      <w:pPr>
+        <w:pStyle w:val="ListBullet"/>
+      </w:pPr>
+      <w:r>
+        <w:t>Deployed to staging/UAT and verified — Verified by: DevOps/release engineer deploys, QA or PO verifies; When: after regression passes, before sign-off</w:t>
+      </w:r>
+    </w:p>
+    <w:p>
+      <w:pPr>
+        <w:pStyle w:val="ListBullet"/>
+      </w:pPr>
+      <w:r>
+        <w:t>Product Owner sign-off obtained — Verified by: Product Owner (+ Compliance/MLRO for regulated tickets); When: final step before release eligibility</w:t>
       </w:r>
     </w:p>
     <w:p>
@@ -1567,55 +1567,55 @@
         <w:pStyle w:val="ListBullet"/>
       </w:pPr>
       <w:r>
-        <w:t>Acceptance criteria above are met and verified</w:t>
-      </w:r>
-    </w:p>
-    <w:p>
-      <w:pPr>
-        <w:pStyle w:val="ListBullet"/>
-      </w:pPr>
-      <w:r>
-        <w:t>Code reviewed and approved</w:t>
-      </w:r>
-    </w:p>
-    <w:p>
-      <w:pPr>
-        <w:pStyle w:val="ListBullet"/>
-      </w:pPr>
-      <w:r>
-        <w:t>Automated tests (unit/integration) written and passing</w:t>
-      </w:r>
-    </w:p>
-    <w:p>
-      <w:pPr>
-        <w:pStyle w:val="ListBullet"/>
-      </w:pPr>
-      <w:r>
-        <w:t>No regression introduced in existing functionality</w:t>
-      </w:r>
-    </w:p>
-    <w:p>
-      <w:pPr>
-        <w:pStyle w:val="ListBullet"/>
-      </w:pPr>
-      <w:r>
-        <w:t>Relevant documentation updated</w:t>
-      </w:r>
-    </w:p>
-    <w:p>
-      <w:pPr>
-        <w:pStyle w:val="ListBullet"/>
-      </w:pPr>
-      <w:r>
-        <w:t>Deployed to staging/UAT and verified</w:t>
-      </w:r>
-    </w:p>
-    <w:p>
-      <w:pPr>
-        <w:pStyle w:val="ListBullet"/>
-      </w:pPr>
-      <w:r>
-        <w:t>Product Owner sign-off obtained</w:t>
+        <w:t>Acceptance criteria above are met and verified — Verified by: QA/Tester; When: before moving to review</w:t>
+      </w:r>
+    </w:p>
+    <w:p>
+      <w:pPr>
+        <w:pStyle w:val="ListBullet"/>
+      </w:pPr>
+      <w:r>
+        <w:t>Code reviewed and approved — Verified by: peer engineer (second, more senior reviewer for compliance-critical/Four-Eyes stories); When: before merge</w:t>
+      </w:r>
+    </w:p>
+    <w:p>
+      <w:pPr>
+        <w:pStyle w:val="ListBullet"/>
+      </w:pPr>
+      <w:r>
+        <w:t>Automated tests (unit/integration) written and passing — Verified by: implementing developer; When: CI gate, before merge</w:t>
+      </w:r>
+    </w:p>
+    <w:p>
+      <w:pPr>
+        <w:pStyle w:val="ListBullet"/>
+      </w:pPr>
+      <w:r>
+        <w:t>No regression introduced in existing functionality — Verified by: QA + CI regression suite; When: after merge, before staging/UAT deploy</w:t>
+      </w:r>
+    </w:p>
+    <w:p>
+      <w:pPr>
+        <w:pStyle w:val="ListBullet"/>
+      </w:pPr>
+      <w:r>
+        <w:t>Relevant documentation updated — Verified by: developer (technical docs) + BA/PO (user-facing docs); When: before ticket marked Done</w:t>
+      </w:r>
+    </w:p>
+    <w:p>
+      <w:pPr>
+        <w:pStyle w:val="ListBullet"/>
+      </w:pPr>
+      <w:r>
+        <w:t>Deployed to staging/UAT and verified — Verified by: DevOps/release engineer deploys, QA or PO verifies; When: after regression passes, before sign-off</w:t>
+      </w:r>
+    </w:p>
+    <w:p>
+      <w:pPr>
+        <w:pStyle w:val="ListBullet"/>
+      </w:pPr>
+      <w:r>
+        <w:t>Product Owner sign-off obtained — Verified by: Product Owner (+ Compliance/MLRO for regulated tickets); When: final step before release eligibility</w:t>
       </w:r>
     </w:p>
     <w:p>
@@ -1710,55 +1710,55 @@
         <w:pStyle w:val="ListBullet"/>
       </w:pPr>
       <w:r>
-        <w:t>Acceptance criteria above are met and verified</w:t>
-      </w:r>
-    </w:p>
-    <w:p>
-      <w:pPr>
-        <w:pStyle w:val="ListBullet"/>
-      </w:pPr>
-      <w:r>
-        <w:t>Code reviewed and approved</w:t>
-      </w:r>
-    </w:p>
-    <w:p>
-      <w:pPr>
-        <w:pStyle w:val="ListBullet"/>
-      </w:pPr>
-      <w:r>
-        <w:t>Automated tests (unit/integration) written and passing</w:t>
-      </w:r>
-    </w:p>
-    <w:p>
-      <w:pPr>
-        <w:pStyle w:val="ListBullet"/>
-      </w:pPr>
-      <w:r>
-        <w:t>No regression introduced in existing functionality</w:t>
-      </w:r>
-    </w:p>
-    <w:p>
-      <w:pPr>
-        <w:pStyle w:val="ListBullet"/>
-      </w:pPr>
-      <w:r>
-        <w:t>Relevant documentation updated</w:t>
-      </w:r>
-    </w:p>
-    <w:p>
-      <w:pPr>
-        <w:pStyle w:val="ListBullet"/>
-      </w:pPr>
-      <w:r>
-        <w:t>Deployed to staging/UAT and verified</w:t>
-      </w:r>
-    </w:p>
-    <w:p>
-      <w:pPr>
-        <w:pStyle w:val="ListBullet"/>
-      </w:pPr>
-      <w:r>
-        <w:t>Product Owner sign-off obtained</w:t>
+        <w:t>Acceptance criteria above are met and verified — Verified by: QA/Tester; When: before moving to review</w:t>
+      </w:r>
+    </w:p>
+    <w:p>
+      <w:pPr>
+        <w:pStyle w:val="ListBullet"/>
+      </w:pPr>
+      <w:r>
+        <w:t>Code reviewed and approved — Verified by: peer engineer (second, more senior reviewer for compliance-critical/Four-Eyes stories); When: before merge</w:t>
+      </w:r>
+    </w:p>
+    <w:p>
+      <w:pPr>
+        <w:pStyle w:val="ListBullet"/>
+      </w:pPr>
+      <w:r>
+        <w:t>Automated tests (unit/integration) written and passing — Verified by: implementing developer; When: CI gate, before merge</w:t>
+      </w:r>
+    </w:p>
+    <w:p>
+      <w:pPr>
+        <w:pStyle w:val="ListBullet"/>
+      </w:pPr>
+      <w:r>
+        <w:t>No regression introduced in existing functionality — Verified by: QA + CI regression suite; When: after merge, before staging/UAT deploy</w:t>
+      </w:r>
+    </w:p>
+    <w:p>
+      <w:pPr>
+        <w:pStyle w:val="ListBullet"/>
+      </w:pPr>
+      <w:r>
+        <w:t>Relevant documentation updated — Verified by: developer (technical docs) + BA/PO (user-facing docs); When: before ticket marked Done</w:t>
+      </w:r>
+    </w:p>
+    <w:p>
+      <w:pPr>
+        <w:pStyle w:val="ListBullet"/>
+      </w:pPr>
+      <w:r>
+        <w:t>Deployed to staging/UAT and verified — Verified by: DevOps/release engineer deploys, QA or PO verifies; When: after regression passes, before sign-off</w:t>
+      </w:r>
+    </w:p>
+    <w:p>
+      <w:pPr>
+        <w:pStyle w:val="ListBullet"/>
+      </w:pPr>
+      <w:r>
+        <w:t>Product Owner sign-off obtained — Verified by: Product Owner (+ Compliance/MLRO for regulated tickets); When: final step before release eligibility</w:t>
       </w:r>
     </w:p>
     <w:p>
@@ -1874,55 +1874,55 @@
         <w:pStyle w:val="ListBullet"/>
       </w:pPr>
       <w:r>
-        <w:t>Acceptance criteria above are met and verified</w:t>
-      </w:r>
-    </w:p>
-    <w:p>
-      <w:pPr>
-        <w:pStyle w:val="ListBullet"/>
-      </w:pPr>
-      <w:r>
-        <w:t>Code reviewed and approved</w:t>
-      </w:r>
-    </w:p>
-    <w:p>
-      <w:pPr>
-        <w:pStyle w:val="ListBullet"/>
-      </w:pPr>
-      <w:r>
-        <w:t>Automated tests (unit/integration) written and passing</w:t>
-      </w:r>
-    </w:p>
-    <w:p>
-      <w:pPr>
-        <w:pStyle w:val="ListBullet"/>
-      </w:pPr>
-      <w:r>
-        <w:t>No regression introduced in existing functionality</w:t>
-      </w:r>
-    </w:p>
-    <w:p>
-      <w:pPr>
-        <w:pStyle w:val="ListBullet"/>
-      </w:pPr>
-      <w:r>
-        <w:t>Relevant documentation updated</w:t>
-      </w:r>
-    </w:p>
-    <w:p>
-      <w:pPr>
-        <w:pStyle w:val="ListBullet"/>
-      </w:pPr>
-      <w:r>
-        <w:t>Deployed to staging/UAT and verified</w:t>
-      </w:r>
-    </w:p>
-    <w:p>
-      <w:pPr>
-        <w:pStyle w:val="ListBullet"/>
-      </w:pPr>
-      <w:r>
-        <w:t>Product Owner sign-off obtained</w:t>
+        <w:t>Acceptance criteria above are met and verified — Verified by: QA/Tester; When: before moving to review</w:t>
+      </w:r>
+    </w:p>
+    <w:p>
+      <w:pPr>
+        <w:pStyle w:val="ListBullet"/>
+      </w:pPr>
+      <w:r>
+        <w:t>Code reviewed and approved — Verified by: peer engineer (second, more senior reviewer for compliance-critical/Four-Eyes stories); When: before merge</w:t>
+      </w:r>
+    </w:p>
+    <w:p>
+      <w:pPr>
+        <w:pStyle w:val="ListBullet"/>
+      </w:pPr>
+      <w:r>
+        <w:t>Automated tests (unit/integration) written and passing — Verified by: implementing developer; When: CI gate, before merge</w:t>
+      </w:r>
+    </w:p>
+    <w:p>
+      <w:pPr>
+        <w:pStyle w:val="ListBullet"/>
+      </w:pPr>
+      <w:r>
+        <w:t>No regression introduced in existing functionality — Verified by: QA + CI regression suite; When: after merge, before staging/UAT deploy</w:t>
+      </w:r>
+    </w:p>
+    <w:p>
+      <w:pPr>
+        <w:pStyle w:val="ListBullet"/>
+      </w:pPr>
+      <w:r>
+        <w:t>Relevant documentation updated — Verified by: developer (technical docs) + BA/PO (user-facing docs); When: before ticket marked Done</w:t>
+      </w:r>
+    </w:p>
+    <w:p>
+      <w:pPr>
+        <w:pStyle w:val="ListBullet"/>
+      </w:pPr>
+      <w:r>
+        <w:t>Deployed to staging/UAT and verified — Verified by: DevOps/release engineer deploys, QA or PO verifies; When: after regression passes, before sign-off</w:t>
+      </w:r>
+    </w:p>
+    <w:p>
+      <w:pPr>
+        <w:pStyle w:val="ListBullet"/>
+      </w:pPr>
+      <w:r>
+        <w:t>Product Owner sign-off obtained — Verified by: Product Owner (+ Compliance/MLRO for regulated tickets); When: final step before release eligibility</w:t>
       </w:r>
     </w:p>
     <w:p>
@@ -2017,55 +2017,55 @@
         <w:pStyle w:val="ListBullet"/>
       </w:pPr>
       <w:r>
-        <w:t>Acceptance criteria above are met and verified</w:t>
-      </w:r>
-    </w:p>
-    <w:p>
-      <w:pPr>
-        <w:pStyle w:val="ListBullet"/>
-      </w:pPr>
-      <w:r>
-        <w:t>Code reviewed and approved</w:t>
-      </w:r>
-    </w:p>
-    <w:p>
-      <w:pPr>
-        <w:pStyle w:val="ListBullet"/>
-      </w:pPr>
-      <w:r>
-        <w:t>Automated tests (unit/integration) written and passing</w:t>
-      </w:r>
-    </w:p>
-    <w:p>
-      <w:pPr>
-        <w:pStyle w:val="ListBullet"/>
-      </w:pPr>
-      <w:r>
-        <w:t>No regression introduced in existing functionality</w:t>
-      </w:r>
-    </w:p>
-    <w:p>
-      <w:pPr>
-        <w:pStyle w:val="ListBullet"/>
-      </w:pPr>
-      <w:r>
-        <w:t>Relevant documentation updated</w:t>
-      </w:r>
-    </w:p>
-    <w:p>
-      <w:pPr>
-        <w:pStyle w:val="ListBullet"/>
-      </w:pPr>
-      <w:r>
-        <w:t>Deployed to staging/UAT and verified</w:t>
-      </w:r>
-    </w:p>
-    <w:p>
-      <w:pPr>
-        <w:pStyle w:val="ListBullet"/>
-      </w:pPr>
-      <w:r>
-        <w:t>Product Owner sign-off obtained</w:t>
+        <w:t>Acceptance criteria above are met and verified — Verified by: QA/Tester; When: before moving to review</w:t>
+      </w:r>
+    </w:p>
+    <w:p>
+      <w:pPr>
+        <w:pStyle w:val="ListBullet"/>
+      </w:pPr>
+      <w:r>
+        <w:t>Code reviewed and approved — Verified by: peer engineer (second, more senior reviewer for compliance-critical/Four-Eyes stories); When: before merge</w:t>
+      </w:r>
+    </w:p>
+    <w:p>
+      <w:pPr>
+        <w:pStyle w:val="ListBullet"/>
+      </w:pPr>
+      <w:r>
+        <w:t>Automated tests (unit/integration) written and passing — Verified by: implementing developer; When: CI gate, before merge</w:t>
+      </w:r>
+    </w:p>
+    <w:p>
+      <w:pPr>
+        <w:pStyle w:val="ListBullet"/>
+      </w:pPr>
+      <w:r>
+        <w:t>No regression introduced in existing functionality — Verified by: QA + CI regression suite; When: after merge, before staging/UAT deploy</w:t>
+      </w:r>
+    </w:p>
+    <w:p>
+      <w:pPr>
+        <w:pStyle w:val="ListBullet"/>
+      </w:pPr>
+      <w:r>
+        <w:t>Relevant documentation updated — Verified by: developer (technical docs) + BA/PO (user-facing docs); When: before ticket marked Done</w:t>
+      </w:r>
+    </w:p>
+    <w:p>
+      <w:pPr>
+        <w:pStyle w:val="ListBullet"/>
+      </w:pPr>
+      <w:r>
+        <w:t>Deployed to staging/UAT and verified — Verified by: DevOps/release engineer deploys, QA or PO verifies; When: after regression passes, before sign-off</w:t>
+      </w:r>
+    </w:p>
+    <w:p>
+      <w:pPr>
+        <w:pStyle w:val="ListBullet"/>
+      </w:pPr>
+      <w:r>
+        <w:t>Product Owner sign-off obtained — Verified by: Product Owner (+ Compliance/MLRO for regulated tickets); When: final step before release eligibility</w:t>
       </w:r>
     </w:p>
     <w:p>
@@ -2152,55 +2152,55 @@
         <w:pStyle w:val="ListBullet"/>
       </w:pPr>
       <w:r>
-        <w:t>Acceptance criteria above are met and verified</w:t>
-      </w:r>
-    </w:p>
-    <w:p>
-      <w:pPr>
-        <w:pStyle w:val="ListBullet"/>
-      </w:pPr>
-      <w:r>
-        <w:t>Code reviewed and approved</w:t>
-      </w:r>
-    </w:p>
-    <w:p>
-      <w:pPr>
-        <w:pStyle w:val="ListBullet"/>
-      </w:pPr>
-      <w:r>
-        <w:t>Automated tests (unit/integration) written and passing</w:t>
-      </w:r>
-    </w:p>
-    <w:p>
-      <w:pPr>
-        <w:pStyle w:val="ListBullet"/>
-      </w:pPr>
-      <w:r>
-        <w:t>No regression introduced in existing functionality</w:t>
-      </w:r>
-    </w:p>
-    <w:p>
-      <w:pPr>
-        <w:pStyle w:val="ListBullet"/>
-      </w:pPr>
-      <w:r>
-        <w:t>Relevant documentation updated</w:t>
-      </w:r>
-    </w:p>
-    <w:p>
-      <w:pPr>
-        <w:pStyle w:val="ListBullet"/>
-      </w:pPr>
-      <w:r>
-        <w:t>Deployed to staging/UAT and verified</w:t>
-      </w:r>
-    </w:p>
-    <w:p>
-      <w:pPr>
-        <w:pStyle w:val="ListBullet"/>
-      </w:pPr>
-      <w:r>
-        <w:t>Product Owner sign-off obtained</w:t>
+        <w:t>Acceptance criteria above are met and verified — Verified by: QA/Tester; When: before moving to review</w:t>
+      </w:r>
+    </w:p>
+    <w:p>
+      <w:pPr>
+        <w:pStyle w:val="ListBullet"/>
+      </w:pPr>
+      <w:r>
+        <w:t>Code reviewed and approved — Verified by: peer engineer (second, more senior reviewer for compliance-critical/Four-Eyes stories); When: before merge</w:t>
+      </w:r>
+    </w:p>
+    <w:p>
+      <w:pPr>
+        <w:pStyle w:val="ListBullet"/>
+      </w:pPr>
+      <w:r>
+        <w:t>Automated tests (unit/integration) written and passing — Verified by: implementing developer; When: CI gate, before merge</w:t>
+      </w:r>
+    </w:p>
+    <w:p>
+      <w:pPr>
+        <w:pStyle w:val="ListBullet"/>
+      </w:pPr>
+      <w:r>
+        <w:t>No regression introduced in existing functionality — Verified by: QA + CI regression suite; When: after merge, before staging/UAT deploy</w:t>
+      </w:r>
+    </w:p>
+    <w:p>
+      <w:pPr>
+        <w:pStyle w:val="ListBullet"/>
+      </w:pPr>
+      <w:r>
+        <w:t>Relevant documentation updated — Verified by: developer (technical docs) + BA/PO (user-facing docs); When: before ticket marked Done</w:t>
+      </w:r>
+    </w:p>
+    <w:p>
+      <w:pPr>
+        <w:pStyle w:val="ListBullet"/>
+      </w:pPr>
+      <w:r>
+        <w:t>Deployed to staging/UAT and verified — Verified by: DevOps/release engineer deploys, QA or PO verifies; When: after regression passes, before sign-off</w:t>
+      </w:r>
+    </w:p>
+    <w:p>
+      <w:pPr>
+        <w:pStyle w:val="ListBullet"/>
+      </w:pPr>
+      <w:r>
+        <w:t>Product Owner sign-off obtained — Verified by: Product Owner (+ Compliance/MLRO for regulated tickets); When: final step before release eligibility</w:t>
       </w:r>
     </w:p>
     <w:p>
@@ -2295,55 +2295,55 @@
         <w:pStyle w:val="ListBullet"/>
       </w:pPr>
       <w:r>
-        <w:t>Acceptance criteria above are met and verified</w:t>
-      </w:r>
-    </w:p>
-    <w:p>
-      <w:pPr>
-        <w:pStyle w:val="ListBullet"/>
-      </w:pPr>
-      <w:r>
-        <w:t>Code reviewed and approved</w:t>
-      </w:r>
-    </w:p>
-    <w:p>
-      <w:pPr>
-        <w:pStyle w:val="ListBullet"/>
-      </w:pPr>
-      <w:r>
-        <w:t>Automated tests (unit/integration) written and passing</w:t>
-      </w:r>
-    </w:p>
-    <w:p>
-      <w:pPr>
-        <w:pStyle w:val="ListBullet"/>
-      </w:pPr>
-      <w:r>
-        <w:t>No regression introduced in existing functionality</w:t>
-      </w:r>
-    </w:p>
-    <w:p>
-      <w:pPr>
-        <w:pStyle w:val="ListBullet"/>
-      </w:pPr>
-      <w:r>
-        <w:t>Relevant documentation updated</w:t>
-      </w:r>
-    </w:p>
-    <w:p>
-      <w:pPr>
-        <w:pStyle w:val="ListBullet"/>
-      </w:pPr>
-      <w:r>
-        <w:t>Deployed to staging/UAT and verified</w:t>
-      </w:r>
-    </w:p>
-    <w:p>
-      <w:pPr>
-        <w:pStyle w:val="ListBullet"/>
-      </w:pPr>
-      <w:r>
-        <w:t>Product Owner sign-off obtained</w:t>
+        <w:t>Acceptance criteria above are met and verified — Verified by: QA/Tester; When: before moving to review</w:t>
+      </w:r>
+    </w:p>
+    <w:p>
+      <w:pPr>
+        <w:pStyle w:val="ListBullet"/>
+      </w:pPr>
+      <w:r>
+        <w:t>Code reviewed and approved — Verified by: peer engineer (second, more senior reviewer for compliance-critical/Four-Eyes stories); When: before merge</w:t>
+      </w:r>
+    </w:p>
+    <w:p>
+      <w:pPr>
+        <w:pStyle w:val="ListBullet"/>
+      </w:pPr>
+      <w:r>
+        <w:t>Automated tests (unit/integration) written and passing — Verified by: implementing developer; When: CI gate, before merge</w:t>
+      </w:r>
+    </w:p>
+    <w:p>
+      <w:pPr>
+        <w:pStyle w:val="ListBullet"/>
+      </w:pPr>
+      <w:r>
+        <w:t>No regression introduced in existing functionality — Verified by: QA + CI regression suite; When: after merge, before staging/UAT deploy</w:t>
+      </w:r>
+    </w:p>
+    <w:p>
+      <w:pPr>
+        <w:pStyle w:val="ListBullet"/>
+      </w:pPr>
+      <w:r>
+        <w:t>Relevant documentation updated — Verified by: developer (technical docs) + BA/PO (user-facing docs); When: before ticket marked Done</w:t>
+      </w:r>
+    </w:p>
+    <w:p>
+      <w:pPr>
+        <w:pStyle w:val="ListBullet"/>
+      </w:pPr>
+      <w:r>
+        <w:t>Deployed to staging/UAT and verified — Verified by: DevOps/release engineer deploys, QA or PO verifies; When: after regression passes, before sign-off</w:t>
+      </w:r>
+    </w:p>
+    <w:p>
+      <w:pPr>
+        <w:pStyle w:val="ListBullet"/>
+      </w:pPr>
+      <w:r>
+        <w:t>Product Owner sign-off obtained — Verified by: Product Owner (+ Compliance/MLRO for regulated tickets); When: final step before release eligibility</w:t>
       </w:r>
     </w:p>
     <w:p>
@@ -2467,55 +2467,55 @@
         <w:pStyle w:val="ListBullet"/>
       </w:pPr>
       <w:r>
-        <w:t>Acceptance criteria above are met and verified</w:t>
-      </w:r>
-    </w:p>
-    <w:p>
-      <w:pPr>
-        <w:pStyle w:val="ListBullet"/>
-      </w:pPr>
-      <w:r>
-        <w:t>Code reviewed and approved</w:t>
-      </w:r>
-    </w:p>
-    <w:p>
-      <w:pPr>
-        <w:pStyle w:val="ListBullet"/>
-      </w:pPr>
-      <w:r>
-        <w:t>Automated tests (unit/integration) written and passing</w:t>
-      </w:r>
-    </w:p>
-    <w:p>
-      <w:pPr>
-        <w:pStyle w:val="ListBullet"/>
-      </w:pPr>
-      <w:r>
-        <w:t>No regression introduced in existing functionality</w:t>
-      </w:r>
-    </w:p>
-    <w:p>
-      <w:pPr>
-        <w:pStyle w:val="ListBullet"/>
-      </w:pPr>
-      <w:r>
-        <w:t>Relevant documentation updated</w:t>
-      </w:r>
-    </w:p>
-    <w:p>
-      <w:pPr>
-        <w:pStyle w:val="ListBullet"/>
-      </w:pPr>
-      <w:r>
-        <w:t>Deployed to staging/UAT and verified</w:t>
-      </w:r>
-    </w:p>
-    <w:p>
-      <w:pPr>
-        <w:pStyle w:val="ListBullet"/>
-      </w:pPr>
-      <w:r>
-        <w:t>Product Owner sign-off obtained</w:t>
+        <w:t>Acceptance criteria above are met and verified — Verified by: QA/Tester; When: before moving to review</w:t>
+      </w:r>
+    </w:p>
+    <w:p>
+      <w:pPr>
+        <w:pStyle w:val="ListBullet"/>
+      </w:pPr>
+      <w:r>
+        <w:t>Code reviewed and approved — Verified by: peer engineer (second, more senior reviewer for compliance-critical/Four-Eyes stories); When: before merge</w:t>
+      </w:r>
+    </w:p>
+    <w:p>
+      <w:pPr>
+        <w:pStyle w:val="ListBullet"/>
+      </w:pPr>
+      <w:r>
+        <w:t>Automated tests (unit/integration) written and passing — Verified by: implementing developer; When: CI gate, before merge</w:t>
+      </w:r>
+    </w:p>
+    <w:p>
+      <w:pPr>
+        <w:pStyle w:val="ListBullet"/>
+      </w:pPr>
+      <w:r>
+        <w:t>No regression introduced in existing functionality — Verified by: QA + CI regression suite; When: after merge, before staging/UAT deploy</w:t>
+      </w:r>
+    </w:p>
+    <w:p>
+      <w:pPr>
+        <w:pStyle w:val="ListBullet"/>
+      </w:pPr>
+      <w:r>
+        <w:t>Relevant documentation updated — Verified by: developer (technical docs) + BA/PO (user-facing docs); When: before ticket marked Done</w:t>
+      </w:r>
+    </w:p>
+    <w:p>
+      <w:pPr>
+        <w:pStyle w:val="ListBullet"/>
+      </w:pPr>
+      <w:r>
+        <w:t>Deployed to staging/UAT and verified — Verified by: DevOps/release engineer deploys, QA or PO verifies; When: after regression passes, before sign-off</w:t>
+      </w:r>
+    </w:p>
+    <w:p>
+      <w:pPr>
+        <w:pStyle w:val="ListBullet"/>
+      </w:pPr>
+      <w:r>
+        <w:t>Product Owner sign-off obtained — Verified by: Product Owner (+ Compliance/MLRO for regulated tickets); When: final step before release eligibility</w:t>
       </w:r>
     </w:p>
     <w:p>
@@ -2602,55 +2602,55 @@
         <w:pStyle w:val="ListBullet"/>
       </w:pPr>
       <w:r>
-        <w:t>Acceptance criteria above are met and verified</w:t>
-      </w:r>
-    </w:p>
-    <w:p>
-      <w:pPr>
-        <w:pStyle w:val="ListBullet"/>
-      </w:pPr>
-      <w:r>
-        <w:t>Code reviewed and approved</w:t>
-      </w:r>
-    </w:p>
-    <w:p>
-      <w:pPr>
-        <w:pStyle w:val="ListBullet"/>
-      </w:pPr>
-      <w:r>
-        <w:t>Automated tests (unit/integration) written and passing</w:t>
-      </w:r>
-    </w:p>
-    <w:p>
-      <w:pPr>
-        <w:pStyle w:val="ListBullet"/>
-      </w:pPr>
-      <w:r>
-        <w:t>No regression introduced in existing functionality</w:t>
-      </w:r>
-    </w:p>
-    <w:p>
-      <w:pPr>
-        <w:pStyle w:val="ListBullet"/>
-      </w:pPr>
-      <w:r>
-        <w:t>Relevant documentation updated</w:t>
-      </w:r>
-    </w:p>
-    <w:p>
-      <w:pPr>
-        <w:pStyle w:val="ListBullet"/>
-      </w:pPr>
-      <w:r>
-        <w:t>Deployed to staging/UAT and verified</w:t>
-      </w:r>
-    </w:p>
-    <w:p>
-      <w:pPr>
-        <w:pStyle w:val="ListBullet"/>
-      </w:pPr>
-      <w:r>
-        <w:t>Product Owner sign-off obtained</w:t>
+        <w:t>Acceptance criteria above are met and verified — Verified by: QA/Tester; When: before moving to review</w:t>
+      </w:r>
+    </w:p>
+    <w:p>
+      <w:pPr>
+        <w:pStyle w:val="ListBullet"/>
+      </w:pPr>
+      <w:r>
+        <w:t>Code reviewed and approved — Verified by: peer engineer (second, more senior reviewer for compliance-critical/Four-Eyes stories); When: before merge</w:t>
+      </w:r>
+    </w:p>
+    <w:p>
+      <w:pPr>
+        <w:pStyle w:val="ListBullet"/>
+      </w:pPr>
+      <w:r>
+        <w:t>Automated tests (unit/integration) written and passing — Verified by: implementing developer; When: CI gate, before merge</w:t>
+      </w:r>
+    </w:p>
+    <w:p>
+      <w:pPr>
+        <w:pStyle w:val="ListBullet"/>
+      </w:pPr>
+      <w:r>
+        <w:t>No regression introduced in existing functionality — Verified by: QA + CI regression suite; When: after merge, before staging/UAT deploy</w:t>
+      </w:r>
+    </w:p>
+    <w:p>
+      <w:pPr>
+        <w:pStyle w:val="ListBullet"/>
+      </w:pPr>
+      <w:r>
+        <w:t>Relevant documentation updated — Verified by: developer (technical docs) + BA/PO (user-facing docs); When: before ticket marked Done</w:t>
+      </w:r>
+    </w:p>
+    <w:p>
+      <w:pPr>
+        <w:pStyle w:val="ListBullet"/>
+      </w:pPr>
+      <w:r>
+        <w:t>Deployed to staging/UAT and verified — Verified by: DevOps/release engineer deploys, QA or PO verifies; When: after regression passes, before sign-off</w:t>
+      </w:r>
+    </w:p>
+    <w:p>
+      <w:pPr>
+        <w:pStyle w:val="ListBullet"/>
+      </w:pPr>
+      <w:r>
+        <w:t>Product Owner sign-off obtained — Verified by: Product Owner (+ Compliance/MLRO for regulated tickets); When: final step before release eligibility</w:t>
       </w:r>
     </w:p>
     <w:p>
@@ -2753,55 +2753,55 @@
         <w:pStyle w:val="ListBullet"/>
       </w:pPr>
       <w:r>
-        <w:t>Acceptance criteria above are met and verified</w:t>
-      </w:r>
-    </w:p>
-    <w:p>
-      <w:pPr>
-        <w:pStyle w:val="ListBullet"/>
-      </w:pPr>
-      <w:r>
-        <w:t>Code reviewed and approved</w:t>
-      </w:r>
-    </w:p>
-    <w:p>
-      <w:pPr>
-        <w:pStyle w:val="ListBullet"/>
-      </w:pPr>
-      <w:r>
-        <w:t>Automated tests (unit/integration) written and passing</w:t>
-      </w:r>
-    </w:p>
-    <w:p>
-      <w:pPr>
-        <w:pStyle w:val="ListBullet"/>
-      </w:pPr>
-      <w:r>
-        <w:t>No regression introduced in existing functionality</w:t>
-      </w:r>
-    </w:p>
-    <w:p>
-      <w:pPr>
-        <w:pStyle w:val="ListBullet"/>
-      </w:pPr>
-      <w:r>
-        <w:t>Relevant documentation updated</w:t>
-      </w:r>
-    </w:p>
-    <w:p>
-      <w:pPr>
-        <w:pStyle w:val="ListBullet"/>
-      </w:pPr>
-      <w:r>
-        <w:t>Deployed to staging/UAT and verified</w:t>
-      </w:r>
-    </w:p>
-    <w:p>
-      <w:pPr>
-        <w:pStyle w:val="ListBullet"/>
-      </w:pPr>
-      <w:r>
-        <w:t>Product Owner sign-off obtained</w:t>
+        <w:t>Acceptance criteria above are met and verified — Verified by: QA/Tester; When: before moving to review</w:t>
+      </w:r>
+    </w:p>
+    <w:p>
+      <w:pPr>
+        <w:pStyle w:val="ListBullet"/>
+      </w:pPr>
+      <w:r>
+        <w:t>Code reviewed and approved — Verified by: peer engineer (second, more senior reviewer for compliance-critical/Four-Eyes stories); When: before merge</w:t>
+      </w:r>
+    </w:p>
+    <w:p>
+      <w:pPr>
+        <w:pStyle w:val="ListBullet"/>
+      </w:pPr>
+      <w:r>
+        <w:t>Automated tests (unit/integration) written and passing — Verified by: implementing developer; When: CI gate, before merge</w:t>
+      </w:r>
+    </w:p>
+    <w:p>
+      <w:pPr>
+        <w:pStyle w:val="ListBullet"/>
+      </w:pPr>
+      <w:r>
+        <w:t>No regression introduced in existing functionality — Verified by: QA + CI regression suite; When: after merge, before staging/UAT deploy</w:t>
+      </w:r>
+    </w:p>
+    <w:p>
+      <w:pPr>
+        <w:pStyle w:val="ListBullet"/>
+      </w:pPr>
+      <w:r>
+        <w:t>Relevant documentation updated — Verified by: developer (technical docs) + BA/PO (user-facing docs); When: before ticket marked Done</w:t>
+      </w:r>
+    </w:p>
+    <w:p>
+      <w:pPr>
+        <w:pStyle w:val="ListBullet"/>
+      </w:pPr>
+      <w:r>
+        <w:t>Deployed to staging/UAT and verified — Verified by: DevOps/release engineer deploys, QA or PO verifies; When: after regression passes, before sign-off</w:t>
+      </w:r>
+    </w:p>
+    <w:p>
+      <w:pPr>
+        <w:pStyle w:val="ListBullet"/>
+      </w:pPr>
+      <w:r>
+        <w:t>Product Owner sign-off obtained — Verified by: Product Owner (+ Compliance/MLRO for regulated tickets); When: final step before release eligibility</w:t>
       </w:r>
     </w:p>
     <w:p>
@@ -2896,55 +2896,55 @@
         <w:pStyle w:val="ListBullet"/>
       </w:pPr>
       <w:r>
-        <w:t>Acceptance criteria above are met and verified</w:t>
-      </w:r>
-    </w:p>
-    <w:p>
-      <w:pPr>
-        <w:pStyle w:val="ListBullet"/>
-      </w:pPr>
-      <w:r>
-        <w:t>Code reviewed and approved</w:t>
-      </w:r>
-    </w:p>
-    <w:p>
-      <w:pPr>
-        <w:pStyle w:val="ListBullet"/>
-      </w:pPr>
-      <w:r>
-        <w:t>Automated tests (unit/integration) written and passing</w:t>
-      </w:r>
-    </w:p>
-    <w:p>
-      <w:pPr>
-        <w:pStyle w:val="ListBullet"/>
-      </w:pPr>
-      <w:r>
-        <w:t>No regression introduced in existing functionality</w:t>
-      </w:r>
-    </w:p>
-    <w:p>
-      <w:pPr>
-        <w:pStyle w:val="ListBullet"/>
-      </w:pPr>
-      <w:r>
-        <w:t>Relevant documentation updated</w:t>
-      </w:r>
-    </w:p>
-    <w:p>
-      <w:pPr>
-        <w:pStyle w:val="ListBullet"/>
-      </w:pPr>
-      <w:r>
-        <w:t>Deployed to staging/UAT and verified</w:t>
-      </w:r>
-    </w:p>
-    <w:p>
-      <w:pPr>
-        <w:pStyle w:val="ListBullet"/>
-      </w:pPr>
-      <w:r>
-        <w:t>Product Owner sign-off obtained</w:t>
+        <w:t>Acceptance criteria above are met and verified — Verified by: QA/Tester; When: before moving to review</w:t>
+      </w:r>
+    </w:p>
+    <w:p>
+      <w:pPr>
+        <w:pStyle w:val="ListBullet"/>
+      </w:pPr>
+      <w:r>
+        <w:t>Code reviewed and approved — Verified by: peer engineer (second, more senior reviewer for compliance-critical/Four-Eyes stories); When: before merge</w:t>
+      </w:r>
+    </w:p>
+    <w:p>
+      <w:pPr>
+        <w:pStyle w:val="ListBullet"/>
+      </w:pPr>
+      <w:r>
+        <w:t>Automated tests (unit/integration) written and passing — Verified by: implementing developer; When: CI gate, before merge</w:t>
+      </w:r>
+    </w:p>
+    <w:p>
+      <w:pPr>
+        <w:pStyle w:val="ListBullet"/>
+      </w:pPr>
+      <w:r>
+        <w:t>No regression introduced in existing functionality — Verified by: QA + CI regression suite; When: after merge, before staging/UAT deploy</w:t>
+      </w:r>
+    </w:p>
+    <w:p>
+      <w:pPr>
+        <w:pStyle w:val="ListBullet"/>
+      </w:pPr>
+      <w:r>
+        <w:t>Relevant documentation updated — Verified by: developer (technical docs) + BA/PO (user-facing docs); When: before ticket marked Done</w:t>
+      </w:r>
+    </w:p>
+    <w:p>
+      <w:pPr>
+        <w:pStyle w:val="ListBullet"/>
+      </w:pPr>
+      <w:r>
+        <w:t>Deployed to staging/UAT and verified — Verified by: DevOps/release engineer deploys, QA or PO verifies; When: after regression passes, before sign-off</w:t>
+      </w:r>
+    </w:p>
+    <w:p>
+      <w:pPr>
+        <w:pStyle w:val="ListBullet"/>
+      </w:pPr>
+      <w:r>
+        <w:t>Product Owner sign-off obtained — Verified by: Product Owner (+ Compliance/MLRO for regulated tickets); When: final step before release eligibility</w:t>
       </w:r>
     </w:p>
     <w:p>
@@ -3068,55 +3068,55 @@
         <w:pStyle w:val="ListBullet"/>
       </w:pPr>
       <w:r>
-        <w:t>Acceptance criteria above are met and verified</w:t>
-      </w:r>
-    </w:p>
-    <w:p>
-      <w:pPr>
-        <w:pStyle w:val="ListBullet"/>
-      </w:pPr>
-      <w:r>
-        <w:t>Code reviewed and approved</w:t>
-      </w:r>
-    </w:p>
-    <w:p>
-      <w:pPr>
-        <w:pStyle w:val="ListBullet"/>
-      </w:pPr>
-      <w:r>
-        <w:t>Automated tests (unit/integration) written and passing</w:t>
-      </w:r>
-    </w:p>
-    <w:p>
-      <w:pPr>
-        <w:pStyle w:val="ListBullet"/>
-      </w:pPr>
-      <w:r>
-        <w:t>No regression introduced in existing functionality</w:t>
-      </w:r>
-    </w:p>
-    <w:p>
-      <w:pPr>
-        <w:pStyle w:val="ListBullet"/>
-      </w:pPr>
-      <w:r>
-        <w:t>Relevant documentation updated</w:t>
-      </w:r>
-    </w:p>
-    <w:p>
-      <w:pPr>
-        <w:pStyle w:val="ListBullet"/>
-      </w:pPr>
-      <w:r>
-        <w:t>Deployed to staging/UAT and verified</w:t>
-      </w:r>
-    </w:p>
-    <w:p>
-      <w:pPr>
-        <w:pStyle w:val="ListBullet"/>
-      </w:pPr>
-      <w:r>
-        <w:t>Product Owner sign-off obtained</w:t>
+        <w:t>Acceptance criteria above are met and verified — Verified by: QA/Tester; When: before moving to review</w:t>
+      </w:r>
+    </w:p>
+    <w:p>
+      <w:pPr>
+        <w:pStyle w:val="ListBullet"/>
+      </w:pPr>
+      <w:r>
+        <w:t>Code reviewed and approved — Verified by: peer engineer (second, more senior reviewer for compliance-critical/Four-Eyes stories); When: before merge</w:t>
+      </w:r>
+    </w:p>
+    <w:p>
+      <w:pPr>
+        <w:pStyle w:val="ListBullet"/>
+      </w:pPr>
+      <w:r>
+        <w:t>Automated tests (unit/integration) written and passing — Verified by: implementing developer; When: CI gate, before merge</w:t>
+      </w:r>
+    </w:p>
+    <w:p>
+      <w:pPr>
+        <w:pStyle w:val="ListBullet"/>
+      </w:pPr>
+      <w:r>
+        <w:t>No regression introduced in existing functionality — Verified by: QA + CI regression suite; When: after merge, before staging/UAT deploy</w:t>
+      </w:r>
+    </w:p>
+    <w:p>
+      <w:pPr>
+        <w:pStyle w:val="ListBullet"/>
+      </w:pPr>
+      <w:r>
+        <w:t>Relevant documentation updated — Verified by: developer (technical docs) + BA/PO (user-facing docs); When: before ticket marked Done</w:t>
+      </w:r>
+    </w:p>
+    <w:p>
+      <w:pPr>
+        <w:pStyle w:val="ListBullet"/>
+      </w:pPr>
+      <w:r>
+        <w:t>Deployed to staging/UAT and verified — Verified by: DevOps/release engineer deploys, QA or PO verifies; When: after regression passes, before sign-off</w:t>
+      </w:r>
+    </w:p>
+    <w:p>
+      <w:pPr>
+        <w:pStyle w:val="ListBullet"/>
+      </w:pPr>
+      <w:r>
+        <w:t>Product Owner sign-off obtained — Verified by: Product Owner (+ Compliance/MLRO for regulated tickets); When: final step before release eligibility</w:t>
       </w:r>
     </w:p>
     <w:p>
@@ -3211,55 +3211,55 @@
         <w:pStyle w:val="ListBullet"/>
       </w:pPr>
       <w:r>
-        <w:t>Acceptance criteria above are met and verified</w:t>
-      </w:r>
-    </w:p>
-    <w:p>
-      <w:pPr>
-        <w:pStyle w:val="ListBullet"/>
-      </w:pPr>
-      <w:r>
-        <w:t>Code reviewed and approved</w:t>
-      </w:r>
-    </w:p>
-    <w:p>
-      <w:pPr>
-        <w:pStyle w:val="ListBullet"/>
-      </w:pPr>
-      <w:r>
-        <w:t>Automated tests (unit/integration) written and passing</w:t>
-      </w:r>
-    </w:p>
-    <w:p>
-      <w:pPr>
-        <w:pStyle w:val="ListBullet"/>
-      </w:pPr>
-      <w:r>
-        <w:t>No regression introduced in existing functionality</w:t>
-      </w:r>
-    </w:p>
-    <w:p>
-      <w:pPr>
-        <w:pStyle w:val="ListBullet"/>
-      </w:pPr>
-      <w:r>
-        <w:t>Relevant documentation updated</w:t>
-      </w:r>
-    </w:p>
-    <w:p>
-      <w:pPr>
-        <w:pStyle w:val="ListBullet"/>
-      </w:pPr>
-      <w:r>
-        <w:t>Deployed to staging/UAT and verified</w:t>
-      </w:r>
-    </w:p>
-    <w:p>
-      <w:pPr>
-        <w:pStyle w:val="ListBullet"/>
-      </w:pPr>
-      <w:r>
-        <w:t>Product Owner sign-off obtained</w:t>
+        <w:t>Acceptance criteria above are met and verified — Verified by: QA/Tester; When: before moving to review</w:t>
+      </w:r>
+    </w:p>
+    <w:p>
+      <w:pPr>
+        <w:pStyle w:val="ListBullet"/>
+      </w:pPr>
+      <w:r>
+        <w:t>Code reviewed and approved — Verified by: peer engineer (second, more senior reviewer for compliance-critical/Four-Eyes stories); When: before merge</w:t>
+      </w:r>
+    </w:p>
+    <w:p>
+      <w:pPr>
+        <w:pStyle w:val="ListBullet"/>
+      </w:pPr>
+      <w:r>
+        <w:t>Automated tests (unit/integration) written and passing — Verified by: implementing developer; When: CI gate, before merge</w:t>
+      </w:r>
+    </w:p>
+    <w:p>
+      <w:pPr>
+        <w:pStyle w:val="ListBullet"/>
+      </w:pPr>
+      <w:r>
+        <w:t>No regression introduced in existing functionality — Verified by: QA + CI regression suite; When: after merge, before staging/UAT deploy</w:t>
+      </w:r>
+    </w:p>
+    <w:p>
+      <w:pPr>
+        <w:pStyle w:val="ListBullet"/>
+      </w:pPr>
+      <w:r>
+        <w:t>Relevant documentation updated — Verified by: developer (technical docs) + BA/PO (user-facing docs); When: before ticket marked Done</w:t>
+      </w:r>
+    </w:p>
+    <w:p>
+      <w:pPr>
+        <w:pStyle w:val="ListBullet"/>
+      </w:pPr>
+      <w:r>
+        <w:t>Deployed to staging/UAT and verified — Verified by: DevOps/release engineer deploys, QA or PO verifies; When: after regression passes, before sign-off</w:t>
+      </w:r>
+    </w:p>
+    <w:p>
+      <w:pPr>
+        <w:pStyle w:val="ListBullet"/>
+      </w:pPr>
+      <w:r>
+        <w:t>Product Owner sign-off obtained — Verified by: Product Owner (+ Compliance/MLRO for regulated tickets); When: final step before release eligibility</w:t>
       </w:r>
     </w:p>
     <w:p>
@@ -3346,55 +3346,55 @@
         <w:pStyle w:val="ListBullet"/>
       </w:pPr>
       <w:r>
-        <w:t>Acceptance criteria above are met and verified</w:t>
-      </w:r>
-    </w:p>
-    <w:p>
-      <w:pPr>
-        <w:pStyle w:val="ListBullet"/>
-      </w:pPr>
-      <w:r>
-        <w:t>Code reviewed and approved</w:t>
-      </w:r>
-    </w:p>
-    <w:p>
-      <w:pPr>
-        <w:pStyle w:val="ListBullet"/>
-      </w:pPr>
-      <w:r>
-        <w:t>Automated tests (unit/integration) written and passing</w:t>
-      </w:r>
-    </w:p>
-    <w:p>
-      <w:pPr>
-        <w:pStyle w:val="ListBullet"/>
-      </w:pPr>
-      <w:r>
-        <w:t>No regression introduced in existing functionality</w:t>
-      </w:r>
-    </w:p>
-    <w:p>
-      <w:pPr>
-        <w:pStyle w:val="ListBullet"/>
-      </w:pPr>
-      <w:r>
-        <w:t>Relevant documentation updated</w:t>
-      </w:r>
-    </w:p>
-    <w:p>
-      <w:pPr>
-        <w:pStyle w:val="ListBullet"/>
-      </w:pPr>
-      <w:r>
-        <w:t>Deployed to staging/UAT and verified</w:t>
-      </w:r>
-    </w:p>
-    <w:p>
-      <w:pPr>
-        <w:pStyle w:val="ListBullet"/>
-      </w:pPr>
-      <w:r>
-        <w:t>Product Owner sign-off obtained</w:t>
+        <w:t>Acceptance criteria above are met and verified — Verified by: QA/Tester; When: before moving to review</w:t>
+      </w:r>
+    </w:p>
+    <w:p>
+      <w:pPr>
+        <w:pStyle w:val="ListBullet"/>
+      </w:pPr>
+      <w:r>
+        <w:t>Code reviewed and approved — Verified by: peer engineer (second, more senior reviewer for compliance-critical/Four-Eyes stories); When: before merge</w:t>
+      </w:r>
+    </w:p>
+    <w:p>
+      <w:pPr>
+        <w:pStyle w:val="ListBullet"/>
+      </w:pPr>
+      <w:r>
+        <w:t>Automated tests (unit/integration) written and passing — Verified by: implementing developer; When: CI gate, before merge</w:t>
+      </w:r>
+    </w:p>
+    <w:p>
+      <w:pPr>
+        <w:pStyle w:val="ListBullet"/>
+      </w:pPr>
+      <w:r>
+        <w:t>No regression introduced in existing functionality — Verified by: QA + CI regression suite; When: after merge, before staging/UAT deploy</w:t>
+      </w:r>
+    </w:p>
+    <w:p>
+      <w:pPr>
+        <w:pStyle w:val="ListBullet"/>
+      </w:pPr>
+      <w:r>
+        <w:t>Relevant documentation updated — Verified by: developer (technical docs) + BA/PO (user-facing docs); When: before ticket marked Done</w:t>
+      </w:r>
+    </w:p>
+    <w:p>
+      <w:pPr>
+        <w:pStyle w:val="ListBullet"/>
+      </w:pPr>
+      <w:r>
+        <w:t>Deployed to staging/UAT and verified — Verified by: DevOps/release engineer deploys, QA or PO verifies; When: after regression passes, before sign-off</w:t>
+      </w:r>
+    </w:p>
+    <w:p>
+      <w:pPr>
+        <w:pStyle w:val="ListBullet"/>
+      </w:pPr>
+      <w:r>
+        <w:t>Product Owner sign-off obtained — Verified by: Product Owner (+ Compliance/MLRO for regulated tickets); When: final step before release eligibility</w:t>
       </w:r>
     </w:p>
     <w:p>
@@ -3481,55 +3481,55 @@
         <w:pStyle w:val="ListBullet"/>
       </w:pPr>
       <w:r>
-        <w:t>Acceptance criteria above are met and verified</w:t>
-      </w:r>
-    </w:p>
-    <w:p>
-      <w:pPr>
-        <w:pStyle w:val="ListBullet"/>
-      </w:pPr>
-      <w:r>
-        <w:t>Code reviewed and approved</w:t>
-      </w:r>
-    </w:p>
-    <w:p>
-      <w:pPr>
-        <w:pStyle w:val="ListBullet"/>
-      </w:pPr>
-      <w:r>
-        <w:t>Automated tests (unit/integration) written and passing</w:t>
-      </w:r>
-    </w:p>
-    <w:p>
-      <w:pPr>
-        <w:pStyle w:val="ListBullet"/>
-      </w:pPr>
-      <w:r>
-        <w:t>No regression introduced in existing functionality</w:t>
-      </w:r>
-    </w:p>
-    <w:p>
-      <w:pPr>
-        <w:pStyle w:val="ListBullet"/>
-      </w:pPr>
-      <w:r>
-        <w:t>Relevant documentation updated</w:t>
-      </w:r>
-    </w:p>
-    <w:p>
-      <w:pPr>
-        <w:pStyle w:val="ListBullet"/>
-      </w:pPr>
-      <w:r>
-        <w:t>Deployed to staging/UAT and verified</w:t>
-      </w:r>
-    </w:p>
-    <w:p>
-      <w:pPr>
-        <w:pStyle w:val="ListBullet"/>
-      </w:pPr>
-      <w:r>
-        <w:t>Product Owner sign-off obtained</w:t>
+        <w:t>Acceptance criteria above are met and verified — Verified by: QA/Tester; When: before moving to review</w:t>
+      </w:r>
+    </w:p>
+    <w:p>
+      <w:pPr>
+        <w:pStyle w:val="ListBullet"/>
+      </w:pPr>
+      <w:r>
+        <w:t>Code reviewed and approved — Verified by: peer engineer (second, more senior reviewer for compliance-critical/Four-Eyes stories); When: before merge</w:t>
+      </w:r>
+    </w:p>
+    <w:p>
+      <w:pPr>
+        <w:pStyle w:val="ListBullet"/>
+      </w:pPr>
+      <w:r>
+        <w:t>Automated tests (unit/integration) written and passing — Verified by: implementing developer; When: CI gate, before merge</w:t>
+      </w:r>
+    </w:p>
+    <w:p>
+      <w:pPr>
+        <w:pStyle w:val="ListBullet"/>
+      </w:pPr>
+      <w:r>
+        <w:t>No regression introduced in existing functionality — Verified by: QA + CI regression suite; When: after merge, before staging/UAT deploy</w:t>
+      </w:r>
+    </w:p>
+    <w:p>
+      <w:pPr>
+        <w:pStyle w:val="ListBullet"/>
+      </w:pPr>
+      <w:r>
+        <w:t>Relevant documentation updated — Verified by: developer (technical docs) + BA/PO (user-facing docs); When: before ticket marked Done</w:t>
+      </w:r>
+    </w:p>
+    <w:p>
+      <w:pPr>
+        <w:pStyle w:val="ListBullet"/>
+      </w:pPr>
+      <w:r>
+        <w:t>Deployed to staging/UAT and verified — Verified by: DevOps/release engineer deploys, QA or PO verifies; When: after regression passes, before sign-off</w:t>
+      </w:r>
+    </w:p>
+    <w:p>
+      <w:pPr>
+        <w:pStyle w:val="ListBullet"/>
+      </w:pPr>
+      <w:r>
+        <w:t>Product Owner sign-off obtained — Verified by: Product Owner (+ Compliance/MLRO for regulated tickets); When: final step before release eligibility</w:t>
       </w:r>
     </w:p>
     <w:p>
@@ -3632,55 +3632,55 @@
         <w:pStyle w:val="ListBullet"/>
       </w:pPr>
       <w:r>
-        <w:t>Acceptance criteria above are met and verified</w:t>
-      </w:r>
-    </w:p>
-    <w:p>
-      <w:pPr>
-        <w:pStyle w:val="ListBullet"/>
-      </w:pPr>
-      <w:r>
-        <w:t>Code reviewed and approved</w:t>
-      </w:r>
-    </w:p>
-    <w:p>
-      <w:pPr>
-        <w:pStyle w:val="ListBullet"/>
-      </w:pPr>
-      <w:r>
-        <w:t>Automated tests (unit/integration) written and passing</w:t>
-      </w:r>
-    </w:p>
-    <w:p>
-      <w:pPr>
-        <w:pStyle w:val="ListBullet"/>
-      </w:pPr>
-      <w:r>
-        <w:t>No regression introduced in existing functionality</w:t>
-      </w:r>
-    </w:p>
-    <w:p>
-      <w:pPr>
-        <w:pStyle w:val="ListBullet"/>
-      </w:pPr>
-      <w:r>
-        <w:t>Relevant documentation updated</w:t>
-      </w:r>
-    </w:p>
-    <w:p>
-      <w:pPr>
-        <w:pStyle w:val="ListBullet"/>
-      </w:pPr>
-      <w:r>
-        <w:t>Deployed to staging/UAT and verified</w:t>
-      </w:r>
-    </w:p>
-    <w:p>
-      <w:pPr>
-        <w:pStyle w:val="ListBullet"/>
-      </w:pPr>
-      <w:r>
-        <w:t>Product Owner sign-off obtained</w:t>
+        <w:t>Acceptance criteria above are met and verified — Verified by: QA/Tester; When: before moving to review</w:t>
+      </w:r>
+    </w:p>
+    <w:p>
+      <w:pPr>
+        <w:pStyle w:val="ListBullet"/>
+      </w:pPr>
+      <w:r>
+        <w:t>Code reviewed and approved — Verified by: peer engineer (second, more senior reviewer for compliance-critical/Four-Eyes stories); When: before merge</w:t>
+      </w:r>
+    </w:p>
+    <w:p>
+      <w:pPr>
+        <w:pStyle w:val="ListBullet"/>
+      </w:pPr>
+      <w:r>
+        <w:t>Automated tests (unit/integration) written and passing — Verified by: implementing developer; When: CI gate, before merge</w:t>
+      </w:r>
+    </w:p>
+    <w:p>
+      <w:pPr>
+        <w:pStyle w:val="ListBullet"/>
+      </w:pPr>
+      <w:r>
+        <w:t>No regression introduced in existing functionality — Verified by: QA + CI regression suite; When: after merge, before staging/UAT deploy</w:t>
+      </w:r>
+    </w:p>
+    <w:p>
+      <w:pPr>
+        <w:pStyle w:val="ListBullet"/>
+      </w:pPr>
+      <w:r>
+        <w:t>Relevant documentation updated — Verified by: developer (technical docs) + BA/PO (user-facing docs); When: before ticket marked Done</w:t>
+      </w:r>
+    </w:p>
+    <w:p>
+      <w:pPr>
+        <w:pStyle w:val="ListBullet"/>
+      </w:pPr>
+      <w:r>
+        <w:t>Deployed to staging/UAT and verified — Verified by: DevOps/release engineer deploys, QA or PO verifies; When: after regression passes, before sign-off</w:t>
+      </w:r>
+    </w:p>
+    <w:p>
+      <w:pPr>
+        <w:pStyle w:val="ListBullet"/>
+      </w:pPr>
+      <w:r>
+        <w:t>Product Owner sign-off obtained — Verified by: Product Owner (+ Compliance/MLRO for regulated tickets); When: final step before release eligibility</w:t>
       </w:r>
     </w:p>
     <w:p>
@@ -3796,55 +3796,55 @@
         <w:pStyle w:val="ListBullet"/>
       </w:pPr>
       <w:r>
-        <w:t>Acceptance criteria above are met and verified</w:t>
-      </w:r>
-    </w:p>
-    <w:p>
-      <w:pPr>
-        <w:pStyle w:val="ListBullet"/>
-      </w:pPr>
-      <w:r>
-        <w:t>Code reviewed and approved</w:t>
-      </w:r>
-    </w:p>
-    <w:p>
-      <w:pPr>
-        <w:pStyle w:val="ListBullet"/>
-      </w:pPr>
-      <w:r>
-        <w:t>Automated tests (unit/integration) written and passing</w:t>
-      </w:r>
-    </w:p>
-    <w:p>
-      <w:pPr>
-        <w:pStyle w:val="ListBullet"/>
-      </w:pPr>
-      <w:r>
-        <w:t>No regression introduced in existing functionality</w:t>
-      </w:r>
-    </w:p>
-    <w:p>
-      <w:pPr>
-        <w:pStyle w:val="ListBullet"/>
-      </w:pPr>
-      <w:r>
-        <w:t>Relevant documentation updated</w:t>
-      </w:r>
-    </w:p>
-    <w:p>
-      <w:pPr>
-        <w:pStyle w:val="ListBullet"/>
-      </w:pPr>
-      <w:r>
-        <w:t>Deployed to staging/UAT and verified</w:t>
-      </w:r>
-    </w:p>
-    <w:p>
-      <w:pPr>
-        <w:pStyle w:val="ListBullet"/>
-      </w:pPr>
-      <w:r>
-        <w:t>Product Owner sign-off obtained</w:t>
+        <w:t>Acceptance criteria above are met and verified — Verified by: QA/Tester; When: before moving to review</w:t>
+      </w:r>
+    </w:p>
+    <w:p>
+      <w:pPr>
+        <w:pStyle w:val="ListBullet"/>
+      </w:pPr>
+      <w:r>
+        <w:t>Code reviewed and approved — Verified by: peer engineer (second, more senior reviewer for compliance-critical/Four-Eyes stories); When: before merge</w:t>
+      </w:r>
+    </w:p>
+    <w:p>
+      <w:pPr>
+        <w:pStyle w:val="ListBullet"/>
+      </w:pPr>
+      <w:r>
+        <w:t>Automated tests (unit/integration) written and passing — Verified by: implementing developer; When: CI gate, before merge</w:t>
+      </w:r>
+    </w:p>
+    <w:p>
+      <w:pPr>
+        <w:pStyle w:val="ListBullet"/>
+      </w:pPr>
+      <w:r>
+        <w:t>No regression introduced in existing functionality — Verified by: QA + CI regression suite; When: after merge, before staging/UAT deploy</w:t>
+      </w:r>
+    </w:p>
+    <w:p>
+      <w:pPr>
+        <w:pStyle w:val="ListBullet"/>
+      </w:pPr>
+      <w:r>
+        <w:t>Relevant documentation updated — Verified by: developer (technical docs) + BA/PO (user-facing docs); When: before ticket marked Done</w:t>
+      </w:r>
+    </w:p>
+    <w:p>
+      <w:pPr>
+        <w:pStyle w:val="ListBullet"/>
+      </w:pPr>
+      <w:r>
+        <w:t>Deployed to staging/UAT and verified — Verified by: DevOps/release engineer deploys, QA or PO verifies; When: after regression passes, before sign-off</w:t>
+      </w:r>
+    </w:p>
+    <w:p>
+      <w:pPr>
+        <w:pStyle w:val="ListBullet"/>
+      </w:pPr>
+      <w:r>
+        <w:t>Product Owner sign-off obtained — Verified by: Product Owner (+ Compliance/MLRO for regulated tickets); When: final step before release eligibility</w:t>
       </w:r>
     </w:p>
     <w:p>
@@ -3931,55 +3931,55 @@
         <w:pStyle w:val="ListBullet"/>
       </w:pPr>
       <w:r>
-        <w:t>Acceptance criteria above are met and verified</w:t>
-      </w:r>
-    </w:p>
-    <w:p>
-      <w:pPr>
-        <w:pStyle w:val="ListBullet"/>
-      </w:pPr>
-      <w:r>
-        <w:t>Code reviewed and approved</w:t>
-      </w:r>
-    </w:p>
-    <w:p>
-      <w:pPr>
-        <w:pStyle w:val="ListBullet"/>
-      </w:pPr>
-      <w:r>
-        <w:t>Automated tests (unit/integration) written and passing</w:t>
-      </w:r>
-    </w:p>
-    <w:p>
-      <w:pPr>
-        <w:pStyle w:val="ListBullet"/>
-      </w:pPr>
-      <w:r>
-        <w:t>No regression introduced in existing functionality</w:t>
-      </w:r>
-    </w:p>
-    <w:p>
-      <w:pPr>
-        <w:pStyle w:val="ListBullet"/>
-      </w:pPr>
-      <w:r>
-        <w:t>Relevant documentation updated</w:t>
-      </w:r>
-    </w:p>
-    <w:p>
-      <w:pPr>
-        <w:pStyle w:val="ListBullet"/>
-      </w:pPr>
-      <w:r>
-        <w:t>Deployed to staging/UAT and verified</w:t>
-      </w:r>
-    </w:p>
-    <w:p>
-      <w:pPr>
-        <w:pStyle w:val="ListBullet"/>
-      </w:pPr>
-      <w:r>
-        <w:t>Product Owner sign-off obtained</w:t>
+        <w:t>Acceptance criteria above are met and verified — Verified by: QA/Tester; When: before moving to review</w:t>
+      </w:r>
+    </w:p>
+    <w:p>
+      <w:pPr>
+        <w:pStyle w:val="ListBullet"/>
+      </w:pPr>
+      <w:r>
+        <w:t>Code reviewed and approved — Verified by: peer engineer (second, more senior reviewer for compliance-critical/Four-Eyes stories); When: before merge</w:t>
+      </w:r>
+    </w:p>
+    <w:p>
+      <w:pPr>
+        <w:pStyle w:val="ListBullet"/>
+      </w:pPr>
+      <w:r>
+        <w:t>Automated tests (unit/integration) written and passing — Verified by: implementing developer; When: CI gate, before merge</w:t>
+      </w:r>
+    </w:p>
+    <w:p>
+      <w:pPr>
+        <w:pStyle w:val="ListBullet"/>
+      </w:pPr>
+      <w:r>
+        <w:t>No regression introduced in existing functionality — Verified by: QA + CI regression suite; When: after merge, before staging/UAT deploy</w:t>
+      </w:r>
+    </w:p>
+    <w:p>
+      <w:pPr>
+        <w:pStyle w:val="ListBullet"/>
+      </w:pPr>
+      <w:r>
+        <w:t>Relevant documentation updated — Verified by: developer (technical docs) + BA/PO (user-facing docs); When: before ticket marked Done</w:t>
+      </w:r>
+    </w:p>
+    <w:p>
+      <w:pPr>
+        <w:pStyle w:val="ListBullet"/>
+      </w:pPr>
+      <w:r>
+        <w:t>Deployed to staging/UAT and verified — Verified by: DevOps/release engineer deploys, QA or PO verifies; When: after regression passes, before sign-off</w:t>
+      </w:r>
+    </w:p>
+    <w:p>
+      <w:pPr>
+        <w:pStyle w:val="ListBullet"/>
+      </w:pPr>
+      <w:r>
+        <w:t>Product Owner sign-off obtained — Verified by: Product Owner (+ Compliance/MLRO for regulated tickets); When: final step before release eligibility</w:t>
       </w:r>
     </w:p>
     <w:p>
@@ -4058,55 +4058,55 @@
         <w:pStyle w:val="ListBullet"/>
       </w:pPr>
       <w:r>
-        <w:t>Acceptance criteria above are met and verified</w:t>
-      </w:r>
-    </w:p>
-    <w:p>
-      <w:pPr>
-        <w:pStyle w:val="ListBullet"/>
-      </w:pPr>
-      <w:r>
-        <w:t>Code reviewed and approved</w:t>
-      </w:r>
-    </w:p>
-    <w:p>
-      <w:pPr>
-        <w:pStyle w:val="ListBullet"/>
-      </w:pPr>
-      <w:r>
-        <w:t>Automated tests (unit/integration) written and passing</w:t>
-      </w:r>
-    </w:p>
-    <w:p>
-      <w:pPr>
-        <w:pStyle w:val="ListBullet"/>
-      </w:pPr>
-      <w:r>
-        <w:t>No regression introduced in existing functionality</w:t>
-      </w:r>
-    </w:p>
-    <w:p>
-      <w:pPr>
-        <w:pStyle w:val="ListBullet"/>
-      </w:pPr>
-      <w:r>
-        <w:t>Relevant documentation updated</w:t>
-      </w:r>
-    </w:p>
-    <w:p>
-      <w:pPr>
-        <w:pStyle w:val="ListBullet"/>
-      </w:pPr>
-      <w:r>
-        <w:t>Deployed to staging/UAT and verified</w:t>
-      </w:r>
-    </w:p>
-    <w:p>
-      <w:pPr>
-        <w:pStyle w:val="ListBullet"/>
-      </w:pPr>
-      <w:r>
-        <w:t>Product Owner sign-off obtained</w:t>
+        <w:t>Acceptance criteria above are met and verified — Verified by: QA/Tester; When: before moving to review</w:t>
+      </w:r>
+    </w:p>
+    <w:p>
+      <w:pPr>
+        <w:pStyle w:val="ListBullet"/>
+      </w:pPr>
+      <w:r>
+        <w:t>Code reviewed and approved — Verified by: peer engineer (second, more senior reviewer for compliance-critical/Four-Eyes stories); When: before merge</w:t>
+      </w:r>
+    </w:p>
+    <w:p>
+      <w:pPr>
+        <w:pStyle w:val="ListBullet"/>
+      </w:pPr>
+      <w:r>
+        <w:t>Automated tests (unit/integration) written and passing — Verified by: implementing developer; When: CI gate, before merge</w:t>
+      </w:r>
+    </w:p>
+    <w:p>
+      <w:pPr>
+        <w:pStyle w:val="ListBullet"/>
+      </w:pPr>
+      <w:r>
+        <w:t>No regression introduced in existing functionality — Verified by: QA + CI regression suite; When: after merge, before staging/UAT deploy</w:t>
+      </w:r>
+    </w:p>
+    <w:p>
+      <w:pPr>
+        <w:pStyle w:val="ListBullet"/>
+      </w:pPr>
+      <w:r>
+        <w:t>Relevant documentation updated — Verified by: developer (technical docs) + BA/PO (user-facing docs); When: before ticket marked Done</w:t>
+      </w:r>
+    </w:p>
+    <w:p>
+      <w:pPr>
+        <w:pStyle w:val="ListBullet"/>
+      </w:pPr>
+      <w:r>
+        <w:t>Deployed to staging/UAT and verified — Verified by: DevOps/release engineer deploys, QA or PO verifies; When: after regression passes, before sign-off</w:t>
+      </w:r>
+    </w:p>
+    <w:p>
+      <w:pPr>
+        <w:pStyle w:val="ListBullet"/>
+      </w:pPr>
+      <w:r>
+        <w:t>Product Owner sign-off obtained — Verified by: Product Owner (+ Compliance/MLRO for regulated tickets); When: final step before release eligibility</w:t>
       </w:r>
     </w:p>
     <w:p>
@@ -4230,55 +4230,55 @@
         <w:pStyle w:val="ListBullet"/>
       </w:pPr>
       <w:r>
-        <w:t>Acceptance criteria above are met and verified</w:t>
-      </w:r>
-    </w:p>
-    <w:p>
-      <w:pPr>
-        <w:pStyle w:val="ListBullet"/>
-      </w:pPr>
-      <w:r>
-        <w:t>Code reviewed and approved</w:t>
-      </w:r>
-    </w:p>
-    <w:p>
-      <w:pPr>
-        <w:pStyle w:val="ListBullet"/>
-      </w:pPr>
-      <w:r>
-        <w:t>Automated tests (unit/integration) written and passing</w:t>
-      </w:r>
-    </w:p>
-    <w:p>
-      <w:pPr>
-        <w:pStyle w:val="ListBullet"/>
-      </w:pPr>
-      <w:r>
-        <w:t>No regression introduced in existing functionality</w:t>
-      </w:r>
-    </w:p>
-    <w:p>
-      <w:pPr>
-        <w:pStyle w:val="ListBullet"/>
-      </w:pPr>
-      <w:r>
-        <w:t>Relevant documentation updated</w:t>
-      </w:r>
-    </w:p>
-    <w:p>
-      <w:pPr>
-        <w:pStyle w:val="ListBullet"/>
-      </w:pPr>
-      <w:r>
-        <w:t>Deployed to staging/UAT and verified</w:t>
-      </w:r>
-    </w:p>
-    <w:p>
-      <w:pPr>
-        <w:pStyle w:val="ListBullet"/>
-      </w:pPr>
-      <w:r>
-        <w:t>Product Owner sign-off obtained</w:t>
+        <w:t>Acceptance criteria above are met and verified — Verified by: QA/Tester; When: before moving to review</w:t>
+      </w:r>
+    </w:p>
+    <w:p>
+      <w:pPr>
+        <w:pStyle w:val="ListBullet"/>
+      </w:pPr>
+      <w:r>
+        <w:t>Code reviewed and approved — Verified by: peer engineer (second, more senior reviewer for compliance-critical/Four-Eyes stories); When: before merge</w:t>
+      </w:r>
+    </w:p>
+    <w:p>
+      <w:pPr>
+        <w:pStyle w:val="ListBullet"/>
+      </w:pPr>
+      <w:r>
+        <w:t>Automated tests (unit/integration) written and passing — Verified by: implementing developer; When: CI gate, before merge</w:t>
+      </w:r>
+    </w:p>
+    <w:p>
+      <w:pPr>
+        <w:pStyle w:val="ListBullet"/>
+      </w:pPr>
+      <w:r>
+        <w:t>No regression introduced in existing functionality — Verified by: QA + CI regression suite; When: after merge, before staging/UAT deploy</w:t>
+      </w:r>
+    </w:p>
+    <w:p>
+      <w:pPr>
+        <w:pStyle w:val="ListBullet"/>
+      </w:pPr>
+      <w:r>
+        <w:t>Relevant documentation updated — Verified by: developer (technical docs) + BA/PO (user-facing docs); When: before ticket marked Done</w:t>
+      </w:r>
+    </w:p>
+    <w:p>
+      <w:pPr>
+        <w:pStyle w:val="ListBullet"/>
+      </w:pPr>
+      <w:r>
+        <w:t>Deployed to staging/UAT and verified — Verified by: DevOps/release engineer deploys, QA or PO verifies; When: after regression passes, before sign-off</w:t>
+      </w:r>
+    </w:p>
+    <w:p>
+      <w:pPr>
+        <w:pStyle w:val="ListBullet"/>
+      </w:pPr>
+      <w:r>
+        <w:t>Product Owner sign-off obtained — Verified by: Product Owner (+ Compliance/MLRO for regulated tickets); When: final step before release eligibility</w:t>
       </w:r>
     </w:p>
     <w:p>
@@ -4365,55 +4365,55 @@
         <w:pStyle w:val="ListBullet"/>
       </w:pPr>
       <w:r>
-        <w:t>Acceptance criteria above are met and verified</w:t>
-      </w:r>
-    </w:p>
-    <w:p>
-      <w:pPr>
-        <w:pStyle w:val="ListBullet"/>
-      </w:pPr>
-      <w:r>
-        <w:t>Code reviewed and approved</w:t>
-      </w:r>
-    </w:p>
-    <w:p>
-      <w:pPr>
-        <w:pStyle w:val="ListBullet"/>
-      </w:pPr>
-      <w:r>
-        <w:t>Automated tests (unit/integration) written and passing</w:t>
-      </w:r>
-    </w:p>
-    <w:p>
-      <w:pPr>
-        <w:pStyle w:val="ListBullet"/>
-      </w:pPr>
-      <w:r>
-        <w:t>No regression introduced in existing functionality</w:t>
-      </w:r>
-    </w:p>
-    <w:p>
-      <w:pPr>
-        <w:pStyle w:val="ListBullet"/>
-      </w:pPr>
-      <w:r>
-        <w:t>Relevant documentation updated</w:t>
-      </w:r>
-    </w:p>
-    <w:p>
-      <w:pPr>
-        <w:pStyle w:val="ListBullet"/>
-      </w:pPr>
-      <w:r>
-        <w:t>Deployed to staging/UAT and verified</w:t>
-      </w:r>
-    </w:p>
-    <w:p>
-      <w:pPr>
-        <w:pStyle w:val="ListBullet"/>
-      </w:pPr>
-      <w:r>
-        <w:t>Product Owner sign-off obtained</w:t>
+        <w:t>Acceptance criteria above are met and verified — Verified by: QA/Tester; When: before moving to review</w:t>
+      </w:r>
+    </w:p>
+    <w:p>
+      <w:pPr>
+        <w:pStyle w:val="ListBullet"/>
+      </w:pPr>
+      <w:r>
+        <w:t>Code reviewed and approved — Verified by: peer engineer (second, more senior reviewer for compliance-critical/Four-Eyes stories); When: before merge</w:t>
+      </w:r>
+    </w:p>
+    <w:p>
+      <w:pPr>
+        <w:pStyle w:val="ListBullet"/>
+      </w:pPr>
+      <w:r>
+        <w:t>Automated tests (unit/integration) written and passing — Verified by: implementing developer; When: CI gate, before merge</w:t>
+      </w:r>
+    </w:p>
+    <w:p>
+      <w:pPr>
+        <w:pStyle w:val="ListBullet"/>
+      </w:pPr>
+      <w:r>
+        <w:t>No regression introduced in existing functionality — Verified by: QA + CI regression suite; When: after merge, before staging/UAT deploy</w:t>
+      </w:r>
+    </w:p>
+    <w:p>
+      <w:pPr>
+        <w:pStyle w:val="ListBullet"/>
+      </w:pPr>
+      <w:r>
+        <w:t>Relevant documentation updated — Verified by: developer (technical docs) + BA/PO (user-facing docs); When: before ticket marked Done</w:t>
+      </w:r>
+    </w:p>
+    <w:p>
+      <w:pPr>
+        <w:pStyle w:val="ListBullet"/>
+      </w:pPr>
+      <w:r>
+        <w:t>Deployed to staging/UAT and verified — Verified by: DevOps/release engineer deploys, QA or PO verifies; When: after regression passes, before sign-off</w:t>
+      </w:r>
+    </w:p>
+    <w:p>
+      <w:pPr>
+        <w:pStyle w:val="ListBullet"/>
+      </w:pPr>
+      <w:r>
+        <w:t>Product Owner sign-off obtained — Verified by: Product Owner (+ Compliance/MLRO for regulated tickets); When: final step before release eligibility</w:t>
       </w:r>
     </w:p>
     <w:p>
@@ -4516,55 +4516,55 @@
         <w:pStyle w:val="ListBullet"/>
       </w:pPr>
       <w:r>
-        <w:t>Acceptance criteria above are met and verified</w:t>
-      </w:r>
-    </w:p>
-    <w:p>
-      <w:pPr>
-        <w:pStyle w:val="ListBullet"/>
-      </w:pPr>
-      <w:r>
-        <w:t>Code reviewed and approved</w:t>
-      </w:r>
-    </w:p>
-    <w:p>
-      <w:pPr>
-        <w:pStyle w:val="ListBullet"/>
-      </w:pPr>
-      <w:r>
-        <w:t>Automated tests (unit/integration) written and passing</w:t>
-      </w:r>
-    </w:p>
-    <w:p>
-      <w:pPr>
-        <w:pStyle w:val="ListBullet"/>
-      </w:pPr>
-      <w:r>
-        <w:t>No regression introduced in existing functionality</w:t>
-      </w:r>
-    </w:p>
-    <w:p>
-      <w:pPr>
-        <w:pStyle w:val="ListBullet"/>
-      </w:pPr>
-      <w:r>
-        <w:t>Relevant documentation updated</w:t>
-      </w:r>
-    </w:p>
-    <w:p>
-      <w:pPr>
-        <w:pStyle w:val="ListBullet"/>
-      </w:pPr>
-      <w:r>
-        <w:t>Deployed to staging/UAT and verified</w:t>
-      </w:r>
-    </w:p>
-    <w:p>
-      <w:pPr>
-        <w:pStyle w:val="ListBullet"/>
-      </w:pPr>
-      <w:r>
-        <w:t>Product Owner sign-off obtained</w:t>
+        <w:t>Acceptance criteria above are met and verified — Verified by: QA/Tester; When: before moving to review</w:t>
+      </w:r>
+    </w:p>
+    <w:p>
+      <w:pPr>
+        <w:pStyle w:val="ListBullet"/>
+      </w:pPr>
+      <w:r>
+        <w:t>Code reviewed and approved — Verified by: peer engineer (second, more senior reviewer for compliance-critical/Four-Eyes stories); When: before merge</w:t>
+      </w:r>
+    </w:p>
+    <w:p>
+      <w:pPr>
+        <w:pStyle w:val="ListBullet"/>
+      </w:pPr>
+      <w:r>
+        <w:t>Automated tests (unit/integration) written and passing — Verified by: implementing developer; When: CI gate, before merge</w:t>
+      </w:r>
+    </w:p>
+    <w:p>
+      <w:pPr>
+        <w:pStyle w:val="ListBullet"/>
+      </w:pPr>
+      <w:r>
+        <w:t>No regression introduced in existing functionality — Verified by: QA + CI regression suite; When: after merge, before staging/UAT deploy</w:t>
+      </w:r>
+    </w:p>
+    <w:p>
+      <w:pPr>
+        <w:pStyle w:val="ListBullet"/>
+      </w:pPr>
+      <w:r>
+        <w:t>Relevant documentation updated — Verified by: developer (technical docs) + BA/PO (user-facing docs); When: before ticket marked Done</w:t>
+      </w:r>
+    </w:p>
+    <w:p>
+      <w:pPr>
+        <w:pStyle w:val="ListBullet"/>
+      </w:pPr>
+      <w:r>
+        <w:t>Deployed to staging/UAT and verified — Verified by: DevOps/release engineer deploys, QA or PO verifies; When: after regression passes, before sign-off</w:t>
+      </w:r>
+    </w:p>
+    <w:p>
+      <w:pPr>
+        <w:pStyle w:val="ListBullet"/>
+      </w:pPr>
+      <w:r>
+        <w:t>Product Owner sign-off obtained — Verified by: Product Owner (+ Compliance/MLRO for regulated tickets); When: final step before release eligibility</w:t>
       </w:r>
     </w:p>
     <w:p>
@@ -4651,55 +4651,55 @@
         <w:pStyle w:val="ListBullet"/>
       </w:pPr>
       <w:r>
-        <w:t>Acceptance criteria above are met and verified</w:t>
-      </w:r>
-    </w:p>
-    <w:p>
-      <w:pPr>
-        <w:pStyle w:val="ListBullet"/>
-      </w:pPr>
-      <w:r>
-        <w:t>Code reviewed and approved</w:t>
-      </w:r>
-    </w:p>
-    <w:p>
-      <w:pPr>
-        <w:pStyle w:val="ListBullet"/>
-      </w:pPr>
-      <w:r>
-        <w:t>Automated tests (unit/integration) written and passing</w:t>
-      </w:r>
-    </w:p>
-    <w:p>
-      <w:pPr>
-        <w:pStyle w:val="ListBullet"/>
-      </w:pPr>
-      <w:r>
-        <w:t>No regression introduced in existing functionality</w:t>
-      </w:r>
-    </w:p>
-    <w:p>
-      <w:pPr>
-        <w:pStyle w:val="ListBullet"/>
-      </w:pPr>
-      <w:r>
-        <w:t>Relevant documentation updated</w:t>
-      </w:r>
-    </w:p>
-    <w:p>
-      <w:pPr>
-        <w:pStyle w:val="ListBullet"/>
-      </w:pPr>
-      <w:r>
-        <w:t>Deployed to staging/UAT and verified</w:t>
-      </w:r>
-    </w:p>
-    <w:p>
-      <w:pPr>
-        <w:pStyle w:val="ListBullet"/>
-      </w:pPr>
-      <w:r>
-        <w:t>Product Owner sign-off obtained</w:t>
+        <w:t>Acceptance criteria above are met and verified — Verified by: QA/Tester; When: before moving to review</w:t>
+      </w:r>
+    </w:p>
+    <w:p>
+      <w:pPr>
+        <w:pStyle w:val="ListBullet"/>
+      </w:pPr>
+      <w:r>
+        <w:t>Code reviewed and approved — Verified by: peer engineer (second, more senior reviewer for compliance-critical/Four-Eyes stories); When: before merge</w:t>
+      </w:r>
+    </w:p>
+    <w:p>
+      <w:pPr>
+        <w:pStyle w:val="ListBullet"/>
+      </w:pPr>
+      <w:r>
+        <w:t>Automated tests (unit/integration) written and passing — Verified by: implementing developer; When: CI gate, before merge</w:t>
+      </w:r>
+    </w:p>
+    <w:p>
+      <w:pPr>
+        <w:pStyle w:val="ListBullet"/>
+      </w:pPr>
+      <w:r>
+        <w:t>No regression introduced in existing functionality — Verified by: QA + CI regression suite; When: after merge, before staging/UAT deploy</w:t>
+      </w:r>
+    </w:p>
+    <w:p>
+      <w:pPr>
+        <w:pStyle w:val="ListBullet"/>
+      </w:pPr>
+      <w:r>
+        <w:t>Relevant documentation updated — Verified by: developer (technical docs) + BA/PO (user-facing docs); When: before ticket marked Done</w:t>
+      </w:r>
+    </w:p>
+    <w:p>
+      <w:pPr>
+        <w:pStyle w:val="ListBullet"/>
+      </w:pPr>
+      <w:r>
+        <w:t>Deployed to staging/UAT and verified — Verified by: DevOps/release engineer deploys, QA or PO verifies; When: after regression passes, before sign-off</w:t>
+      </w:r>
+    </w:p>
+    <w:p>
+      <w:pPr>
+        <w:pStyle w:val="ListBullet"/>
+      </w:pPr>
+      <w:r>
+        <w:t>Product Owner sign-off obtained — Verified by: Product Owner (+ Compliance/MLRO for regulated tickets); When: final step before release eligibility</w:t>
       </w:r>
     </w:p>
     <w:p>
@@ -4831,55 +4831,55 @@
         <w:pStyle w:val="ListBullet"/>
       </w:pPr>
       <w:r>
-        <w:t>Acceptance criteria above are met and verified</w:t>
-      </w:r>
-    </w:p>
-    <w:p>
-      <w:pPr>
-        <w:pStyle w:val="ListBullet"/>
-      </w:pPr>
-      <w:r>
-        <w:t>Code reviewed and approved</w:t>
-      </w:r>
-    </w:p>
-    <w:p>
-      <w:pPr>
-        <w:pStyle w:val="ListBullet"/>
-      </w:pPr>
-      <w:r>
-        <w:t>Automated tests (unit/integration) written and passing</w:t>
-      </w:r>
-    </w:p>
-    <w:p>
-      <w:pPr>
-        <w:pStyle w:val="ListBullet"/>
-      </w:pPr>
-      <w:r>
-        <w:t>No regression introduced in existing functionality</w:t>
-      </w:r>
-    </w:p>
-    <w:p>
-      <w:pPr>
-        <w:pStyle w:val="ListBullet"/>
-      </w:pPr>
-      <w:r>
-        <w:t>Relevant documentation updated</w:t>
-      </w:r>
-    </w:p>
-    <w:p>
-      <w:pPr>
-        <w:pStyle w:val="ListBullet"/>
-      </w:pPr>
-      <w:r>
-        <w:t>Deployed to staging/UAT and verified</w:t>
-      </w:r>
-    </w:p>
-    <w:p>
-      <w:pPr>
-        <w:pStyle w:val="ListBullet"/>
-      </w:pPr>
-      <w:r>
-        <w:t>Product Owner sign-off obtained</w:t>
+        <w:t>Acceptance criteria above are met and verified — Verified by: QA/Tester; When: before moving to review</w:t>
+      </w:r>
+    </w:p>
+    <w:p>
+      <w:pPr>
+        <w:pStyle w:val="ListBullet"/>
+      </w:pPr>
+      <w:r>
+        <w:t>Code reviewed and approved — Verified by: peer engineer (second, more senior reviewer for compliance-critical/Four-Eyes stories); When: before merge</w:t>
+      </w:r>
+    </w:p>
+    <w:p>
+      <w:pPr>
+        <w:pStyle w:val="ListBullet"/>
+      </w:pPr>
+      <w:r>
+        <w:t>Automated tests (unit/integration) written and passing — Verified by: implementing developer; When: CI gate, before merge</w:t>
+      </w:r>
+    </w:p>
+    <w:p>
+      <w:pPr>
+        <w:pStyle w:val="ListBullet"/>
+      </w:pPr>
+      <w:r>
+        <w:t>No regression introduced in existing functionality — Verified by: QA + CI regression suite; When: after merge, before staging/UAT deploy</w:t>
+      </w:r>
+    </w:p>
+    <w:p>
+      <w:pPr>
+        <w:pStyle w:val="ListBullet"/>
+      </w:pPr>
+      <w:r>
+        <w:t>Relevant documentation updated — Verified by: developer (technical docs) + BA/PO (user-facing docs); When: before ticket marked Done</w:t>
+      </w:r>
+    </w:p>
+    <w:p>
+      <w:pPr>
+        <w:pStyle w:val="ListBullet"/>
+      </w:pPr>
+      <w:r>
+        <w:t>Deployed to staging/UAT and verified — Verified by: DevOps/release engineer deploys, QA or PO verifies; When: after regression passes, before sign-off</w:t>
+      </w:r>
+    </w:p>
+    <w:p>
+      <w:pPr>
+        <w:pStyle w:val="ListBullet"/>
+      </w:pPr>
+      <w:r>
+        <w:t>Product Owner sign-off obtained — Verified by: Product Owner (+ Compliance/MLRO for regulated tickets); When: final step before release eligibility</w:t>
       </w:r>
     </w:p>
     <w:p>
@@ -4966,55 +4966,55 @@
         <w:pStyle w:val="ListBullet"/>
       </w:pPr>
       <w:r>
-        <w:t>Acceptance criteria above are met and verified</w:t>
-      </w:r>
-    </w:p>
-    <w:p>
-      <w:pPr>
-        <w:pStyle w:val="ListBullet"/>
-      </w:pPr>
-      <w:r>
-        <w:t>Code reviewed and approved</w:t>
-      </w:r>
-    </w:p>
-    <w:p>
-      <w:pPr>
-        <w:pStyle w:val="ListBullet"/>
-      </w:pPr>
-      <w:r>
-        <w:t>Automated tests (unit/integration) written and passing</w:t>
-      </w:r>
-    </w:p>
-    <w:p>
-      <w:pPr>
-        <w:pStyle w:val="ListBullet"/>
-      </w:pPr>
-      <w:r>
-        <w:t>No regression introduced in existing functionality</w:t>
-      </w:r>
-    </w:p>
-    <w:p>
-      <w:pPr>
-        <w:pStyle w:val="ListBullet"/>
-      </w:pPr>
-      <w:r>
-        <w:t>Relevant documentation updated</w:t>
-      </w:r>
-    </w:p>
-    <w:p>
-      <w:pPr>
-        <w:pStyle w:val="ListBullet"/>
-      </w:pPr>
-      <w:r>
-        <w:t>Deployed to staging/UAT and verified</w:t>
-      </w:r>
-    </w:p>
-    <w:p>
-      <w:pPr>
-        <w:pStyle w:val="ListBullet"/>
-      </w:pPr>
-      <w:r>
-        <w:t>Product Owner sign-off obtained</w:t>
+        <w:t>Acceptance criteria above are met and verified — Verified by: QA/Tester; When: before moving to review</w:t>
+      </w:r>
+    </w:p>
+    <w:p>
+      <w:pPr>
+        <w:pStyle w:val="ListBullet"/>
+      </w:pPr>
+      <w:r>
+        <w:t>Code reviewed and approved — Verified by: peer engineer (second, more senior reviewer for compliance-critical/Four-Eyes stories); When: before merge</w:t>
+      </w:r>
+    </w:p>
+    <w:p>
+      <w:pPr>
+        <w:pStyle w:val="ListBullet"/>
+      </w:pPr>
+      <w:r>
+        <w:t>Automated tests (unit/integration) written and passing — Verified by: implementing developer; When: CI gate, before merge</w:t>
+      </w:r>
+    </w:p>
+    <w:p>
+      <w:pPr>
+        <w:pStyle w:val="ListBullet"/>
+      </w:pPr>
+      <w:r>
+        <w:t>No regression introduced in existing functionality — Verified by: QA + CI regression suite; When: after merge, before staging/UAT deploy</w:t>
+      </w:r>
+    </w:p>
+    <w:p>
+      <w:pPr>
+        <w:pStyle w:val="ListBullet"/>
+      </w:pPr>
+      <w:r>
+        <w:t>Relevant documentation updated — Verified by: developer (technical docs) + BA/PO (user-facing docs); When: before ticket marked Done</w:t>
+      </w:r>
+    </w:p>
+    <w:p>
+      <w:pPr>
+        <w:pStyle w:val="ListBullet"/>
+      </w:pPr>
+      <w:r>
+        <w:t>Deployed to staging/UAT and verified — Verified by: DevOps/release engineer deploys, QA or PO verifies; When: after regression passes, before sign-off</w:t>
+      </w:r>
+    </w:p>
+    <w:p>
+      <w:pPr>
+        <w:pStyle w:val="ListBullet"/>
+      </w:pPr>
+      <w:r>
+        <w:t>Product Owner sign-off obtained — Verified by: Product Owner (+ Compliance/MLRO for regulated tickets); When: final step before release eligibility</w:t>
       </w:r>
     </w:p>
     <w:p>
@@ -5093,55 +5093,55 @@
         <w:pStyle w:val="ListBullet"/>
       </w:pPr>
       <w:r>
-        <w:t>Acceptance criteria above are met and verified</w:t>
-      </w:r>
-    </w:p>
-    <w:p>
-      <w:pPr>
-        <w:pStyle w:val="ListBullet"/>
-      </w:pPr>
-      <w:r>
-        <w:t>Code reviewed and approved</w:t>
-      </w:r>
-    </w:p>
-    <w:p>
-      <w:pPr>
-        <w:pStyle w:val="ListBullet"/>
-      </w:pPr>
-      <w:r>
-        <w:t>Automated tests (unit/integration) written and passing</w:t>
-      </w:r>
-    </w:p>
-    <w:p>
-      <w:pPr>
-        <w:pStyle w:val="ListBullet"/>
-      </w:pPr>
-      <w:r>
-        <w:t>No regression introduced in existing functionality</w:t>
-      </w:r>
-    </w:p>
-    <w:p>
-      <w:pPr>
-        <w:pStyle w:val="ListBullet"/>
-      </w:pPr>
-      <w:r>
-        <w:t>Relevant documentation updated</w:t>
-      </w:r>
-    </w:p>
-    <w:p>
-      <w:pPr>
-        <w:pStyle w:val="ListBullet"/>
-      </w:pPr>
-      <w:r>
-        <w:t>Deployed to staging/UAT and verified</w:t>
-      </w:r>
-    </w:p>
-    <w:p>
-      <w:pPr>
-        <w:pStyle w:val="ListBullet"/>
-      </w:pPr>
-      <w:r>
-        <w:t>Product Owner sign-off obtained</w:t>
+        <w:t>Acceptance criteria above are met and verified — Verified by: QA/Tester; When: before moving to review</w:t>
+      </w:r>
+    </w:p>
+    <w:p>
+      <w:pPr>
+        <w:pStyle w:val="ListBullet"/>
+      </w:pPr>
+      <w:r>
+        <w:t>Code reviewed and approved — Verified by: peer engineer (second, more senior reviewer for compliance-critical/Four-Eyes stories); When: before merge</w:t>
+      </w:r>
+    </w:p>
+    <w:p>
+      <w:pPr>
+        <w:pStyle w:val="ListBullet"/>
+      </w:pPr>
+      <w:r>
+        <w:t>Automated tests (unit/integration) written and passing — Verified by: implementing developer; When: CI gate, before merge</w:t>
+      </w:r>
+    </w:p>
+    <w:p>
+      <w:pPr>
+        <w:pStyle w:val="ListBullet"/>
+      </w:pPr>
+      <w:r>
+        <w:t>No regression introduced in existing functionality — Verified by: QA + CI regression suite; When: after merge, before staging/UAT deploy</w:t>
+      </w:r>
+    </w:p>
+    <w:p>
+      <w:pPr>
+        <w:pStyle w:val="ListBullet"/>
+      </w:pPr>
+      <w:r>
+        <w:t>Relevant documentation updated — Verified by: developer (technical docs) + BA/PO (user-facing docs); When: before ticket marked Done</w:t>
+      </w:r>
+    </w:p>
+    <w:p>
+      <w:pPr>
+        <w:pStyle w:val="ListBullet"/>
+      </w:pPr>
+      <w:r>
+        <w:t>Deployed to staging/UAT and verified — Verified by: DevOps/release engineer deploys, QA or PO verifies; When: after regression passes, before sign-off</w:t>
+      </w:r>
+    </w:p>
+    <w:p>
+      <w:pPr>
+        <w:pStyle w:val="ListBullet"/>
+      </w:pPr>
+      <w:r>
+        <w:t>Product Owner sign-off obtained — Verified by: Product Owner (+ Compliance/MLRO for regulated tickets); When: final step before release eligibility</w:t>
       </w:r>
     </w:p>
     <w:p>
@@ -5265,55 +5265,55 @@
         <w:pStyle w:val="ListBullet"/>
       </w:pPr>
       <w:r>
-        <w:t>Acceptance criteria above are met and verified</w:t>
-      </w:r>
-    </w:p>
-    <w:p>
-      <w:pPr>
-        <w:pStyle w:val="ListBullet"/>
-      </w:pPr>
-      <w:r>
-        <w:t>Code reviewed and approved</w:t>
-      </w:r>
-    </w:p>
-    <w:p>
-      <w:pPr>
-        <w:pStyle w:val="ListBullet"/>
-      </w:pPr>
-      <w:r>
-        <w:t>Automated tests (unit/integration) written and passing</w:t>
-      </w:r>
-    </w:p>
-    <w:p>
-      <w:pPr>
-        <w:pStyle w:val="ListBullet"/>
-      </w:pPr>
-      <w:r>
-        <w:t>No regression introduced in existing functionality</w:t>
-      </w:r>
-    </w:p>
-    <w:p>
-      <w:pPr>
-        <w:pStyle w:val="ListBullet"/>
-      </w:pPr>
-      <w:r>
-        <w:t>Relevant documentation updated</w:t>
-      </w:r>
-    </w:p>
-    <w:p>
-      <w:pPr>
-        <w:pStyle w:val="ListBullet"/>
-      </w:pPr>
-      <w:r>
-        <w:t>Deployed to staging/UAT and verified</w:t>
-      </w:r>
-    </w:p>
-    <w:p>
-      <w:pPr>
-        <w:pStyle w:val="ListBullet"/>
-      </w:pPr>
-      <w:r>
-        <w:t>Product Owner sign-off obtained</w:t>
+        <w:t>Acceptance criteria above are met and verified — Verified by: QA/Tester; When: before moving to review</w:t>
+      </w:r>
+    </w:p>
+    <w:p>
+      <w:pPr>
+        <w:pStyle w:val="ListBullet"/>
+      </w:pPr>
+      <w:r>
+        <w:t>Code reviewed and approved — Verified by: peer engineer (second, more senior reviewer for compliance-critical/Four-Eyes stories); When: before merge</w:t>
+      </w:r>
+    </w:p>
+    <w:p>
+      <w:pPr>
+        <w:pStyle w:val="ListBullet"/>
+      </w:pPr>
+      <w:r>
+        <w:t>Automated tests (unit/integration) written and passing — Verified by: implementing developer; When: CI gate, before merge</w:t>
+      </w:r>
+    </w:p>
+    <w:p>
+      <w:pPr>
+        <w:pStyle w:val="ListBullet"/>
+      </w:pPr>
+      <w:r>
+        <w:t>No regression introduced in existing functionality — Verified by: QA + CI regression suite; When: after merge, before staging/UAT deploy</w:t>
+      </w:r>
+    </w:p>
+    <w:p>
+      <w:pPr>
+        <w:pStyle w:val="ListBullet"/>
+      </w:pPr>
+      <w:r>
+        <w:t>Relevant documentation updated — Verified by: developer (technical docs) + BA/PO (user-facing docs); When: before ticket marked Done</w:t>
+      </w:r>
+    </w:p>
+    <w:p>
+      <w:pPr>
+        <w:pStyle w:val="ListBullet"/>
+      </w:pPr>
+      <w:r>
+        <w:t>Deployed to staging/UAT and verified — Verified by: DevOps/release engineer deploys, QA or PO verifies; When: after regression passes, before sign-off</w:t>
+      </w:r>
+    </w:p>
+    <w:p>
+      <w:pPr>
+        <w:pStyle w:val="ListBullet"/>
+      </w:pPr>
+      <w:r>
+        <w:t>Product Owner sign-off obtained — Verified by: Product Owner (+ Compliance/MLRO for regulated tickets); When: final step before release eligibility</w:t>
       </w:r>
     </w:p>
     <w:p>
@@ -5400,55 +5400,55 @@
         <w:pStyle w:val="ListBullet"/>
       </w:pPr>
       <w:r>
-        <w:t>Acceptance criteria above are met and verified</w:t>
-      </w:r>
-    </w:p>
-    <w:p>
-      <w:pPr>
-        <w:pStyle w:val="ListBullet"/>
-      </w:pPr>
-      <w:r>
-        <w:t>Code reviewed and approved</w:t>
-      </w:r>
-    </w:p>
-    <w:p>
-      <w:pPr>
-        <w:pStyle w:val="ListBullet"/>
-      </w:pPr>
-      <w:r>
-        <w:t>Automated tests (unit/integration) written and passing</w:t>
-      </w:r>
-    </w:p>
-    <w:p>
-      <w:pPr>
-        <w:pStyle w:val="ListBullet"/>
-      </w:pPr>
-      <w:r>
-        <w:t>No regression introduced in existing functionality</w:t>
-      </w:r>
-    </w:p>
-    <w:p>
-      <w:pPr>
-        <w:pStyle w:val="ListBullet"/>
-      </w:pPr>
-      <w:r>
-        <w:t>Relevant documentation updated</w:t>
-      </w:r>
-    </w:p>
-    <w:p>
-      <w:pPr>
-        <w:pStyle w:val="ListBullet"/>
-      </w:pPr>
-      <w:r>
-        <w:t>Deployed to staging/UAT and verified</w:t>
-      </w:r>
-    </w:p>
-    <w:p>
-      <w:pPr>
-        <w:pStyle w:val="ListBullet"/>
-      </w:pPr>
-      <w:r>
-        <w:t>Product Owner sign-off obtained</w:t>
+        <w:t>Acceptance criteria above are met and verified — Verified by: QA/Tester; When: before moving to review</w:t>
+      </w:r>
+    </w:p>
+    <w:p>
+      <w:pPr>
+        <w:pStyle w:val="ListBullet"/>
+      </w:pPr>
+      <w:r>
+        <w:t>Code reviewed and approved — Verified by: peer engineer (second, more senior reviewer for compliance-critical/Four-Eyes stories); When: before merge</w:t>
+      </w:r>
+    </w:p>
+    <w:p>
+      <w:pPr>
+        <w:pStyle w:val="ListBullet"/>
+      </w:pPr>
+      <w:r>
+        <w:t>Automated tests (unit/integration) written and passing — Verified by: implementing developer; When: CI gate, before merge</w:t>
+      </w:r>
+    </w:p>
+    <w:p>
+      <w:pPr>
+        <w:pStyle w:val="ListBullet"/>
+      </w:pPr>
+      <w:r>
+        <w:t>No regression introduced in existing functionality — Verified by: QA + CI regression suite; When: after merge, before staging/UAT deploy</w:t>
+      </w:r>
+    </w:p>
+    <w:p>
+      <w:pPr>
+        <w:pStyle w:val="ListBullet"/>
+      </w:pPr>
+      <w:r>
+        <w:t>Relevant documentation updated — Verified by: developer (technical docs) + BA/PO (user-facing docs); When: before ticket marked Done</w:t>
+      </w:r>
+    </w:p>
+    <w:p>
+      <w:pPr>
+        <w:pStyle w:val="ListBullet"/>
+      </w:pPr>
+      <w:r>
+        <w:t>Deployed to staging/UAT and verified — Verified by: DevOps/release engineer deploys, QA or PO verifies; When: after regression passes, before sign-off</w:t>
+      </w:r>
+    </w:p>
+    <w:p>
+      <w:pPr>
+        <w:pStyle w:val="ListBullet"/>
+      </w:pPr>
+      <w:r>
+        <w:t>Product Owner sign-off obtained — Verified by: Product Owner (+ Compliance/MLRO for regulated tickets); When: final step before release eligibility</w:t>
       </w:r>
     </w:p>
     <w:p>
@@ -5564,55 +5564,55 @@
         <w:pStyle w:val="ListBullet"/>
       </w:pPr>
       <w:r>
-        <w:t>Acceptance criteria above are met and verified</w:t>
-      </w:r>
-    </w:p>
-    <w:p>
-      <w:pPr>
-        <w:pStyle w:val="ListBullet"/>
-      </w:pPr>
-      <w:r>
-        <w:t>Code reviewed and approved</w:t>
-      </w:r>
-    </w:p>
-    <w:p>
-      <w:pPr>
-        <w:pStyle w:val="ListBullet"/>
-      </w:pPr>
-      <w:r>
-        <w:t>Automated tests (unit/integration) written and passing</w:t>
-      </w:r>
-    </w:p>
-    <w:p>
-      <w:pPr>
-        <w:pStyle w:val="ListBullet"/>
-      </w:pPr>
-      <w:r>
-        <w:t>No regression introduced in existing functionality</w:t>
-      </w:r>
-    </w:p>
-    <w:p>
-      <w:pPr>
-        <w:pStyle w:val="ListBullet"/>
-      </w:pPr>
-      <w:r>
-        <w:t>Relevant documentation updated</w:t>
-      </w:r>
-    </w:p>
-    <w:p>
-      <w:pPr>
-        <w:pStyle w:val="ListBullet"/>
-      </w:pPr>
-      <w:r>
-        <w:t>Deployed to staging/UAT and verified</w:t>
-      </w:r>
-    </w:p>
-    <w:p>
-      <w:pPr>
-        <w:pStyle w:val="ListBullet"/>
-      </w:pPr>
-      <w:r>
-        <w:t>Product Owner sign-off obtained</w:t>
+        <w:t>Acceptance criteria above are met and verified — Verified by: QA/Tester; When: before moving to review</w:t>
+      </w:r>
+    </w:p>
+    <w:p>
+      <w:pPr>
+        <w:pStyle w:val="ListBullet"/>
+      </w:pPr>
+      <w:r>
+        <w:t>Code reviewed and approved — Verified by: peer engineer (second, more senior reviewer for compliance-critical/Four-Eyes stories); When: before merge</w:t>
+      </w:r>
+    </w:p>
+    <w:p>
+      <w:pPr>
+        <w:pStyle w:val="ListBullet"/>
+      </w:pPr>
+      <w:r>
+        <w:t>Automated tests (unit/integration) written and passing — Verified by: implementing developer; When: CI gate, before merge</w:t>
+      </w:r>
+    </w:p>
+    <w:p>
+      <w:pPr>
+        <w:pStyle w:val="ListBullet"/>
+      </w:pPr>
+      <w:r>
+        <w:t>No regression introduced in existing functionality — Verified by: QA + CI regression suite; When: after merge, before staging/UAT deploy</w:t>
+      </w:r>
+    </w:p>
+    <w:p>
+      <w:pPr>
+        <w:pStyle w:val="ListBullet"/>
+      </w:pPr>
+      <w:r>
+        <w:t>Relevant documentation updated — Verified by: developer (technical docs) + BA/PO (user-facing docs); When: before ticket marked Done</w:t>
+      </w:r>
+    </w:p>
+    <w:p>
+      <w:pPr>
+        <w:pStyle w:val="ListBullet"/>
+      </w:pPr>
+      <w:r>
+        <w:t>Deployed to staging/UAT and verified — Verified by: DevOps/release engineer deploys, QA or PO verifies; When: after regression passes, before sign-off</w:t>
+      </w:r>
+    </w:p>
+    <w:p>
+      <w:pPr>
+        <w:pStyle w:val="ListBullet"/>
+      </w:pPr>
+      <w:r>
+        <w:t>Product Owner sign-off obtained — Verified by: Product Owner (+ Compliance/MLRO for regulated tickets); When: final step before release eligibility</w:t>
       </w:r>
     </w:p>
     <w:p>
@@ -5699,55 +5699,55 @@
         <w:pStyle w:val="ListBullet"/>
       </w:pPr>
       <w:r>
-        <w:t>Acceptance criteria above are met and verified</w:t>
-      </w:r>
-    </w:p>
-    <w:p>
-      <w:pPr>
-        <w:pStyle w:val="ListBullet"/>
-      </w:pPr>
-      <w:r>
-        <w:t>Code reviewed and approved</w:t>
-      </w:r>
-    </w:p>
-    <w:p>
-      <w:pPr>
-        <w:pStyle w:val="ListBullet"/>
-      </w:pPr>
-      <w:r>
-        <w:t>Automated tests (unit/integration) written and passing</w:t>
-      </w:r>
-    </w:p>
-    <w:p>
-      <w:pPr>
-        <w:pStyle w:val="ListBullet"/>
-      </w:pPr>
-      <w:r>
-        <w:t>No regression introduced in existing functionality</w:t>
-      </w:r>
-    </w:p>
-    <w:p>
-      <w:pPr>
-        <w:pStyle w:val="ListBullet"/>
-      </w:pPr>
-      <w:r>
-        <w:t>Relevant documentation updated</w:t>
-      </w:r>
-    </w:p>
-    <w:p>
-      <w:pPr>
-        <w:pStyle w:val="ListBullet"/>
-      </w:pPr>
-      <w:r>
-        <w:t>Deployed to staging/UAT and verified</w:t>
-      </w:r>
-    </w:p>
-    <w:p>
-      <w:pPr>
-        <w:pStyle w:val="ListBullet"/>
-      </w:pPr>
-      <w:r>
-        <w:t>Product Owner sign-off obtained</w:t>
+        <w:t>Acceptance criteria above are met and verified — Verified by: QA/Tester; When: before moving to review</w:t>
+      </w:r>
+    </w:p>
+    <w:p>
+      <w:pPr>
+        <w:pStyle w:val="ListBullet"/>
+      </w:pPr>
+      <w:r>
+        <w:t>Code reviewed and approved — Verified by: peer engineer (second, more senior reviewer for compliance-critical/Four-Eyes stories); When: before merge</w:t>
+      </w:r>
+    </w:p>
+    <w:p>
+      <w:pPr>
+        <w:pStyle w:val="ListBullet"/>
+      </w:pPr>
+      <w:r>
+        <w:t>Automated tests (unit/integration) written and passing — Verified by: implementing developer; When: CI gate, before merge</w:t>
+      </w:r>
+    </w:p>
+    <w:p>
+      <w:pPr>
+        <w:pStyle w:val="ListBullet"/>
+      </w:pPr>
+      <w:r>
+        <w:t>No regression introduced in existing functionality — Verified by: QA + CI regression suite; When: after merge, before staging/UAT deploy</w:t>
+      </w:r>
+    </w:p>
+    <w:p>
+      <w:pPr>
+        <w:pStyle w:val="ListBullet"/>
+      </w:pPr>
+      <w:r>
+        <w:t>Relevant documentation updated — Verified by: developer (technical docs) + BA/PO (user-facing docs); When: before ticket marked Done</w:t>
+      </w:r>
+    </w:p>
+    <w:p>
+      <w:pPr>
+        <w:pStyle w:val="ListBullet"/>
+      </w:pPr>
+      <w:r>
+        <w:t>Deployed to staging/UAT and verified — Verified by: DevOps/release engineer deploys, QA or PO verifies; When: after regression passes, before sign-off</w:t>
+      </w:r>
+    </w:p>
+    <w:p>
+      <w:pPr>
+        <w:pStyle w:val="ListBullet"/>
+      </w:pPr>
+      <w:r>
+        <w:t>Product Owner sign-off obtained — Verified by: Product Owner (+ Compliance/MLRO for regulated tickets); When: final step before release eligibility</w:t>
       </w:r>
     </w:p>
     <w:p>
@@ -5863,55 +5863,55 @@
         <w:pStyle w:val="ListBullet"/>
       </w:pPr>
       <w:r>
-        <w:t>Acceptance criteria above are met and verified</w:t>
-      </w:r>
-    </w:p>
-    <w:p>
-      <w:pPr>
-        <w:pStyle w:val="ListBullet"/>
-      </w:pPr>
-      <w:r>
-        <w:t>Code reviewed and approved</w:t>
-      </w:r>
-    </w:p>
-    <w:p>
-      <w:pPr>
-        <w:pStyle w:val="ListBullet"/>
-      </w:pPr>
-      <w:r>
-        <w:t>Automated tests (unit/integration) written and passing</w:t>
-      </w:r>
-    </w:p>
-    <w:p>
-      <w:pPr>
-        <w:pStyle w:val="ListBullet"/>
-      </w:pPr>
-      <w:r>
-        <w:t>No regression introduced in existing functionality</w:t>
-      </w:r>
-    </w:p>
-    <w:p>
-      <w:pPr>
-        <w:pStyle w:val="ListBullet"/>
-      </w:pPr>
-      <w:r>
-        <w:t>Relevant documentation updated</w:t>
-      </w:r>
-    </w:p>
-    <w:p>
-      <w:pPr>
-        <w:pStyle w:val="ListBullet"/>
-      </w:pPr>
-      <w:r>
-        <w:t>Deployed to staging/UAT and verified</w:t>
-      </w:r>
-    </w:p>
-    <w:p>
-      <w:pPr>
-        <w:pStyle w:val="ListBullet"/>
-      </w:pPr>
-      <w:r>
-        <w:t>Product Owner sign-off obtained</w:t>
+        <w:t>Acceptance criteria above are met and verified — Verified by: QA/Tester; When: before moving to review</w:t>
+      </w:r>
+    </w:p>
+    <w:p>
+      <w:pPr>
+        <w:pStyle w:val="ListBullet"/>
+      </w:pPr>
+      <w:r>
+        <w:t>Code reviewed and approved — Verified by: peer engineer (second, more senior reviewer for compliance-critical/Four-Eyes stories); When: before merge</w:t>
+      </w:r>
+    </w:p>
+    <w:p>
+      <w:pPr>
+        <w:pStyle w:val="ListBullet"/>
+      </w:pPr>
+      <w:r>
+        <w:t>Automated tests (unit/integration) written and passing — Verified by: implementing developer; When: CI gate, before merge</w:t>
+      </w:r>
+    </w:p>
+    <w:p>
+      <w:pPr>
+        <w:pStyle w:val="ListBullet"/>
+      </w:pPr>
+      <w:r>
+        <w:t>No regression introduced in existing functionality — Verified by: QA + CI regression suite; When: after merge, before staging/UAT deploy</w:t>
+      </w:r>
+    </w:p>
+    <w:p>
+      <w:pPr>
+        <w:pStyle w:val="ListBullet"/>
+      </w:pPr>
+      <w:r>
+        <w:t>Relevant documentation updated — Verified by: developer (technical docs) + BA/PO (user-facing docs); When: before ticket marked Done</w:t>
+      </w:r>
+    </w:p>
+    <w:p>
+      <w:pPr>
+        <w:pStyle w:val="ListBullet"/>
+      </w:pPr>
+      <w:r>
+        <w:t>Deployed to staging/UAT and verified — Verified by: DevOps/release engineer deploys, QA or PO verifies; When: after regression passes, before sign-off</w:t>
+      </w:r>
+    </w:p>
+    <w:p>
+      <w:pPr>
+        <w:pStyle w:val="ListBullet"/>
+      </w:pPr>
+      <w:r>
+        <w:t>Product Owner sign-off obtained — Verified by: Product Owner (+ Compliance/MLRO for regulated tickets); When: final step before release eligibility</w:t>
       </w:r>
     </w:p>
     <w:p>
@@ -6006,55 +6006,55 @@
         <w:pStyle w:val="ListBullet"/>
       </w:pPr>
       <w:r>
-        <w:t>Acceptance criteria above are met and verified</w:t>
-      </w:r>
-    </w:p>
-    <w:p>
-      <w:pPr>
-        <w:pStyle w:val="ListBullet"/>
-      </w:pPr>
-      <w:r>
-        <w:t>Code reviewed and approved</w:t>
-      </w:r>
-    </w:p>
-    <w:p>
-      <w:pPr>
-        <w:pStyle w:val="ListBullet"/>
-      </w:pPr>
-      <w:r>
-        <w:t>Automated tests (unit/integration) written and passing</w:t>
-      </w:r>
-    </w:p>
-    <w:p>
-      <w:pPr>
-        <w:pStyle w:val="ListBullet"/>
-      </w:pPr>
-      <w:r>
-        <w:t>No regression introduced in existing functionality</w:t>
-      </w:r>
-    </w:p>
-    <w:p>
-      <w:pPr>
-        <w:pStyle w:val="ListBullet"/>
-      </w:pPr>
-      <w:r>
-        <w:t>Relevant documentation updated</w:t>
-      </w:r>
-    </w:p>
-    <w:p>
-      <w:pPr>
-        <w:pStyle w:val="ListBullet"/>
-      </w:pPr>
-      <w:r>
-        <w:t>Deployed to staging/UAT and verified</w:t>
-      </w:r>
-    </w:p>
-    <w:p>
-      <w:pPr>
-        <w:pStyle w:val="ListBullet"/>
-      </w:pPr>
-      <w:r>
-        <w:t>Product Owner sign-off obtained</w:t>
+        <w:t>Acceptance criteria above are met and verified — Verified by: QA/Tester; When: before moving to review</w:t>
+      </w:r>
+    </w:p>
+    <w:p>
+      <w:pPr>
+        <w:pStyle w:val="ListBullet"/>
+      </w:pPr>
+      <w:r>
+        <w:t>Code reviewed and approved — Verified by: peer engineer (second, more senior reviewer for compliance-critical/Four-Eyes stories); When: before merge</w:t>
+      </w:r>
+    </w:p>
+    <w:p>
+      <w:pPr>
+        <w:pStyle w:val="ListBullet"/>
+      </w:pPr>
+      <w:r>
+        <w:t>Automated tests (unit/integration) written and passing — Verified by: implementing developer; When: CI gate, before merge</w:t>
+      </w:r>
+    </w:p>
+    <w:p>
+      <w:pPr>
+        <w:pStyle w:val="ListBullet"/>
+      </w:pPr>
+      <w:r>
+        <w:t>No regression introduced in existing functionality — Verified by: QA + CI regression suite; When: after merge, before staging/UAT deploy</w:t>
+      </w:r>
+    </w:p>
+    <w:p>
+      <w:pPr>
+        <w:pStyle w:val="ListBullet"/>
+      </w:pPr>
+      <w:r>
+        <w:t>Relevant documentation updated — Verified by: developer (technical docs) + BA/PO (user-facing docs); When: before ticket marked Done</w:t>
+      </w:r>
+    </w:p>
+    <w:p>
+      <w:pPr>
+        <w:pStyle w:val="ListBullet"/>
+      </w:pPr>
+      <w:r>
+        <w:t>Deployed to staging/UAT and verified — Verified by: DevOps/release engineer deploys, QA or PO verifies; When: after regression passes, before sign-off</w:t>
+      </w:r>
+    </w:p>
+    <w:p>
+      <w:pPr>
+        <w:pStyle w:val="ListBullet"/>
+      </w:pPr>
+      <w:r>
+        <w:t>Product Owner sign-off obtained — Verified by: Product Owner (+ Compliance/MLRO for regulated tickets); When: final step before release eligibility</w:t>
       </w:r>
     </w:p>
     <w:p>
@@ -6141,55 +6141,55 @@
         <w:pStyle w:val="ListBullet"/>
       </w:pPr>
       <w:r>
-        <w:t>Acceptance criteria above are met and verified</w:t>
-      </w:r>
-    </w:p>
-    <w:p>
-      <w:pPr>
-        <w:pStyle w:val="ListBullet"/>
-      </w:pPr>
-      <w:r>
-        <w:t>Code reviewed and approved</w:t>
-      </w:r>
-    </w:p>
-    <w:p>
-      <w:pPr>
-        <w:pStyle w:val="ListBullet"/>
-      </w:pPr>
-      <w:r>
-        <w:t>Automated tests (unit/integration) written and passing</w:t>
-      </w:r>
-    </w:p>
-    <w:p>
-      <w:pPr>
-        <w:pStyle w:val="ListBullet"/>
-      </w:pPr>
-      <w:r>
-        <w:t>No regression introduced in existing functionality</w:t>
-      </w:r>
-    </w:p>
-    <w:p>
-      <w:pPr>
-        <w:pStyle w:val="ListBullet"/>
-      </w:pPr>
-      <w:r>
-        <w:t>Relevant documentation updated</w:t>
-      </w:r>
-    </w:p>
-    <w:p>
-      <w:pPr>
-        <w:pStyle w:val="ListBullet"/>
-      </w:pPr>
-      <w:r>
-        <w:t>Deployed to staging/UAT and verified</w:t>
-      </w:r>
-    </w:p>
-    <w:p>
-      <w:pPr>
-        <w:pStyle w:val="ListBullet"/>
-      </w:pPr>
-      <w:r>
-        <w:t>Product Owner sign-off obtained</w:t>
+        <w:t>Acceptance criteria above are met and verified — Verified by: QA/Tester; When: before moving to review</w:t>
+      </w:r>
+    </w:p>
+    <w:p>
+      <w:pPr>
+        <w:pStyle w:val="ListBullet"/>
+      </w:pPr>
+      <w:r>
+        <w:t>Code reviewed and approved — Verified by: peer engineer (second, more senior reviewer for compliance-critical/Four-Eyes stories); When: before merge</w:t>
+      </w:r>
+    </w:p>
+    <w:p>
+      <w:pPr>
+        <w:pStyle w:val="ListBullet"/>
+      </w:pPr>
+      <w:r>
+        <w:t>Automated tests (unit/integration) written and passing — Verified by: implementing developer; When: CI gate, before merge</w:t>
+      </w:r>
+    </w:p>
+    <w:p>
+      <w:pPr>
+        <w:pStyle w:val="ListBullet"/>
+      </w:pPr>
+      <w:r>
+        <w:t>No regression introduced in existing functionality — Verified by: QA + CI regression suite; When: after merge, before staging/UAT deploy</w:t>
+      </w:r>
+    </w:p>
+    <w:p>
+      <w:pPr>
+        <w:pStyle w:val="ListBullet"/>
+      </w:pPr>
+      <w:r>
+        <w:t>Relevant documentation updated — Verified by: developer (technical docs) + BA/PO (user-facing docs); When: before ticket marked Done</w:t>
+      </w:r>
+    </w:p>
+    <w:p>
+      <w:pPr>
+        <w:pStyle w:val="ListBullet"/>
+      </w:pPr>
+      <w:r>
+        <w:t>Deployed to staging/UAT and verified — Verified by: DevOps/release engineer deploys, QA or PO verifies; When: after regression passes, before sign-off</w:t>
+      </w:r>
+    </w:p>
+    <w:p>
+      <w:pPr>
+        <w:pStyle w:val="ListBullet"/>
+      </w:pPr>
+      <w:r>
+        <w:t>Product Owner sign-off obtained — Verified by: Product Owner (+ Compliance/MLRO for regulated tickets); When: final step before release eligibility</w:t>
       </w:r>
     </w:p>
     <w:p>
@@ -6313,55 +6313,55 @@
         <w:pStyle w:val="ListBullet"/>
       </w:pPr>
       <w:r>
-        <w:t>Acceptance criteria above are met and verified</w:t>
-      </w:r>
-    </w:p>
-    <w:p>
-      <w:pPr>
-        <w:pStyle w:val="ListBullet"/>
-      </w:pPr>
-      <w:r>
-        <w:t>Code reviewed and approved</w:t>
-      </w:r>
-    </w:p>
-    <w:p>
-      <w:pPr>
-        <w:pStyle w:val="ListBullet"/>
-      </w:pPr>
-      <w:r>
-        <w:t>Automated tests (unit/integration) written and passing</w:t>
-      </w:r>
-    </w:p>
-    <w:p>
-      <w:pPr>
-        <w:pStyle w:val="ListBullet"/>
-      </w:pPr>
-      <w:r>
-        <w:t>No regression introduced in existing functionality</w:t>
-      </w:r>
-    </w:p>
-    <w:p>
-      <w:pPr>
-        <w:pStyle w:val="ListBullet"/>
-      </w:pPr>
-      <w:r>
-        <w:t>Relevant documentation updated</w:t>
-      </w:r>
-    </w:p>
-    <w:p>
-      <w:pPr>
-        <w:pStyle w:val="ListBullet"/>
-      </w:pPr>
-      <w:r>
-        <w:t>Deployed to staging/UAT and verified</w:t>
-      </w:r>
-    </w:p>
-    <w:p>
-      <w:pPr>
-        <w:pStyle w:val="ListBullet"/>
-      </w:pPr>
-      <w:r>
-        <w:t>Product Owner sign-off obtained</w:t>
+        <w:t>Acceptance criteria above are met and verified — Verified by: QA/Tester; When: before moving to review</w:t>
+      </w:r>
+    </w:p>
+    <w:p>
+      <w:pPr>
+        <w:pStyle w:val="ListBullet"/>
+      </w:pPr>
+      <w:r>
+        <w:t>Code reviewed and approved — Verified by: peer engineer (second, more senior reviewer for compliance-critical/Four-Eyes stories); When: before merge</w:t>
+      </w:r>
+    </w:p>
+    <w:p>
+      <w:pPr>
+        <w:pStyle w:val="ListBullet"/>
+      </w:pPr>
+      <w:r>
+        <w:t>Automated tests (unit/integration) written and passing — Verified by: implementing developer; When: CI gate, before merge</w:t>
+      </w:r>
+    </w:p>
+    <w:p>
+      <w:pPr>
+        <w:pStyle w:val="ListBullet"/>
+      </w:pPr>
+      <w:r>
+        <w:t>No regression introduced in existing functionality — Verified by: QA + CI regression suite; When: after merge, before staging/UAT deploy</w:t>
+      </w:r>
+    </w:p>
+    <w:p>
+      <w:pPr>
+        <w:pStyle w:val="ListBullet"/>
+      </w:pPr>
+      <w:r>
+        <w:t>Relevant documentation updated — Verified by: developer (technical docs) + BA/PO (user-facing docs); When: before ticket marked Done</w:t>
+      </w:r>
+    </w:p>
+    <w:p>
+      <w:pPr>
+        <w:pStyle w:val="ListBullet"/>
+      </w:pPr>
+      <w:r>
+        <w:t>Deployed to staging/UAT and verified — Verified by: DevOps/release engineer deploys, QA or PO verifies; When: after regression passes, before sign-off</w:t>
+      </w:r>
+    </w:p>
+    <w:p>
+      <w:pPr>
+        <w:pStyle w:val="ListBullet"/>
+      </w:pPr>
+      <w:r>
+        <w:t>Product Owner sign-off obtained — Verified by: Product Owner (+ Compliance/MLRO for regulated tickets); When: final step before release eligibility</w:t>
       </w:r>
     </w:p>
     <w:p>
@@ -6448,55 +6448,55 @@
         <w:pStyle w:val="ListBullet"/>
       </w:pPr>
       <w:r>
-        <w:t>Acceptance criteria above are met and verified</w:t>
-      </w:r>
-    </w:p>
-    <w:p>
-      <w:pPr>
-        <w:pStyle w:val="ListBullet"/>
-      </w:pPr>
-      <w:r>
-        <w:t>Code reviewed and approved</w:t>
-      </w:r>
-    </w:p>
-    <w:p>
-      <w:pPr>
-        <w:pStyle w:val="ListBullet"/>
-      </w:pPr>
-      <w:r>
-        <w:t>Automated tests (unit/integration) written and passing</w:t>
-      </w:r>
-    </w:p>
-    <w:p>
-      <w:pPr>
-        <w:pStyle w:val="ListBullet"/>
-      </w:pPr>
-      <w:r>
-        <w:t>No regression introduced in existing functionality</w:t>
-      </w:r>
-    </w:p>
-    <w:p>
-      <w:pPr>
-        <w:pStyle w:val="ListBullet"/>
-      </w:pPr>
-      <w:r>
-        <w:t>Relevant documentation updated</w:t>
-      </w:r>
-    </w:p>
-    <w:p>
-      <w:pPr>
-        <w:pStyle w:val="ListBullet"/>
-      </w:pPr>
-      <w:r>
-        <w:t>Deployed to staging/UAT and verified</w:t>
-      </w:r>
-    </w:p>
-    <w:p>
-      <w:pPr>
-        <w:pStyle w:val="ListBullet"/>
-      </w:pPr>
-      <w:r>
-        <w:t>Product Owner sign-off obtained</w:t>
+        <w:t>Acceptance criteria above are met and verified — Verified by: QA/Tester; When: before moving to review</w:t>
+      </w:r>
+    </w:p>
+    <w:p>
+      <w:pPr>
+        <w:pStyle w:val="ListBullet"/>
+      </w:pPr>
+      <w:r>
+        <w:t>Code reviewed and approved — Verified by: peer engineer (second, more senior reviewer for compliance-critical/Four-Eyes stories); When: before merge</w:t>
+      </w:r>
+    </w:p>
+    <w:p>
+      <w:pPr>
+        <w:pStyle w:val="ListBullet"/>
+      </w:pPr>
+      <w:r>
+        <w:t>Automated tests (unit/integration) written and passing — Verified by: implementing developer; When: CI gate, before merge</w:t>
+      </w:r>
+    </w:p>
+    <w:p>
+      <w:pPr>
+        <w:pStyle w:val="ListBullet"/>
+      </w:pPr>
+      <w:r>
+        <w:t>No regression introduced in existing functionality — Verified by: QA + CI regression suite; When: after merge, before staging/UAT deploy</w:t>
+      </w:r>
+    </w:p>
+    <w:p>
+      <w:pPr>
+        <w:pStyle w:val="ListBullet"/>
+      </w:pPr>
+      <w:r>
+        <w:t>Relevant documentation updated — Verified by: developer (technical docs) + BA/PO (user-facing docs); When: before ticket marked Done</w:t>
+      </w:r>
+    </w:p>
+    <w:p>
+      <w:pPr>
+        <w:pStyle w:val="ListBullet"/>
+      </w:pPr>
+      <w:r>
+        <w:t>Deployed to staging/UAT and verified — Verified by: DevOps/release engineer deploys, QA or PO verifies; When: after regression passes, before sign-off</w:t>
+      </w:r>
+    </w:p>
+    <w:p>
+      <w:pPr>
+        <w:pStyle w:val="ListBullet"/>
+      </w:pPr>
+      <w:r>
+        <w:t>Product Owner sign-off obtained — Verified by: Product Owner (+ Compliance/MLRO for regulated tickets); When: final step before release eligibility</w:t>
       </w:r>
     </w:p>
     <w:p>
@@ -6620,55 +6620,55 @@
         <w:pStyle w:val="ListBullet"/>
       </w:pPr>
       <w:r>
-        <w:t>Acceptance criteria above are met and verified</w:t>
-      </w:r>
-    </w:p>
-    <w:p>
-      <w:pPr>
-        <w:pStyle w:val="ListBullet"/>
-      </w:pPr>
-      <w:r>
-        <w:t>Code reviewed and approved</w:t>
-      </w:r>
-    </w:p>
-    <w:p>
-      <w:pPr>
-        <w:pStyle w:val="ListBullet"/>
-      </w:pPr>
-      <w:r>
-        <w:t>Automated tests (unit/integration) written and passing</w:t>
-      </w:r>
-    </w:p>
-    <w:p>
-      <w:pPr>
-        <w:pStyle w:val="ListBullet"/>
-      </w:pPr>
-      <w:r>
-        <w:t>No regression introduced in existing functionality</w:t>
-      </w:r>
-    </w:p>
-    <w:p>
-      <w:pPr>
-        <w:pStyle w:val="ListBullet"/>
-      </w:pPr>
-      <w:r>
-        <w:t>Relevant documentation updated</w:t>
-      </w:r>
-    </w:p>
-    <w:p>
-      <w:pPr>
-        <w:pStyle w:val="ListBullet"/>
-      </w:pPr>
-      <w:r>
-        <w:t>Deployed to staging/UAT and verified</w:t>
-      </w:r>
-    </w:p>
-    <w:p>
-      <w:pPr>
-        <w:pStyle w:val="ListBullet"/>
-      </w:pPr>
-      <w:r>
-        <w:t>Product Owner sign-off obtained</w:t>
+        <w:t>Acceptance criteria above are met and verified — Verified by: QA/Tester; When: before moving to review</w:t>
+      </w:r>
+    </w:p>
+    <w:p>
+      <w:pPr>
+        <w:pStyle w:val="ListBullet"/>
+      </w:pPr>
+      <w:r>
+        <w:t>Code reviewed and approved — Verified by: peer engineer (second, more senior reviewer for compliance-critical/Four-Eyes stories); When: before merge</w:t>
+      </w:r>
+    </w:p>
+    <w:p>
+      <w:pPr>
+        <w:pStyle w:val="ListBullet"/>
+      </w:pPr>
+      <w:r>
+        <w:t>Automated tests (unit/integration) written and passing — Verified by: implementing developer; When: CI gate, before merge</w:t>
+      </w:r>
+    </w:p>
+    <w:p>
+      <w:pPr>
+        <w:pStyle w:val="ListBullet"/>
+      </w:pPr>
+      <w:r>
+        <w:t>No regression introduced in existing functionality — Verified by: QA + CI regression suite; When: after merge, before staging/UAT deploy</w:t>
+      </w:r>
+    </w:p>
+    <w:p>
+      <w:pPr>
+        <w:pStyle w:val="ListBullet"/>
+      </w:pPr>
+      <w:r>
+        <w:t>Relevant documentation updated — Verified by: developer (technical docs) + BA/PO (user-facing docs); When: before ticket marked Done</w:t>
+      </w:r>
+    </w:p>
+    <w:p>
+      <w:pPr>
+        <w:pStyle w:val="ListBullet"/>
+      </w:pPr>
+      <w:r>
+        <w:t>Deployed to staging/UAT and verified — Verified by: DevOps/release engineer deploys, QA or PO verifies; When: after regression passes, before sign-off</w:t>
+      </w:r>
+    </w:p>
+    <w:p>
+      <w:pPr>
+        <w:pStyle w:val="ListBullet"/>
+      </w:pPr>
+      <w:r>
+        <w:t>Product Owner sign-off obtained — Verified by: Product Owner (+ Compliance/MLRO for regulated tickets); When: final step before release eligibility</w:t>
       </w:r>
     </w:p>
     <w:p>
@@ -6747,55 +6747,55 @@
         <w:pStyle w:val="ListBullet"/>
       </w:pPr>
       <w:r>
-        <w:t>Acceptance criteria above are met and verified</w:t>
-      </w:r>
-    </w:p>
-    <w:p>
-      <w:pPr>
-        <w:pStyle w:val="ListBullet"/>
-      </w:pPr>
-      <w:r>
-        <w:t>Code reviewed and approved</w:t>
-      </w:r>
-    </w:p>
-    <w:p>
-      <w:pPr>
-        <w:pStyle w:val="ListBullet"/>
-      </w:pPr>
-      <w:r>
-        <w:t>Automated tests (unit/integration) written and passing</w:t>
-      </w:r>
-    </w:p>
-    <w:p>
-      <w:pPr>
-        <w:pStyle w:val="ListBullet"/>
-      </w:pPr>
-      <w:r>
-        <w:t>No regression introduced in existing functionality</w:t>
-      </w:r>
-    </w:p>
-    <w:p>
-      <w:pPr>
-        <w:pStyle w:val="ListBullet"/>
-      </w:pPr>
-      <w:r>
-        <w:t>Relevant documentation updated</w:t>
-      </w:r>
-    </w:p>
-    <w:p>
-      <w:pPr>
-        <w:pStyle w:val="ListBullet"/>
-      </w:pPr>
-      <w:r>
-        <w:t>Deployed to staging/UAT and verified</w:t>
-      </w:r>
-    </w:p>
-    <w:p>
-      <w:pPr>
-        <w:pStyle w:val="ListBullet"/>
-      </w:pPr>
-      <w:r>
-        <w:t>Product Owner sign-off obtained</w:t>
+        <w:t>Acceptance criteria above are met and verified — Verified by: QA/Tester; When: before moving to review</w:t>
+      </w:r>
+    </w:p>
+    <w:p>
+      <w:pPr>
+        <w:pStyle w:val="ListBullet"/>
+      </w:pPr>
+      <w:r>
+        <w:t>Code reviewed and approved — Verified by: peer engineer (second, more senior reviewer for compliance-critical/Four-Eyes stories); When: before merge</w:t>
+      </w:r>
+    </w:p>
+    <w:p>
+      <w:pPr>
+        <w:pStyle w:val="ListBullet"/>
+      </w:pPr>
+      <w:r>
+        <w:t>Automated tests (unit/integration) written and passing — Verified by: implementing developer; When: CI gate, before merge</w:t>
+      </w:r>
+    </w:p>
+    <w:p>
+      <w:pPr>
+        <w:pStyle w:val="ListBullet"/>
+      </w:pPr>
+      <w:r>
+        <w:t>No regression introduced in existing functionality — Verified by: QA + CI regression suite; When: after merge, before staging/UAT deploy</w:t>
+      </w:r>
+    </w:p>
+    <w:p>
+      <w:pPr>
+        <w:pStyle w:val="ListBullet"/>
+      </w:pPr>
+      <w:r>
+        <w:t>Relevant documentation updated — Verified by: developer (technical docs) + BA/PO (user-facing docs); When: before ticket marked Done</w:t>
+      </w:r>
+    </w:p>
+    <w:p>
+      <w:pPr>
+        <w:pStyle w:val="ListBullet"/>
+      </w:pPr>
+      <w:r>
+        <w:t>Deployed to staging/UAT and verified — Verified by: DevOps/release engineer deploys, QA or PO verifies; When: after regression passes, before sign-off</w:t>
+      </w:r>
+    </w:p>
+    <w:p>
+      <w:pPr>
+        <w:pStyle w:val="ListBullet"/>
+      </w:pPr>
+      <w:r>
+        <w:t>Product Owner sign-off obtained — Verified by: Product Owner (+ Compliance/MLRO for regulated tickets); When: final step before release eligibility</w:t>
       </w:r>
     </w:p>
     <w:p>
@@ -6911,55 +6911,55 @@
         <w:pStyle w:val="ListBullet"/>
       </w:pPr>
       <w:r>
-        <w:t>Acceptance criteria above are met and verified</w:t>
-      </w:r>
-    </w:p>
-    <w:p>
-      <w:pPr>
-        <w:pStyle w:val="ListBullet"/>
-      </w:pPr>
-      <w:r>
-        <w:t>Code reviewed and approved</w:t>
-      </w:r>
-    </w:p>
-    <w:p>
-      <w:pPr>
-        <w:pStyle w:val="ListBullet"/>
-      </w:pPr>
-      <w:r>
-        <w:t>Automated tests (unit/integration) written and passing</w:t>
-      </w:r>
-    </w:p>
-    <w:p>
-      <w:pPr>
-        <w:pStyle w:val="ListBullet"/>
-      </w:pPr>
-      <w:r>
-        <w:t>No regression introduced in existing functionality</w:t>
-      </w:r>
-    </w:p>
-    <w:p>
-      <w:pPr>
-        <w:pStyle w:val="ListBullet"/>
-      </w:pPr>
-      <w:r>
-        <w:t>Relevant documentation updated</w:t>
-      </w:r>
-    </w:p>
-    <w:p>
-      <w:pPr>
-        <w:pStyle w:val="ListBullet"/>
-      </w:pPr>
-      <w:r>
-        <w:t>Deployed to staging/UAT and verified</w:t>
-      </w:r>
-    </w:p>
-    <w:p>
-      <w:pPr>
-        <w:pStyle w:val="ListBullet"/>
-      </w:pPr>
-      <w:r>
-        <w:t>Product Owner sign-off obtained</w:t>
+        <w:t>Acceptance criteria above are met and verified — Verified by: QA/Tester; When: before moving to review</w:t>
+      </w:r>
+    </w:p>
+    <w:p>
+      <w:pPr>
+        <w:pStyle w:val="ListBullet"/>
+      </w:pPr>
+      <w:r>
+        <w:t>Code reviewed and approved — Verified by: peer engineer (second, more senior reviewer for compliance-critical/Four-Eyes stories); When: before merge</w:t>
+      </w:r>
+    </w:p>
+    <w:p>
+      <w:pPr>
+        <w:pStyle w:val="ListBullet"/>
+      </w:pPr>
+      <w:r>
+        <w:t>Automated tests (unit/integration) written and passing — Verified by: implementing developer; When: CI gate, before merge</w:t>
+      </w:r>
+    </w:p>
+    <w:p>
+      <w:pPr>
+        <w:pStyle w:val="ListBullet"/>
+      </w:pPr>
+      <w:r>
+        <w:t>No regression introduced in existing functionality — Verified by: QA + CI regression suite; When: after merge, before staging/UAT deploy</w:t>
+      </w:r>
+    </w:p>
+    <w:p>
+      <w:pPr>
+        <w:pStyle w:val="ListBullet"/>
+      </w:pPr>
+      <w:r>
+        <w:t>Relevant documentation updated — Verified by: developer (technical docs) + BA/PO (user-facing docs); When: before ticket marked Done</w:t>
+      </w:r>
+    </w:p>
+    <w:p>
+      <w:pPr>
+        <w:pStyle w:val="ListBullet"/>
+      </w:pPr>
+      <w:r>
+        <w:t>Deployed to staging/UAT and verified — Verified by: DevOps/release engineer deploys, QA or PO verifies; When: after regression passes, before sign-off</w:t>
+      </w:r>
+    </w:p>
+    <w:p>
+      <w:pPr>
+        <w:pStyle w:val="ListBullet"/>
+      </w:pPr>
+      <w:r>
+        <w:t>Product Owner sign-off obtained — Verified by: Product Owner (+ Compliance/MLRO for regulated tickets); When: final step before release eligibility</w:t>
       </w:r>
     </w:p>
     <w:p>
@@ -7067,55 +7067,55 @@
         <w:pStyle w:val="ListBullet"/>
       </w:pPr>
       <w:r>
-        <w:t>Acceptance criteria above are met and verified</w:t>
-      </w:r>
-    </w:p>
-    <w:p>
-      <w:pPr>
-        <w:pStyle w:val="ListBullet"/>
-      </w:pPr>
-      <w:r>
-        <w:t>Code reviewed and approved</w:t>
-      </w:r>
-    </w:p>
-    <w:p>
-      <w:pPr>
-        <w:pStyle w:val="ListBullet"/>
-      </w:pPr>
-      <w:r>
-        <w:t>Automated tests (unit/integration) written and passing</w:t>
-      </w:r>
-    </w:p>
-    <w:p>
-      <w:pPr>
-        <w:pStyle w:val="ListBullet"/>
-      </w:pPr>
-      <w:r>
-        <w:t>No regression introduced in existing functionality</w:t>
-      </w:r>
-    </w:p>
-    <w:p>
-      <w:pPr>
-        <w:pStyle w:val="ListBullet"/>
-      </w:pPr>
-      <w:r>
-        <w:t>Relevant documentation updated</w:t>
-      </w:r>
-    </w:p>
-    <w:p>
-      <w:pPr>
-        <w:pStyle w:val="ListBullet"/>
-      </w:pPr>
-      <w:r>
-        <w:t>Deployed to staging/UAT and verified</w:t>
-      </w:r>
-    </w:p>
-    <w:p>
-      <w:pPr>
-        <w:pStyle w:val="ListBullet"/>
-      </w:pPr>
-      <w:r>
-        <w:t>Product Owner sign-off obtained</w:t>
+        <w:t>Acceptance criteria above are met and verified — Verified by: QA/Tester; When: before moving to review</w:t>
+      </w:r>
+    </w:p>
+    <w:p>
+      <w:pPr>
+        <w:pStyle w:val="ListBullet"/>
+      </w:pPr>
+      <w:r>
+        <w:t>Code reviewed and approved — Verified by: peer engineer (second, more senior reviewer for compliance-critical/Four-Eyes stories); When: before merge</w:t>
+      </w:r>
+    </w:p>
+    <w:p>
+      <w:pPr>
+        <w:pStyle w:val="ListBullet"/>
+      </w:pPr>
+      <w:r>
+        <w:t>Automated tests (unit/integration) written and passing — Verified by: implementing developer; When: CI gate, before merge</w:t>
+      </w:r>
+    </w:p>
+    <w:p>
+      <w:pPr>
+        <w:pStyle w:val="ListBullet"/>
+      </w:pPr>
+      <w:r>
+        <w:t>No regression introduced in existing functionality — Verified by: QA + CI regression suite; When: after merge, before staging/UAT deploy</w:t>
+      </w:r>
+    </w:p>
+    <w:p>
+      <w:pPr>
+        <w:pStyle w:val="ListBullet"/>
+      </w:pPr>
+      <w:r>
+        <w:t>Relevant documentation updated — Verified by: developer (technical docs) + BA/PO (user-facing docs); When: before ticket marked Done</w:t>
+      </w:r>
+    </w:p>
+    <w:p>
+      <w:pPr>
+        <w:pStyle w:val="ListBullet"/>
+      </w:pPr>
+      <w:r>
+        <w:t>Deployed to staging/UAT and verified — Verified by: DevOps/release engineer deploys, QA or PO verifies; When: after regression passes, before sign-off</w:t>
+      </w:r>
+    </w:p>
+    <w:p>
+      <w:pPr>
+        <w:pStyle w:val="ListBullet"/>
+      </w:pPr>
+      <w:r>
+        <w:t>Product Owner sign-off obtained — Verified by: Product Owner (+ Compliance/MLRO for regulated tickets); When: final step before release eligibility</w:t>
       </w:r>
     </w:p>
     <w:p>
@@ -7226,55 +7226,55 @@
         <w:pStyle w:val="ListBullet"/>
       </w:pPr>
       <w:r>
-        <w:t>Acceptance criteria above are met and verified</w:t>
-      </w:r>
-    </w:p>
-    <w:p>
-      <w:pPr>
-        <w:pStyle w:val="ListBullet"/>
-      </w:pPr>
-      <w:r>
-        <w:t>Code reviewed and approved</w:t>
-      </w:r>
-    </w:p>
-    <w:p>
-      <w:pPr>
-        <w:pStyle w:val="ListBullet"/>
-      </w:pPr>
-      <w:r>
-        <w:t>Automated tests (unit/integration) written and passing</w:t>
-      </w:r>
-    </w:p>
-    <w:p>
-      <w:pPr>
-        <w:pStyle w:val="ListBullet"/>
-      </w:pPr>
-      <w:r>
-        <w:t>No regression introduced in existing functionality</w:t>
-      </w:r>
-    </w:p>
-    <w:p>
-      <w:pPr>
-        <w:pStyle w:val="ListBullet"/>
-      </w:pPr>
-      <w:r>
-        <w:t>Relevant documentation updated</w:t>
-      </w:r>
-    </w:p>
-    <w:p>
-      <w:pPr>
-        <w:pStyle w:val="ListBullet"/>
-      </w:pPr>
-      <w:r>
-        <w:t>Deployed to staging/UAT and verified</w:t>
-      </w:r>
-    </w:p>
-    <w:p>
-      <w:pPr>
-        <w:pStyle w:val="ListBullet"/>
-      </w:pPr>
-      <w:r>
-        <w:t>Product Owner sign-off obtained</w:t>
+        <w:t>Acceptance criteria above are met and verified — Verified by: QA/Tester; When: before moving to review</w:t>
+      </w:r>
+    </w:p>
+    <w:p>
+      <w:pPr>
+        <w:pStyle w:val="ListBullet"/>
+      </w:pPr>
+      <w:r>
+        <w:t>Code reviewed and approved — Verified by: peer engineer (second, more senior reviewer for compliance-critical/Four-Eyes stories); When: before merge</w:t>
+      </w:r>
+    </w:p>
+    <w:p>
+      <w:pPr>
+        <w:pStyle w:val="ListBullet"/>
+      </w:pPr>
+      <w:r>
+        <w:t>Automated tests (unit/integration) written and passing — Verified by: implementing developer; When: CI gate, before merge</w:t>
+      </w:r>
+    </w:p>
+    <w:p>
+      <w:pPr>
+        <w:pStyle w:val="ListBullet"/>
+      </w:pPr>
+      <w:r>
+        <w:t>No regression introduced in existing functionality — Verified by: QA + CI regression suite; When: after merge, before staging/UAT deploy</w:t>
+      </w:r>
+    </w:p>
+    <w:p>
+      <w:pPr>
+        <w:pStyle w:val="ListBullet"/>
+      </w:pPr>
+      <w:r>
+        <w:t>Relevant documentation updated — Verified by: developer (technical docs) + BA/PO (user-facing docs); When: before ticket marked Done</w:t>
+      </w:r>
+    </w:p>
+    <w:p>
+      <w:pPr>
+        <w:pStyle w:val="ListBullet"/>
+      </w:pPr>
+      <w:r>
+        <w:t>Deployed to staging/UAT and verified — Verified by: DevOps/release engineer deploys, QA or PO verifies; When: after regression passes, before sign-off</w:t>
+      </w:r>
+    </w:p>
+    <w:p>
+      <w:pPr>
+        <w:pStyle w:val="ListBullet"/>
+      </w:pPr>
+      <w:r>
+        <w:t>Product Owner sign-off obtained — Verified by: Product Owner (+ Compliance/MLRO for regulated tickets); When: final step before release eligibility</w:t>
       </w:r>
     </w:p>
     <w:p>
@@ -7353,55 +7353,55 @@
         <w:pStyle w:val="ListBullet"/>
       </w:pPr>
       <w:r>
-        <w:t>Acceptance criteria above are met and verified</w:t>
-      </w:r>
-    </w:p>
-    <w:p>
-      <w:pPr>
-        <w:pStyle w:val="ListBullet"/>
-      </w:pPr>
-      <w:r>
-        <w:t>Code reviewed and approved</w:t>
-      </w:r>
-    </w:p>
-    <w:p>
-      <w:pPr>
-        <w:pStyle w:val="ListBullet"/>
-      </w:pPr>
-      <w:r>
-        <w:t>Automated tests (unit/integration) written and passing</w:t>
-      </w:r>
-    </w:p>
-    <w:p>
-      <w:pPr>
-        <w:pStyle w:val="ListBullet"/>
-      </w:pPr>
-      <w:r>
-        <w:t>No regression introduced in existing functionality</w:t>
-      </w:r>
-    </w:p>
-    <w:p>
-      <w:pPr>
-        <w:pStyle w:val="ListBullet"/>
-      </w:pPr>
-      <w:r>
-        <w:t>Relevant documentation updated</w:t>
-      </w:r>
-    </w:p>
-    <w:p>
-      <w:pPr>
-        <w:pStyle w:val="ListBullet"/>
-      </w:pPr>
-      <w:r>
-        <w:t>Deployed to staging/UAT and verified</w:t>
-      </w:r>
-    </w:p>
-    <w:p>
-      <w:pPr>
-        <w:pStyle w:val="ListBullet"/>
-      </w:pPr>
-      <w:r>
-        <w:t>Product Owner sign-off obtained</w:t>
+        <w:t>Acceptance criteria above are met and verified — Verified by: QA/Tester; When: before moving to review</w:t>
+      </w:r>
+    </w:p>
+    <w:p>
+      <w:pPr>
+        <w:pStyle w:val="ListBullet"/>
+      </w:pPr>
+      <w:r>
+        <w:t>Code reviewed and approved — Verified by: peer engineer (second, more senior reviewer for compliance-critical/Four-Eyes stories); When: before merge</w:t>
+      </w:r>
+    </w:p>
+    <w:p>
+      <w:pPr>
+        <w:pStyle w:val="ListBullet"/>
+      </w:pPr>
+      <w:r>
+        <w:t>Automated tests (unit/integration) written and passing — Verified by: implementing developer; When: CI gate, before merge</w:t>
+      </w:r>
+    </w:p>
+    <w:p>
+      <w:pPr>
+        <w:pStyle w:val="ListBullet"/>
+      </w:pPr>
+      <w:r>
+        <w:t>No regression introduced in existing functionality — Verified by: QA + CI regression suite; When: after merge, before staging/UAT deploy</w:t>
+      </w:r>
+    </w:p>
+    <w:p>
+      <w:pPr>
+        <w:pStyle w:val="ListBullet"/>
+      </w:pPr>
+      <w:r>
+        <w:t>Relevant documentation updated — Verified by: developer (technical docs) + BA/PO (user-facing docs); When: before ticket marked Done</w:t>
+      </w:r>
+    </w:p>
+    <w:p>
+      <w:pPr>
+        <w:pStyle w:val="ListBullet"/>
+      </w:pPr>
+      <w:r>
+        <w:t>Deployed to staging/UAT and verified — Verified by: DevOps/release engineer deploys, QA or PO verifies; When: after regression passes, before sign-off</w:t>
+      </w:r>
+    </w:p>
+    <w:p>
+      <w:pPr>
+        <w:pStyle w:val="ListBullet"/>
+      </w:pPr>
+      <w:r>
+        <w:t>Product Owner sign-off obtained — Verified by: Product Owner (+ Compliance/MLRO for regulated tickets); When: final step before release eligibility</w:t>
       </w:r>
     </w:p>
     <w:p>
@@ -7517,55 +7517,55 @@
         <w:pStyle w:val="ListBullet"/>
       </w:pPr>
       <w:r>
-        <w:t>Acceptance criteria above are met and verified</w:t>
-      </w:r>
-    </w:p>
-    <w:p>
-      <w:pPr>
-        <w:pStyle w:val="ListBullet"/>
-      </w:pPr>
-      <w:r>
-        <w:t>Code reviewed and approved</w:t>
-      </w:r>
-    </w:p>
-    <w:p>
-      <w:pPr>
-        <w:pStyle w:val="ListBullet"/>
-      </w:pPr>
-      <w:r>
-        <w:t>Automated tests (unit/integration) written and passing</w:t>
-      </w:r>
-    </w:p>
-    <w:p>
-      <w:pPr>
-        <w:pStyle w:val="ListBullet"/>
-      </w:pPr>
-      <w:r>
-        <w:t>No regression introduced in existing functionality</w:t>
-      </w:r>
-    </w:p>
-    <w:p>
-      <w:pPr>
-        <w:pStyle w:val="ListBullet"/>
-      </w:pPr>
-      <w:r>
-        <w:t>Relevant documentation updated</w:t>
-      </w:r>
-    </w:p>
-    <w:p>
-      <w:pPr>
-        <w:pStyle w:val="ListBullet"/>
-      </w:pPr>
-      <w:r>
-        <w:t>Deployed to staging/UAT and verified</w:t>
-      </w:r>
-    </w:p>
-    <w:p>
-      <w:pPr>
-        <w:pStyle w:val="ListBullet"/>
-      </w:pPr>
-      <w:r>
-        <w:t>Product Owner sign-off obtained</w:t>
+        <w:t>Acceptance criteria above are met and verified — Verified by: QA/Tester; When: before moving to review</w:t>
+      </w:r>
+    </w:p>
+    <w:p>
+      <w:pPr>
+        <w:pStyle w:val="ListBullet"/>
+      </w:pPr>
+      <w:r>
+        <w:t>Code reviewed and approved — Verified by: peer engineer (second, more senior reviewer for compliance-critical/Four-Eyes stories); When: before merge</w:t>
+      </w:r>
+    </w:p>
+    <w:p>
+      <w:pPr>
+        <w:pStyle w:val="ListBullet"/>
+      </w:pPr>
+      <w:r>
+        <w:t>Automated tests (unit/integration) written and passing — Verified by: implementing developer; When: CI gate, before merge</w:t>
+      </w:r>
+    </w:p>
+    <w:p>
+      <w:pPr>
+        <w:pStyle w:val="ListBullet"/>
+      </w:pPr>
+      <w:r>
+        <w:t>No regression introduced in existing functionality — Verified by: QA + CI regression suite; When: after merge, before staging/UAT deploy</w:t>
+      </w:r>
+    </w:p>
+    <w:p>
+      <w:pPr>
+        <w:pStyle w:val="ListBullet"/>
+      </w:pPr>
+      <w:r>
+        <w:t>Relevant documentation updated — Verified by: developer (technical docs) + BA/PO (user-facing docs); When: before ticket marked Done</w:t>
+      </w:r>
+    </w:p>
+    <w:p>
+      <w:pPr>
+        <w:pStyle w:val="ListBullet"/>
+      </w:pPr>
+      <w:r>
+        <w:t>Deployed to staging/UAT and verified — Verified by: DevOps/release engineer deploys, QA or PO verifies; When: after regression passes, before sign-off</w:t>
+      </w:r>
+    </w:p>
+    <w:p>
+      <w:pPr>
+        <w:pStyle w:val="ListBullet"/>
+      </w:pPr>
+      <w:r>
+        <w:t>Product Owner sign-off obtained — Verified by: Product Owner (+ Compliance/MLRO for regulated tickets); When: final step before release eligibility</w:t>
       </w:r>
     </w:p>
     <w:p>
@@ -7660,55 +7660,55 @@
         <w:pStyle w:val="ListBullet"/>
       </w:pPr>
       <w:r>
-        <w:t>Acceptance criteria above are met and verified</w:t>
-      </w:r>
-    </w:p>
-    <w:p>
-      <w:pPr>
-        <w:pStyle w:val="ListBullet"/>
-      </w:pPr>
-      <w:r>
-        <w:t>Code reviewed and approved</w:t>
-      </w:r>
-    </w:p>
-    <w:p>
-      <w:pPr>
-        <w:pStyle w:val="ListBullet"/>
-      </w:pPr>
-      <w:r>
-        <w:t>Automated tests (unit/integration) written and passing</w:t>
-      </w:r>
-    </w:p>
-    <w:p>
-      <w:pPr>
-        <w:pStyle w:val="ListBullet"/>
-      </w:pPr>
-      <w:r>
-        <w:t>No regression introduced in existing functionality</w:t>
-      </w:r>
-    </w:p>
-    <w:p>
-      <w:pPr>
-        <w:pStyle w:val="ListBullet"/>
-      </w:pPr>
-      <w:r>
-        <w:t>Relevant documentation updated</w:t>
-      </w:r>
-    </w:p>
-    <w:p>
-      <w:pPr>
-        <w:pStyle w:val="ListBullet"/>
-      </w:pPr>
-      <w:r>
-        <w:t>Deployed to staging/UAT and verified</w:t>
-      </w:r>
-    </w:p>
-    <w:p>
-      <w:pPr>
-        <w:pStyle w:val="ListBullet"/>
-      </w:pPr>
-      <w:r>
-        <w:t>Product Owner sign-off obtained</w:t>
+        <w:t>Acceptance criteria above are met and verified — Verified by: QA/Tester; When: before moving to review</w:t>
+      </w:r>
+    </w:p>
+    <w:p>
+      <w:pPr>
+        <w:pStyle w:val="ListBullet"/>
+      </w:pPr>
+      <w:r>
+        <w:t>Code reviewed and approved — Verified by: peer engineer (second, more senior reviewer for compliance-critical/Four-Eyes stories); When: before merge</w:t>
+      </w:r>
+    </w:p>
+    <w:p>
+      <w:pPr>
+        <w:pStyle w:val="ListBullet"/>
+      </w:pPr>
+      <w:r>
+        <w:t>Automated tests (unit/integration) written and passing — Verified by: implementing developer; When: CI gate, before merge</w:t>
+      </w:r>
+    </w:p>
+    <w:p>
+      <w:pPr>
+        <w:pStyle w:val="ListBullet"/>
+      </w:pPr>
+      <w:r>
+        <w:t>No regression introduced in existing functionality — Verified by: QA + CI regression suite; When: after merge, before staging/UAT deploy</w:t>
+      </w:r>
+    </w:p>
+    <w:p>
+      <w:pPr>
+        <w:pStyle w:val="ListBullet"/>
+      </w:pPr>
+      <w:r>
+        <w:t>Relevant documentation updated — Verified by: developer (technical docs) + BA/PO (user-facing docs); When: before ticket marked Done</w:t>
+      </w:r>
+    </w:p>
+    <w:p>
+      <w:pPr>
+        <w:pStyle w:val="ListBullet"/>
+      </w:pPr>
+      <w:r>
+        <w:t>Deployed to staging/UAT and verified — Verified by: DevOps/release engineer deploys, QA or PO verifies; When: after regression passes, before sign-off</w:t>
+      </w:r>
+    </w:p>
+    <w:p>
+      <w:pPr>
+        <w:pStyle w:val="ListBullet"/>
+      </w:pPr>
+      <w:r>
+        <w:t>Product Owner sign-off obtained — Verified by: Product Owner (+ Compliance/MLRO for regulated tickets); When: final step before release eligibility</w:t>
       </w:r>
     </w:p>
     <w:p>
@@ -7816,55 +7816,55 @@
         <w:pStyle w:val="ListBullet"/>
       </w:pPr>
       <w:r>
-        <w:t>Acceptance criteria above are met and verified</w:t>
-      </w:r>
-    </w:p>
-    <w:p>
-      <w:pPr>
-        <w:pStyle w:val="ListBullet"/>
-      </w:pPr>
-      <w:r>
-        <w:t>Code reviewed and approved</w:t>
-      </w:r>
-    </w:p>
-    <w:p>
-      <w:pPr>
-        <w:pStyle w:val="ListBullet"/>
-      </w:pPr>
-      <w:r>
-        <w:t>Automated tests (unit/integration) written and passing</w:t>
-      </w:r>
-    </w:p>
-    <w:p>
-      <w:pPr>
-        <w:pStyle w:val="ListBullet"/>
-      </w:pPr>
-      <w:r>
-        <w:t>No regression introduced in existing functionality</w:t>
-      </w:r>
-    </w:p>
-    <w:p>
-      <w:pPr>
-        <w:pStyle w:val="ListBullet"/>
-      </w:pPr>
-      <w:r>
-        <w:t>Relevant documentation updated</w:t>
-      </w:r>
-    </w:p>
-    <w:p>
-      <w:pPr>
-        <w:pStyle w:val="ListBullet"/>
-      </w:pPr>
-      <w:r>
-        <w:t>Deployed to staging/UAT and verified</w:t>
-      </w:r>
-    </w:p>
-    <w:p>
-      <w:pPr>
-        <w:pStyle w:val="ListBullet"/>
-      </w:pPr>
-      <w:r>
-        <w:t>Product Owner sign-off obtained</w:t>
+        <w:t>Acceptance criteria above are met and verified — Verified by: QA/Tester; When: before moving to review</w:t>
+      </w:r>
+    </w:p>
+    <w:p>
+      <w:pPr>
+        <w:pStyle w:val="ListBullet"/>
+      </w:pPr>
+      <w:r>
+        <w:t>Code reviewed and approved — Verified by: peer engineer (second, more senior reviewer for compliance-critical/Four-Eyes stories); When: before merge</w:t>
+      </w:r>
+    </w:p>
+    <w:p>
+      <w:pPr>
+        <w:pStyle w:val="ListBullet"/>
+      </w:pPr>
+      <w:r>
+        <w:t>Automated tests (unit/integration) written and passing — Verified by: implementing developer; When: CI gate, before merge</w:t>
+      </w:r>
+    </w:p>
+    <w:p>
+      <w:pPr>
+        <w:pStyle w:val="ListBullet"/>
+      </w:pPr>
+      <w:r>
+        <w:t>No regression introduced in existing functionality — Verified by: QA + CI regression suite; When: after merge, before staging/UAT deploy</w:t>
+      </w:r>
+    </w:p>
+    <w:p>
+      <w:pPr>
+        <w:pStyle w:val="ListBullet"/>
+      </w:pPr>
+      <w:r>
+        <w:t>Relevant documentation updated — Verified by: developer (technical docs) + BA/PO (user-facing docs); When: before ticket marked Done</w:t>
+      </w:r>
+    </w:p>
+    <w:p>
+      <w:pPr>
+        <w:pStyle w:val="ListBullet"/>
+      </w:pPr>
+      <w:r>
+        <w:t>Deployed to staging/UAT and verified — Verified by: DevOps/release engineer deploys, QA or PO verifies; When: after regression passes, before sign-off</w:t>
+      </w:r>
+    </w:p>
+    <w:p>
+      <w:pPr>
+        <w:pStyle w:val="ListBullet"/>
+      </w:pPr>
+      <w:r>
+        <w:t>Product Owner sign-off obtained — Verified by: Product Owner (+ Compliance/MLRO for regulated tickets); When: final step before release eligibility</w:t>
       </w:r>
     </w:p>
     <w:p>
@@ -7951,55 +7951,55 @@
         <w:pStyle w:val="ListBullet"/>
       </w:pPr>
       <w:r>
-        <w:t>Acceptance criteria above are met and verified</w:t>
-      </w:r>
-    </w:p>
-    <w:p>
-      <w:pPr>
-        <w:pStyle w:val="ListBullet"/>
-      </w:pPr>
-      <w:r>
-        <w:t>Code reviewed and approved</w:t>
-      </w:r>
-    </w:p>
-    <w:p>
-      <w:pPr>
-        <w:pStyle w:val="ListBullet"/>
-      </w:pPr>
-      <w:r>
-        <w:t>Automated tests (unit/integration) written and passing</w:t>
-      </w:r>
-    </w:p>
-    <w:p>
-      <w:pPr>
-        <w:pStyle w:val="ListBullet"/>
-      </w:pPr>
-      <w:r>
-        <w:t>No regression introduced in existing functionality</w:t>
-      </w:r>
-    </w:p>
-    <w:p>
-      <w:pPr>
-        <w:pStyle w:val="ListBullet"/>
-      </w:pPr>
-      <w:r>
-        <w:t>Relevant documentation updated</w:t>
-      </w:r>
-    </w:p>
-    <w:p>
-      <w:pPr>
-        <w:pStyle w:val="ListBullet"/>
-      </w:pPr>
-      <w:r>
-        <w:t>Deployed to staging/UAT and verified</w:t>
-      </w:r>
-    </w:p>
-    <w:p>
-      <w:pPr>
-        <w:pStyle w:val="ListBullet"/>
-      </w:pPr>
-      <w:r>
-        <w:t>Product Owner sign-off obtained</w:t>
+        <w:t>Acceptance criteria above are met and verified — Verified by: QA/Tester; When: before moving to review</w:t>
+      </w:r>
+    </w:p>
+    <w:p>
+      <w:pPr>
+        <w:pStyle w:val="ListBullet"/>
+      </w:pPr>
+      <w:r>
+        <w:t>Code reviewed and approved — Verified by: peer engineer (second, more senior reviewer for compliance-critical/Four-Eyes stories); When: before merge</w:t>
+      </w:r>
+    </w:p>
+    <w:p>
+      <w:pPr>
+        <w:pStyle w:val="ListBullet"/>
+      </w:pPr>
+      <w:r>
+        <w:t>Automated tests (unit/integration) written and passing — Verified by: implementing developer; When: CI gate, before merge</w:t>
+      </w:r>
+    </w:p>
+    <w:p>
+      <w:pPr>
+        <w:pStyle w:val="ListBullet"/>
+      </w:pPr>
+      <w:r>
+        <w:t>No regression introduced in existing functionality — Verified by: QA + CI regression suite; When: after merge, before staging/UAT deploy</w:t>
+      </w:r>
+    </w:p>
+    <w:p>
+      <w:pPr>
+        <w:pStyle w:val="ListBullet"/>
+      </w:pPr>
+      <w:r>
+        <w:t>Relevant documentation updated — Verified by: developer (technical docs) + BA/PO (user-facing docs); When: before ticket marked Done</w:t>
+      </w:r>
+    </w:p>
+    <w:p>
+      <w:pPr>
+        <w:pStyle w:val="ListBullet"/>
+      </w:pPr>
+      <w:r>
+        <w:t>Deployed to staging/UAT and verified — Verified by: DevOps/release engineer deploys, QA or PO verifies; When: after regression passes, before sign-off</w:t>
+      </w:r>
+    </w:p>
+    <w:p>
+      <w:pPr>
+        <w:pStyle w:val="ListBullet"/>
+      </w:pPr>
+      <w:r>
+        <w:t>Product Owner sign-off obtained — Verified by: Product Owner (+ Compliance/MLRO for regulated tickets); When: final step before release eligibility</w:t>
       </w:r>
     </w:p>
     <w:p>
@@ -8107,55 +8107,55 @@
         <w:pStyle w:val="ListBullet"/>
       </w:pPr>
       <w:r>
-        <w:t>Acceptance criteria above are met and verified</w:t>
-      </w:r>
-    </w:p>
-    <w:p>
-      <w:pPr>
-        <w:pStyle w:val="ListBullet"/>
-      </w:pPr>
-      <w:r>
-        <w:t>Code reviewed and approved</w:t>
-      </w:r>
-    </w:p>
-    <w:p>
-      <w:pPr>
-        <w:pStyle w:val="ListBullet"/>
-      </w:pPr>
-      <w:r>
-        <w:t>Automated tests (unit/integration) written and passing</w:t>
-      </w:r>
-    </w:p>
-    <w:p>
-      <w:pPr>
-        <w:pStyle w:val="ListBullet"/>
-      </w:pPr>
-      <w:r>
-        <w:t>No regression introduced in existing functionality</w:t>
-      </w:r>
-    </w:p>
-    <w:p>
-      <w:pPr>
-        <w:pStyle w:val="ListBullet"/>
-      </w:pPr>
-      <w:r>
-        <w:t>Relevant documentation updated</w:t>
-      </w:r>
-    </w:p>
-    <w:p>
-      <w:pPr>
-        <w:pStyle w:val="ListBullet"/>
-      </w:pPr>
-      <w:r>
-        <w:t>Deployed to staging/UAT and verified</w:t>
-      </w:r>
-    </w:p>
-    <w:p>
-      <w:pPr>
-        <w:pStyle w:val="ListBullet"/>
-      </w:pPr>
-      <w:r>
-        <w:t>Product Owner sign-off obtained</w:t>
+        <w:t>Acceptance criteria above are met and verified — Verified by: QA/Tester; When: before moving to review</w:t>
+      </w:r>
+    </w:p>
+    <w:p>
+      <w:pPr>
+        <w:pStyle w:val="ListBullet"/>
+      </w:pPr>
+      <w:r>
+        <w:t>Code reviewed and approved — Verified by: peer engineer (second, more senior reviewer for compliance-critical/Four-Eyes stories); When: before merge</w:t>
+      </w:r>
+    </w:p>
+    <w:p>
+      <w:pPr>
+        <w:pStyle w:val="ListBullet"/>
+      </w:pPr>
+      <w:r>
+        <w:t>Automated tests (unit/integration) written and passing — Verified by: implementing developer; When: CI gate, before merge</w:t>
+      </w:r>
+    </w:p>
+    <w:p>
+      <w:pPr>
+        <w:pStyle w:val="ListBullet"/>
+      </w:pPr>
+      <w:r>
+        <w:t>No regression introduced in existing functionality — Verified by: QA + CI regression suite; When: after merge, before staging/UAT deploy</w:t>
+      </w:r>
+    </w:p>
+    <w:p>
+      <w:pPr>
+        <w:pStyle w:val="ListBullet"/>
+      </w:pPr>
+      <w:r>
+        <w:t>Relevant documentation updated — Verified by: developer (technical docs) + BA/PO (user-facing docs); When: before ticket marked Done</w:t>
+      </w:r>
+    </w:p>
+    <w:p>
+      <w:pPr>
+        <w:pStyle w:val="ListBullet"/>
+      </w:pPr>
+      <w:r>
+        <w:t>Deployed to staging/UAT and verified — Verified by: DevOps/release engineer deploys, QA or PO verifies; When: after regression passes, before sign-off</w:t>
+      </w:r>
+    </w:p>
+    <w:p>
+      <w:pPr>
+        <w:pStyle w:val="ListBullet"/>
+      </w:pPr>
+      <w:r>
+        <w:t>Product Owner sign-off obtained — Verified by: Product Owner (+ Compliance/MLRO for regulated tickets); When: final step before release eligibility</w:t>
       </w:r>
     </w:p>
     <w:p>
@@ -8234,55 +8234,55 @@
         <w:pStyle w:val="ListBullet"/>
       </w:pPr>
       <w:r>
-        <w:t>Acceptance criteria above are met and verified</w:t>
-      </w:r>
-    </w:p>
-    <w:p>
-      <w:pPr>
-        <w:pStyle w:val="ListBullet"/>
-      </w:pPr>
-      <w:r>
-        <w:t>Code reviewed and approved</w:t>
-      </w:r>
-    </w:p>
-    <w:p>
-      <w:pPr>
-        <w:pStyle w:val="ListBullet"/>
-      </w:pPr>
-      <w:r>
-        <w:t>Automated tests (unit/integration) written and passing</w:t>
-      </w:r>
-    </w:p>
-    <w:p>
-      <w:pPr>
-        <w:pStyle w:val="ListBullet"/>
-      </w:pPr>
-      <w:r>
-        <w:t>No regression introduced in existing functionality</w:t>
-      </w:r>
-    </w:p>
-    <w:p>
-      <w:pPr>
-        <w:pStyle w:val="ListBullet"/>
-      </w:pPr>
-      <w:r>
-        <w:t>Relevant documentation updated</w:t>
-      </w:r>
-    </w:p>
-    <w:p>
-      <w:pPr>
-        <w:pStyle w:val="ListBullet"/>
-      </w:pPr>
-      <w:r>
-        <w:t>Deployed to staging/UAT and verified</w:t>
-      </w:r>
-    </w:p>
-    <w:p>
-      <w:pPr>
-        <w:pStyle w:val="ListBullet"/>
-      </w:pPr>
-      <w:r>
-        <w:t>Product Owner sign-off obtained</w:t>
+        <w:t>Acceptance criteria above are met and verified — Verified by: QA/Tester; When: before moving to review</w:t>
+      </w:r>
+    </w:p>
+    <w:p>
+      <w:pPr>
+        <w:pStyle w:val="ListBullet"/>
+      </w:pPr>
+      <w:r>
+        <w:t>Code reviewed and approved — Verified by: peer engineer (second, more senior reviewer for compliance-critical/Four-Eyes stories); When: before merge</w:t>
+      </w:r>
+    </w:p>
+    <w:p>
+      <w:pPr>
+        <w:pStyle w:val="ListBullet"/>
+      </w:pPr>
+      <w:r>
+        <w:t>Automated tests (unit/integration) written and passing — Verified by: implementing developer; When: CI gate, before merge</w:t>
+      </w:r>
+    </w:p>
+    <w:p>
+      <w:pPr>
+        <w:pStyle w:val="ListBullet"/>
+      </w:pPr>
+      <w:r>
+        <w:t>No regression introduced in existing functionality — Verified by: QA + CI regression suite; When: after merge, before staging/UAT deploy</w:t>
+      </w:r>
+    </w:p>
+    <w:p>
+      <w:pPr>
+        <w:pStyle w:val="ListBullet"/>
+      </w:pPr>
+      <w:r>
+        <w:t>Relevant documentation updated — Verified by: developer (technical docs) + BA/PO (user-facing docs); When: before ticket marked Done</w:t>
+      </w:r>
+    </w:p>
+    <w:p>
+      <w:pPr>
+        <w:pStyle w:val="ListBullet"/>
+      </w:pPr>
+      <w:r>
+        <w:t>Deployed to staging/UAT and verified — Verified by: DevOps/release engineer deploys, QA or PO verifies; When: after regression passes, before sign-off</w:t>
+      </w:r>
+    </w:p>
+    <w:p>
+      <w:pPr>
+        <w:pStyle w:val="ListBullet"/>
+      </w:pPr>
+      <w:r>
+        <w:t>Product Owner sign-off obtained — Verified by: Product Owner (+ Compliance/MLRO for regulated tickets); When: final step before release eligibility</w:t>
       </w:r>
     </w:p>
     <w:p>
@@ -8398,55 +8398,55 @@
         <w:pStyle w:val="ListBullet"/>
       </w:pPr>
       <w:r>
-        <w:t>Acceptance criteria above are met and verified</w:t>
-      </w:r>
-    </w:p>
-    <w:p>
-      <w:pPr>
-        <w:pStyle w:val="ListBullet"/>
-      </w:pPr>
-      <w:r>
-        <w:t>Code reviewed and approved</w:t>
-      </w:r>
-    </w:p>
-    <w:p>
-      <w:pPr>
-        <w:pStyle w:val="ListBullet"/>
-      </w:pPr>
-      <w:r>
-        <w:t>Automated tests (unit/integration) written and passing</w:t>
-      </w:r>
-    </w:p>
-    <w:p>
-      <w:pPr>
-        <w:pStyle w:val="ListBullet"/>
-      </w:pPr>
-      <w:r>
-        <w:t>No regression introduced in existing functionality</w:t>
-      </w:r>
-    </w:p>
-    <w:p>
-      <w:pPr>
-        <w:pStyle w:val="ListBullet"/>
-      </w:pPr>
-      <w:r>
-        <w:t>Relevant documentation updated</w:t>
-      </w:r>
-    </w:p>
-    <w:p>
-      <w:pPr>
-        <w:pStyle w:val="ListBullet"/>
-      </w:pPr>
-      <w:r>
-        <w:t>Deployed to staging/UAT and verified</w:t>
-      </w:r>
-    </w:p>
-    <w:p>
-      <w:pPr>
-        <w:pStyle w:val="ListBullet"/>
-      </w:pPr>
-      <w:r>
-        <w:t>Product Owner sign-off obtained</w:t>
+        <w:t>Acceptance criteria above are met and verified — Verified by: QA/Tester; When: before moving to review</w:t>
+      </w:r>
+    </w:p>
+    <w:p>
+      <w:pPr>
+        <w:pStyle w:val="ListBullet"/>
+      </w:pPr>
+      <w:r>
+        <w:t>Code reviewed and approved — Verified by: peer engineer (second, more senior reviewer for compliance-critical/Four-Eyes stories); When: before merge</w:t>
+      </w:r>
+    </w:p>
+    <w:p>
+      <w:pPr>
+        <w:pStyle w:val="ListBullet"/>
+      </w:pPr>
+      <w:r>
+        <w:t>Automated tests (unit/integration) written and passing — Verified by: implementing developer; When: CI gate, before merge</w:t>
+      </w:r>
+    </w:p>
+    <w:p>
+      <w:pPr>
+        <w:pStyle w:val="ListBullet"/>
+      </w:pPr>
+      <w:r>
+        <w:t>No regression introduced in existing functionality — Verified by: QA + CI regression suite; When: after merge, before staging/UAT deploy</w:t>
+      </w:r>
+    </w:p>
+    <w:p>
+      <w:pPr>
+        <w:pStyle w:val="ListBullet"/>
+      </w:pPr>
+      <w:r>
+        <w:t>Relevant documentation updated — Verified by: developer (technical docs) + BA/PO (user-facing docs); When: before ticket marked Done</w:t>
+      </w:r>
+    </w:p>
+    <w:p>
+      <w:pPr>
+        <w:pStyle w:val="ListBullet"/>
+      </w:pPr>
+      <w:r>
+        <w:t>Deployed to staging/UAT and verified — Verified by: DevOps/release engineer deploys, QA or PO verifies; When: after regression passes, before sign-off</w:t>
+      </w:r>
+    </w:p>
+    <w:p>
+      <w:pPr>
+        <w:pStyle w:val="ListBullet"/>
+      </w:pPr>
+      <w:r>
+        <w:t>Product Owner sign-off obtained — Verified by: Product Owner (+ Compliance/MLRO for regulated tickets); When: final step before release eligibility</w:t>
       </w:r>
     </w:p>
     <w:p>
@@ -8570,55 +8570,55 @@
         <w:pStyle w:val="ListBullet"/>
       </w:pPr>
       <w:r>
-        <w:t>Acceptance criteria above are met and verified</w:t>
-      </w:r>
-    </w:p>
-    <w:p>
-      <w:pPr>
-        <w:pStyle w:val="ListBullet"/>
-      </w:pPr>
-      <w:r>
-        <w:t>Code reviewed and approved</w:t>
-      </w:r>
-    </w:p>
-    <w:p>
-      <w:pPr>
-        <w:pStyle w:val="ListBullet"/>
-      </w:pPr>
-      <w:r>
-        <w:t>Automated tests (unit/integration) written and passing</w:t>
-      </w:r>
-    </w:p>
-    <w:p>
-      <w:pPr>
-        <w:pStyle w:val="ListBullet"/>
-      </w:pPr>
-      <w:r>
-        <w:t>No regression introduced in existing functionality</w:t>
-      </w:r>
-    </w:p>
-    <w:p>
-      <w:pPr>
-        <w:pStyle w:val="ListBullet"/>
-      </w:pPr>
-      <w:r>
-        <w:t>Relevant documentation updated</w:t>
-      </w:r>
-    </w:p>
-    <w:p>
-      <w:pPr>
-        <w:pStyle w:val="ListBullet"/>
-      </w:pPr>
-      <w:r>
-        <w:t>Deployed to staging/UAT and verified</w:t>
-      </w:r>
-    </w:p>
-    <w:p>
-      <w:pPr>
-        <w:pStyle w:val="ListBullet"/>
-      </w:pPr>
-      <w:r>
-        <w:t>Product Owner sign-off obtained</w:t>
+        <w:t>Acceptance criteria above are met and verified — Verified by: QA/Tester; When: before moving to review</w:t>
+      </w:r>
+    </w:p>
+    <w:p>
+      <w:pPr>
+        <w:pStyle w:val="ListBullet"/>
+      </w:pPr>
+      <w:r>
+        <w:t>Code reviewed and approved — Verified by: peer engineer (second, more senior reviewer for compliance-critical/Four-Eyes stories); When: before merge</w:t>
+      </w:r>
+    </w:p>
+    <w:p>
+      <w:pPr>
+        <w:pStyle w:val="ListBullet"/>
+      </w:pPr>
+      <w:r>
+        <w:t>Automated tests (unit/integration) written and passing — Verified by: implementing developer; When: CI gate, before merge</w:t>
+      </w:r>
+    </w:p>
+    <w:p>
+      <w:pPr>
+        <w:pStyle w:val="ListBullet"/>
+      </w:pPr>
+      <w:r>
+        <w:t>No regression introduced in existing functionality — Verified by: QA + CI regression suite; When: after merge, before staging/UAT deploy</w:t>
+      </w:r>
+    </w:p>
+    <w:p>
+      <w:pPr>
+        <w:pStyle w:val="ListBullet"/>
+      </w:pPr>
+      <w:r>
+        <w:t>Relevant documentation updated — Verified by: developer (technical docs) + BA/PO (user-facing docs); When: before ticket marked Done</w:t>
+      </w:r>
+    </w:p>
+    <w:p>
+      <w:pPr>
+        <w:pStyle w:val="ListBullet"/>
+      </w:pPr>
+      <w:r>
+        <w:t>Deployed to staging/UAT and verified — Verified by: DevOps/release engineer deploys, QA or PO verifies; When: after regression passes, before sign-off</w:t>
+      </w:r>
+    </w:p>
+    <w:p>
+      <w:pPr>
+        <w:pStyle w:val="ListBullet"/>
+      </w:pPr>
+      <w:r>
+        <w:t>Product Owner sign-off obtained — Verified by: Product Owner (+ Compliance/MLRO for regulated tickets); When: final step before release eligibility</w:t>
       </w:r>
     </w:p>
     <w:p>
@@ -8705,55 +8705,55 @@
         <w:pStyle w:val="ListBullet"/>
       </w:pPr>
       <w:r>
-        <w:t>Acceptance criteria above are met and verified</w:t>
-      </w:r>
-    </w:p>
-    <w:p>
-      <w:pPr>
-        <w:pStyle w:val="ListBullet"/>
-      </w:pPr>
-      <w:r>
-        <w:t>Code reviewed and approved</w:t>
-      </w:r>
-    </w:p>
-    <w:p>
-      <w:pPr>
-        <w:pStyle w:val="ListBullet"/>
-      </w:pPr>
-      <w:r>
-        <w:t>Automated tests (unit/integration) written and passing</w:t>
-      </w:r>
-    </w:p>
-    <w:p>
-      <w:pPr>
-        <w:pStyle w:val="ListBullet"/>
-      </w:pPr>
-      <w:r>
-        <w:t>No regression introduced in existing functionality</w:t>
-      </w:r>
-    </w:p>
-    <w:p>
-      <w:pPr>
-        <w:pStyle w:val="ListBullet"/>
-      </w:pPr>
-      <w:r>
-        <w:t>Relevant documentation updated</w:t>
-      </w:r>
-    </w:p>
-    <w:p>
-      <w:pPr>
-        <w:pStyle w:val="ListBullet"/>
-      </w:pPr>
-      <w:r>
-        <w:t>Deployed to staging/UAT and verified</w:t>
-      </w:r>
-    </w:p>
-    <w:p>
-      <w:pPr>
-        <w:pStyle w:val="ListBullet"/>
-      </w:pPr>
-      <w:r>
-        <w:t>Product Owner sign-off obtained</w:t>
+        <w:t>Acceptance criteria above are met and verified — Verified by: QA/Tester; When: before moving to review</w:t>
+      </w:r>
+    </w:p>
+    <w:p>
+      <w:pPr>
+        <w:pStyle w:val="ListBullet"/>
+      </w:pPr>
+      <w:r>
+        <w:t>Code reviewed and approved — Verified by: peer engineer (second, more senior reviewer for compliance-critical/Four-Eyes stories); When: before merge</w:t>
+      </w:r>
+    </w:p>
+    <w:p>
+      <w:pPr>
+        <w:pStyle w:val="ListBullet"/>
+      </w:pPr>
+      <w:r>
+        <w:t>Automated tests (unit/integration) written and passing — Verified by: implementing developer; When: CI gate, before merge</w:t>
+      </w:r>
+    </w:p>
+    <w:p>
+      <w:pPr>
+        <w:pStyle w:val="ListBullet"/>
+      </w:pPr>
+      <w:r>
+        <w:t>No regression introduced in existing functionality — Verified by: QA + CI regression suite; When: after merge, before staging/UAT deploy</w:t>
+      </w:r>
+    </w:p>
+    <w:p>
+      <w:pPr>
+        <w:pStyle w:val="ListBullet"/>
+      </w:pPr>
+      <w:r>
+        <w:t>Relevant documentation updated — Verified by: developer (technical docs) + BA/PO (user-facing docs); When: before ticket marked Done</w:t>
+      </w:r>
+    </w:p>
+    <w:p>
+      <w:pPr>
+        <w:pStyle w:val="ListBullet"/>
+      </w:pPr>
+      <w:r>
+        <w:t>Deployed to staging/UAT and verified — Verified by: DevOps/release engineer deploys, QA or PO verifies; When: after regression passes, before sign-off</w:t>
+      </w:r>
+    </w:p>
+    <w:p>
+      <w:pPr>
+        <w:pStyle w:val="ListBullet"/>
+      </w:pPr>
+      <w:r>
+        <w:t>Product Owner sign-off obtained — Verified by: Product Owner (+ Compliance/MLRO for regulated tickets); When: final step before release eligibility</w:t>
       </w:r>
     </w:p>
     <w:p>
@@ -8877,55 +8877,55 @@
         <w:pStyle w:val="ListBullet"/>
       </w:pPr>
       <w:r>
-        <w:t>Acceptance criteria above are met and verified</w:t>
-      </w:r>
-    </w:p>
-    <w:p>
-      <w:pPr>
-        <w:pStyle w:val="ListBullet"/>
-      </w:pPr>
-      <w:r>
-        <w:t>Code reviewed and approved</w:t>
-      </w:r>
-    </w:p>
-    <w:p>
-      <w:pPr>
-        <w:pStyle w:val="ListBullet"/>
-      </w:pPr>
-      <w:r>
-        <w:t>Automated tests (unit/integration) written and passing</w:t>
-      </w:r>
-    </w:p>
-    <w:p>
-      <w:pPr>
-        <w:pStyle w:val="ListBullet"/>
-      </w:pPr>
-      <w:r>
-        <w:t>No regression introduced in existing functionality</w:t>
-      </w:r>
-    </w:p>
-    <w:p>
-      <w:pPr>
-        <w:pStyle w:val="ListBullet"/>
-      </w:pPr>
-      <w:r>
-        <w:t>Relevant documentation updated</w:t>
-      </w:r>
-    </w:p>
-    <w:p>
-      <w:pPr>
-        <w:pStyle w:val="ListBullet"/>
-      </w:pPr>
-      <w:r>
-        <w:t>Deployed to staging/UAT and verified</w:t>
-      </w:r>
-    </w:p>
-    <w:p>
-      <w:pPr>
-        <w:pStyle w:val="ListBullet"/>
-      </w:pPr>
-      <w:r>
-        <w:t>Product Owner sign-off obtained</w:t>
+        <w:t>Acceptance criteria above are met and verified — Verified by: QA/Tester; When: before moving to review</w:t>
+      </w:r>
+    </w:p>
+    <w:p>
+      <w:pPr>
+        <w:pStyle w:val="ListBullet"/>
+      </w:pPr>
+      <w:r>
+        <w:t>Code reviewed and approved — Verified by: peer engineer (second, more senior reviewer for compliance-critical/Four-Eyes stories); When: before merge</w:t>
+      </w:r>
+    </w:p>
+    <w:p>
+      <w:pPr>
+        <w:pStyle w:val="ListBullet"/>
+      </w:pPr>
+      <w:r>
+        <w:t>Automated tests (unit/integration) written and passing — Verified by: implementing developer; When: CI gate, before merge</w:t>
+      </w:r>
+    </w:p>
+    <w:p>
+      <w:pPr>
+        <w:pStyle w:val="ListBullet"/>
+      </w:pPr>
+      <w:r>
+        <w:t>No regression introduced in existing functionality — Verified by: QA + CI regression suite; When: after merge, before staging/UAT deploy</w:t>
+      </w:r>
+    </w:p>
+    <w:p>
+      <w:pPr>
+        <w:pStyle w:val="ListBullet"/>
+      </w:pPr>
+      <w:r>
+        <w:t>Relevant documentation updated — Verified by: developer (technical docs) + BA/PO (user-facing docs); When: before ticket marked Done</w:t>
+      </w:r>
+    </w:p>
+    <w:p>
+      <w:pPr>
+        <w:pStyle w:val="ListBullet"/>
+      </w:pPr>
+      <w:r>
+        <w:t>Deployed to staging/UAT and verified — Verified by: DevOps/release engineer deploys, QA or PO verifies; When: after regression passes, before sign-off</w:t>
+      </w:r>
+    </w:p>
+    <w:p>
+      <w:pPr>
+        <w:pStyle w:val="ListBullet"/>
+      </w:pPr>
+      <w:r>
+        <w:t>Product Owner sign-off obtained — Verified by: Product Owner (+ Compliance/MLRO for regulated tickets); When: final step before release eligibility</w:t>
       </w:r>
     </w:p>
     <w:p>
@@ -9041,55 +9041,55 @@
         <w:pStyle w:val="ListBullet"/>
       </w:pPr>
       <w:r>
-        <w:t>Acceptance criteria above are met and verified</w:t>
-      </w:r>
-    </w:p>
-    <w:p>
-      <w:pPr>
-        <w:pStyle w:val="ListBullet"/>
-      </w:pPr>
-      <w:r>
-        <w:t>Code reviewed and approved</w:t>
-      </w:r>
-    </w:p>
-    <w:p>
-      <w:pPr>
-        <w:pStyle w:val="ListBullet"/>
-      </w:pPr>
-      <w:r>
-        <w:t>Automated tests (unit/integration) written and passing</w:t>
-      </w:r>
-    </w:p>
-    <w:p>
-      <w:pPr>
-        <w:pStyle w:val="ListBullet"/>
-      </w:pPr>
-      <w:r>
-        <w:t>No regression introduced in existing functionality</w:t>
-      </w:r>
-    </w:p>
-    <w:p>
-      <w:pPr>
-        <w:pStyle w:val="ListBullet"/>
-      </w:pPr>
-      <w:r>
-        <w:t>Relevant documentation updated</w:t>
-      </w:r>
-    </w:p>
-    <w:p>
-      <w:pPr>
-        <w:pStyle w:val="ListBullet"/>
-      </w:pPr>
-      <w:r>
-        <w:t>Deployed to staging/UAT and verified</w:t>
-      </w:r>
-    </w:p>
-    <w:p>
-      <w:pPr>
-        <w:pStyle w:val="ListBullet"/>
-      </w:pPr>
-      <w:r>
-        <w:t>Product Owner sign-off obtained</w:t>
+        <w:t>Acceptance criteria above are met and verified — Verified by: QA/Tester; When: before moving to review</w:t>
+      </w:r>
+    </w:p>
+    <w:p>
+      <w:pPr>
+        <w:pStyle w:val="ListBullet"/>
+      </w:pPr>
+      <w:r>
+        <w:t>Code reviewed and approved — Verified by: peer engineer (second, more senior reviewer for compliance-critical/Four-Eyes stories); When: before merge</w:t>
+      </w:r>
+    </w:p>
+    <w:p>
+      <w:pPr>
+        <w:pStyle w:val="ListBullet"/>
+      </w:pPr>
+      <w:r>
+        <w:t>Automated tests (unit/integration) written and passing — Verified by: implementing developer; When: CI gate, before merge</w:t>
+      </w:r>
+    </w:p>
+    <w:p>
+      <w:pPr>
+        <w:pStyle w:val="ListBullet"/>
+      </w:pPr>
+      <w:r>
+        <w:t>No regression introduced in existing functionality — Verified by: QA + CI regression suite; When: after merge, before staging/UAT deploy</w:t>
+      </w:r>
+    </w:p>
+    <w:p>
+      <w:pPr>
+        <w:pStyle w:val="ListBullet"/>
+      </w:pPr>
+      <w:r>
+        <w:t>Relevant documentation updated — Verified by: developer (technical docs) + BA/PO (user-facing docs); When: before ticket marked Done</w:t>
+      </w:r>
+    </w:p>
+    <w:p>
+      <w:pPr>
+        <w:pStyle w:val="ListBullet"/>
+      </w:pPr>
+      <w:r>
+        <w:t>Deployed to staging/UAT and verified — Verified by: DevOps/release engineer deploys, QA or PO verifies; When: after regression passes, before sign-off</w:t>
+      </w:r>
+    </w:p>
+    <w:p>
+      <w:pPr>
+        <w:pStyle w:val="ListBullet"/>
+      </w:pPr>
+      <w:r>
+        <w:t>Product Owner sign-off obtained — Verified by: Product Owner (+ Compliance/MLRO for regulated tickets); When: final step before release eligibility</w:t>
       </w:r>
     </w:p>
     <w:p>
